--- a/万象虎-新手教程.docx
+++ b/万象虎-新手教程.docx
@@ -2351,6 +2351,97 @@
           <w:lang w:val="en-US" w:bidi="ar-SA" w:eastAsia="en-US"/>
         </w:rPr>
         <w:t>万象虎的拼音反查是 '单引号前缀  `反引号后缀  ctrl+y开关  三种方式皆可</w:t>
+      </w:r>
+    </w:p>
+    <w:p>
+      <w:pPr>
+        <w:pStyle w:val="style0"/>
+        <w:kinsoku w:val="false"/>
+        <w:autoSpaceDE w:val="false"/>
+        <w:autoSpaceDN w:val="false"/>
+        <w:adjustRightInd w:val="false"/>
+        <w:snapToGrid w:val="false"/>
+        <w:spacing w:before="88" w:lineRule="auto" w:line="194"/>
+        <w:ind w:left="142" w:right="181"/>
+        <w:jc w:val="left"/>
+        <w:textAlignment w:val="baseline"/>
+        <w:rPr>
+          <w:rFonts w:ascii="微软雅黑" w:cs="微软雅黑" w:eastAsia="微软雅黑" w:hAnsi="微软雅黑" w:hint="default"/>
+          <w:b w:val="false"/>
+          <w:bCs w:val="false"/>
+          <w:i w:val="false"/>
+          <w:iCs w:val="false"/>
+          <w:snapToGrid w:val="false"/>
+          <w:color w:val="000000"/>
+          <w:spacing w:val="-1"/>
+          <w:kern w:val="0"/>
+          <w:sz w:val="24"/>
+          <w:szCs w:val="24"/>
+          <w:highlight w:val="none"/>
+          <w:vertAlign w:val="baseline"/>
+          <w:em w:val="none"/>
+          <w:lang w:val="en-US" w:bidi="ar-SA" w:eastAsia="en-US"/>
+        </w:rPr>
+      </w:pPr>
+      <w:r>
+        <w:rPr>
+          <w:rFonts w:ascii="Arial" w:cs="Arial" w:eastAsia="Arial" w:hAnsi="Arial" w:hint="default"/>
+          <w:b w:val="false"/>
+          <w:bCs w:val="false"/>
+          <w:i w:val="false"/>
+          <w:iCs w:val="false"/>
+          <w:snapToGrid w:val="false"/>
+          <w:color w:val="ababab"/>
+          <w:spacing w:val="-1"/>
+          <w:kern w:val="0"/>
+          <w:sz w:val="24"/>
+          <w:szCs w:val="24"/>
+          <w:highlight w:val="none"/>
+          <w:vertAlign w:val="baseline"/>
+          <w:em w:val="none"/>
+          <w:lang w:val="en-US" w:bidi="ar-SA" w:eastAsia="en-US"/>
+        </w:rPr>
+        <w:t>2.</w:t>
+      </w:r>
+      <w:r>
+        <w:rPr>
+          <w:rFonts w:ascii="Arial" w:cs="Arial" w:eastAsia="Arial" w:hAnsi="Arial" w:hint="default"/>
+          <w:b w:val="false"/>
+          <w:bCs w:val="false"/>
+          <w:i w:val="false"/>
+          <w:iCs w:val="false"/>
+          <w:snapToGrid w:val="false"/>
+          <w:color w:val="ababab"/>
+          <w:spacing w:val="-1"/>
+          <w:kern w:val="0"/>
+          <w:sz w:val="24"/>
+          <w:szCs w:val="24"/>
+          <w:highlight w:val="none"/>
+          <w:vertAlign w:val="baseline"/>
+          <w:em w:val="none"/>
+          <w:lang w:val="en-US" w:bidi="ar-SA" w:eastAsia="en-US"/>
+        </w:rPr>
+        <w:t xml:space="preserve"> </w:t>
+      </w:r>
+      <w:r>
+        <w:rPr>
+          <w:rFonts w:ascii="微软雅黑" w:cs="微软雅黑" w:eastAsia="微软雅黑" w:hAnsi="微软雅黑" w:hint="default"/>
+          <w:b w:val="false"/>
+          <w:bCs w:val="false"/>
+          <w:i w:val="false"/>
+          <w:iCs w:val="false"/>
+          <w:snapToGrid w:val="false"/>
+          <w:color w:val="000000"/>
+          <w:spacing w:val="-1"/>
+          <w:kern w:val="0"/>
+          <w:sz w:val="24"/>
+          <w:szCs w:val="24"/>
+          <w:highlight w:val="none"/>
+          <w:vertAlign w:val="baseline"/>
+          <w:em w:val="none"/>
+          <w:lang w:val="en-US" w:bidi="ar-SA" w:eastAsia="en-US"/>
+        </w:rPr>
+        <w:t>默认小鹤+虎辅（可以使用指令更改拼音类型，输入'/zrm'，快速切换为自然码双拼， /flypy→小鹤双拼 /mspy→微软双拼 /zrm→自然码 /sogou→搜狗双拼 /abc→智能ABC /ziguang→紫光双拼 /pyjj→拼音加加 /gbpy→国标双拼 /lxsq→乱序17 /pinyin→全拼</w:t>
       </w:r>
     </w:p>
     <w:p>
@@ -2369,13 +2460,13 @@
       </w:pPr>
       <w:r>
         <w:rPr>
-          <w:rFonts w:ascii="Arial" w:cs="Arial" w:eastAsia="Arial" w:hAnsi="Arial" w:hint="default"/>
-          <w:b w:val="false"/>
-          <w:bCs w:val="false"/>
-          <w:i w:val="false"/>
-          <w:iCs w:val="false"/>
-          <w:snapToGrid w:val="false"/>
-          <w:color w:val="ababab"/>
+          <w:rFonts w:ascii="微软雅黑" w:cs="微软雅黑" w:eastAsia="微软雅黑" w:hAnsi="微软雅黑" w:hint="default"/>
+          <w:b w:val="false"/>
+          <w:bCs w:val="false"/>
+          <w:i w:val="false"/>
+          <w:iCs w:val="false"/>
+          <w:snapToGrid w:val="false"/>
+          <w:color w:val="000000"/>
           <w:spacing w:val="-1"/>
           <w:kern w:val="0"/>
           <w:sz w:val="24"/>
@@ -2385,47 +2476,7 @@
           <w:em w:val="none"/>
           <w:lang w:val="en-US" w:bidi="ar-SA" w:eastAsia="en-US"/>
         </w:rPr>
-        <w:t>2.</w:t>
-      </w:r>
-      <w:r>
-        <w:rPr>
-          <w:rFonts w:ascii="Arial" w:cs="Arial" w:eastAsia="Arial" w:hAnsi="Arial" w:hint="default"/>
-          <w:b w:val="false"/>
-          <w:bCs w:val="false"/>
-          <w:i w:val="false"/>
-          <w:iCs w:val="false"/>
-          <w:snapToGrid w:val="false"/>
-          <w:color w:val="ababab"/>
-          <w:spacing w:val="-1"/>
-          <w:kern w:val="0"/>
-          <w:sz w:val="24"/>
-          <w:szCs w:val="24"/>
-          <w:highlight w:val="none"/>
-          <w:vertAlign w:val="baseline"/>
-          <w:em w:val="none"/>
-          <w:lang w:val="en-US" w:bidi="ar-SA" w:eastAsia="en-US"/>
-        </w:rPr>
-        <w:t xml:space="preserve"> </w:t>
-      </w:r>
-      <w:r>
-        <w:rPr>
-          <w:rFonts w:ascii="微软雅黑" w:cs="微软雅黑" w:eastAsia="微软雅黑" w:hAnsi="微软雅黑" w:hint="default"/>
-          <w:b w:val="false"/>
-          <w:bCs w:val="false"/>
-          <w:i w:val="false"/>
-          <w:iCs w:val="false"/>
-          <w:snapToGrid w:val="false"/>
-          <w:color w:val="000000"/>
-          <w:spacing w:val="-1"/>
-          <w:kern w:val="0"/>
-          <w:sz w:val="24"/>
-          <w:szCs w:val="24"/>
-          <w:highlight w:val="none"/>
-          <w:vertAlign w:val="baseline"/>
-          <w:em w:val="none"/>
-          <w:lang w:val="en-US" w:bidi="ar-SA" w:eastAsia="en-US"/>
-        </w:rPr>
-        <w:t>默认小鹤+虎辅（可以在wanxiang_pro.schema.yaml更改拼音类型）</w:t>
+        <w:t>也可以在wanxiang_pro.custom.yaml更改，但注意空格数量等问题，否则可能导致指令失效）</w:t>
       </w:r>
     </w:p>
     <w:p>
@@ -2774,7 +2825,7 @@
           <w:em w:val="none"/>
           <w:lang w:val="en-US" w:bidi="ar-SA" w:eastAsia="en-US"/>
         </w:rPr>
-        <w:t>2造的词部署一下会出现在ti.txt</w:t>
+        <w:t>2造的词部署一下会出现在custom_phrase/zaoci.txt</w:t>
       </w:r>
     </w:p>
     <w:p>
@@ -2865,7 +2916,7 @@
           <w:em w:val="none"/>
           <w:lang w:val="en-US" w:bidi="ar-SA" w:eastAsia="en-US"/>
         </w:rPr>
-        <w:t>改ti.txt然后部署</w:t>
+        <w:t>改custom_phrase/zaoci.txt然后部署</w:t>
       </w:r>
       <w:r>
         <w:rPr>
@@ -3032,7 +3083,7 @@
           <w:em w:val="none"/>
           <w:lang w:val="en-US" w:bidi="ar-SA" w:eastAsia="en-US"/>
         </w:rPr>
-        <w:t>4码临时简词功能：只要最近上屏了一段文本(无论上屏文本是用虎码还是拼音打出来的)，就可以在次选用4码虎词的格式打出这段文字 ，接下来确认上屏的自造词将会被永久化储存在user_words.lua文件中</w:t>
+        <w:t>4码临时简词功能：只要最近上屏了一段文本(无论上屏文本是用虎码还是拼音打出来的)，就可以在次选用4码虎词的格式打出这段文字 ，接下来确认上屏的自造词将会被永久化储存在custom_phrase/jianci.lua文件中</w:t>
       </w:r>
     </w:p>
     <w:p>
@@ -4040,7 +4091,7 @@
           <w:em w:val="none"/>
           <w:lang w:val="en-US" w:bidi="ar-SA" w:eastAsia="en-US"/>
         </w:rPr>
-        <w:t>。 （移走lua/sequence.txt会导出记录到新sequence.txt，放回去部署则导入，同一设备导入需要改一下sequence.txt里面的user_id）</w:t>
+        <w:t>。</w:t>
       </w:r>
     </w:p>
     <w:p>
@@ -5093,7 +5144,7 @@
           <w:em w:val="none"/>
           <w:lang w:val="en-US" w:bidi="ar-SA" w:eastAsia="en-US"/>
         </w:rPr>
-        <w:t>双击单引号</w:t>
+        <w:t>双击单引号 或;;双击分号 或输入q/ 或z 或[ 或]</w:t>
       </w:r>
     </w:p>
     <w:p>
@@ -5754,7 +5805,62 @@
           <w:em w:val="none"/>
           <w:lang w:val="en-US" w:bidi="ar-SA" w:eastAsia="en-US"/>
         </w:rPr>
-        <w:t>文件检索与管理 Z前缀</w:t>
+        <w:t>文件检索与管理 /wj前缀</w:t>
+      </w:r>
+    </w:p>
+    <w:p>
+      <w:pPr>
+        <w:pStyle w:val="style0"/>
+        <w:kinsoku w:val="false"/>
+        <w:autoSpaceDE w:val="false"/>
+        <w:autoSpaceDN w:val="false"/>
+        <w:adjustRightInd w:val="false"/>
+        <w:snapToGrid w:val="false"/>
+        <w:spacing w:before="88" w:lineRule="auto" w:line="194"/>
+        <w:ind w:left="402" w:right="181" w:hanging="260"/>
+        <w:jc w:val="left"/>
+        <w:textAlignment w:val="baseline"/>
+        <w:rPr/>
+      </w:pPr>
+      <w:r>
+        <w:rPr>
+          <w:rFonts w:ascii="Arial" w:cs="Arial" w:eastAsia="Arial" w:hAnsi="Arial" w:hint="default"/>
+          <w:b w:val="false"/>
+          <w:bCs w:val="false"/>
+          <w:i w:val="false"/>
+          <w:iCs w:val="false"/>
+          <w:snapToGrid w:val="false"/>
+          <w:color w:val="ababab"/>
+          <w:spacing w:val="-4"/>
+          <w:kern w:val="0"/>
+          <w:sz w:val="24"/>
+          <w:szCs w:val="24"/>
+          <w:highlight w:val="none"/>
+          <w:vertAlign w:val="baseline"/>
+          <w:em w:val="none"/>
+          <w:lang w:val="en-US" w:bidi="ar-SA" w:eastAsia="en-US"/>
+        </w:rPr>
+        <w:t>13.</w:t>
+      </w:r>
+      <w:r>
+        <w:rPr>
+          <w:rFonts w:ascii="微软雅黑" w:cs="微软雅黑" w:eastAsia="微软雅黑" w:hAnsi="微软雅黑" w:hint="default"/>
+          <w:b w:val="false"/>
+          <w:bCs w:val="false"/>
+          <w:i w:val="false"/>
+          <w:iCs w:val="false"/>
+          <w:snapToGrid w:val="false"/>
+          <w:color w:val="000000"/>
+          <w:spacing w:val="-4"/>
+          <w:kern w:val="0"/>
+          <w:sz w:val="24"/>
+          <w:szCs w:val="24"/>
+          <w:highlight w:val="none"/>
+          <w:vertAlign w:val="baseline"/>
+          <w:em w:val="none"/>
+          <w:lang w:val="en-US" w:bidi="ar-SA" w:eastAsia="en-US"/>
+        </w:rPr>
+        <w:t xml:space="preserve"> 阅读功能：/re开始 /结束</w:t>
       </w:r>
     </w:p>
     <w:p>
@@ -5981,7 +6087,23 @@
         <w:ind w:left="402" w:right="181" w:hanging="260"/>
         <w:jc w:val="left"/>
         <w:textAlignment w:val="baseline"/>
-        <w:rPr/>
+        <w:rPr>
+          <w:rFonts w:ascii="Arial" w:cs="Arial" w:eastAsia="Arial" w:hAnsi="Arial" w:hint="default"/>
+          <w:b w:val="false"/>
+          <w:bCs w:val="false"/>
+          <w:i w:val="false"/>
+          <w:iCs w:val="false"/>
+          <w:snapToGrid w:val="false"/>
+          <w:color w:val="ababab"/>
+          <w:spacing w:val="-1"/>
+          <w:kern w:val="0"/>
+          <w:sz w:val="24"/>
+          <w:szCs w:val="24"/>
+          <w:highlight w:val="none"/>
+          <w:vertAlign w:val="baseline"/>
+          <w:em w:val="none"/>
+          <w:lang w:val="en-US" w:bidi="ar-SA" w:eastAsia="en-US"/>
+        </w:rPr>
       </w:pPr>
       <w:r>
         <w:rPr>
@@ -6041,82 +6163,7 @@
           <w:em w:val="none"/>
           <w:lang w:val="en-US" w:bidi="ar-SA" w:eastAsia="en-US"/>
         </w:rPr>
-        <w:t>V前缀：计算器</w:t>
-      </w:r>
-    </w:p>
-    <w:p>
-      <w:pPr>
-        <w:pStyle w:val="style0"/>
-        <w:kinsoku w:val="false"/>
-        <w:autoSpaceDE w:val="false"/>
-        <w:autoSpaceDN w:val="false"/>
-        <w:adjustRightInd w:val="false"/>
-        <w:snapToGrid w:val="false"/>
-        <w:spacing w:before="88" w:lineRule="auto" w:line="194"/>
-        <w:ind w:left="142" w:right="181"/>
-        <w:jc w:val="left"/>
-        <w:textAlignment w:val="baseline"/>
-        <w:rPr/>
-      </w:pPr>
-      <w:r>
-        <w:rPr>
-          <w:rFonts w:ascii="Arial" w:cs="Arial" w:eastAsia="Arial" w:hAnsi="Arial" w:hint="default"/>
-          <w:b w:val="false"/>
-          <w:bCs w:val="false"/>
-          <w:i w:val="false"/>
-          <w:iCs w:val="false"/>
-          <w:snapToGrid w:val="false"/>
-          <w:color w:val="ababab"/>
-          <w:spacing w:val="-1"/>
-          <w:kern w:val="0"/>
-          <w:sz w:val="24"/>
-          <w:szCs w:val="24"/>
-          <w:highlight w:val="none"/>
-          <w:vertAlign w:val="baseline"/>
-          <w:em w:val="none"/>
-          <w:lang w:val="en-US" w:bidi="ar-SA" w:eastAsia="en-US"/>
-        </w:rPr>
-        <w:t>3.</w:t>
-      </w:r>
-      <w:r>
-        <w:rPr>
-          <w:rFonts w:ascii="Arial" w:cs="Arial" w:eastAsia="Arial" w:hAnsi="Arial" w:hint="default"/>
-          <w:b w:val="false"/>
-          <w:bCs w:val="false"/>
-          <w:i w:val="false"/>
-          <w:iCs w:val="false"/>
-          <w:snapToGrid w:val="false"/>
-          <w:color w:val="ababab"/>
-          <w:spacing w:val="-1"/>
-          <w:kern w:val="0"/>
-          <w:sz w:val="24"/>
-          <w:szCs w:val="24"/>
-          <w:highlight w:val="none"/>
-          <w:vertAlign w:val="baseline"/>
-          <w:em w:val="none"/>
-          <w:lang w:val="en-US" w:bidi="ar-SA" w:eastAsia="en-US"/>
-        </w:rPr>
-        <w:t xml:space="preserve"> </w:t>
-      </w:r>
-      <w:r>
-        <w:rPr>
-          <w:rFonts w:ascii="微软雅黑" w:cs="微软雅黑" w:eastAsia="微软雅黑" w:hAnsi="微软雅黑" w:hint="default"/>
-          <w:b w:val="false"/>
-          <w:bCs w:val="false"/>
-          <w:i w:val="false"/>
-          <w:iCs w:val="false"/>
-          <w:snapToGrid w:val="false"/>
-          <w:color w:val="000000"/>
-          <w:spacing w:val="-1"/>
-          <w:kern w:val="0"/>
-          <w:sz w:val="24"/>
-          <w:szCs w:val="24"/>
-          <w:highlight w:val="none"/>
-          <w:vertAlign w:val="baseline"/>
-          <w:em w:val="none"/>
-          <w:lang w:val="en-US" w:bidi="ar-SA" w:eastAsia="en-US"/>
-        </w:rPr>
-        <w:t>N前缀：数字转日期大写</w:t>
+        <w:t>快符 /后缀</w:t>
       </w:r>
     </w:p>
     <w:p>
@@ -6142,16 +6189,16 @@
           <w:iCs w:val="false"/>
           <w:snapToGrid w:val="false"/>
           <w:color w:val="ababab"/>
-          <w:spacing w:val="-4"/>
-          <w:kern w:val="0"/>
-          <w:sz w:val="24"/>
-          <w:szCs w:val="24"/>
-          <w:highlight w:val="none"/>
-          <w:vertAlign w:val="baseline"/>
-          <w:em w:val="none"/>
-          <w:lang w:val="en-US" w:bidi="ar-SA" w:eastAsia="en-US"/>
-        </w:rPr>
-        <w:t>4.</w:t>
+          <w:spacing w:val="-1"/>
+          <w:kern w:val="0"/>
+          <w:sz w:val="24"/>
+          <w:szCs w:val="24"/>
+          <w:highlight w:val="none"/>
+          <w:vertAlign w:val="baseline"/>
+          <w:em w:val="none"/>
+          <w:lang w:val="en-US" w:bidi="ar-SA" w:eastAsia="en-US"/>
+        </w:rPr>
+        <w:t>3.</w:t>
       </w:r>
       <w:r>
         <w:rPr>
@@ -6162,7 +6209,7 @@
           <w:iCs w:val="false"/>
           <w:snapToGrid w:val="false"/>
           <w:color w:val="ababab"/>
-          <w:spacing w:val="-4"/>
+          <w:spacing w:val="-1"/>
           <w:kern w:val="0"/>
           <w:sz w:val="24"/>
           <w:szCs w:val="24"/>
@@ -6182,16 +6229,16 @@
           <w:iCs w:val="false"/>
           <w:snapToGrid w:val="false"/>
           <w:color w:val="000000"/>
-          <w:spacing w:val="-4"/>
-          <w:kern w:val="0"/>
-          <w:sz w:val="24"/>
-          <w:szCs w:val="24"/>
-          <w:highlight w:val="none"/>
-          <w:vertAlign w:val="baseline"/>
-          <w:em w:val="none"/>
-          <w:lang w:val="en-US" w:bidi="ar-SA" w:eastAsia="en-US"/>
-        </w:rPr>
-        <w:t>R前缀：数字转金额大写</w:t>
+          <w:spacing w:val="-1"/>
+          <w:kern w:val="0"/>
+          <w:sz w:val="24"/>
+          <w:szCs w:val="24"/>
+          <w:highlight w:val="none"/>
+          <w:vertAlign w:val="baseline"/>
+          <w:em w:val="none"/>
+          <w:lang w:val="en-US" w:bidi="ar-SA" w:eastAsia="en-US"/>
+        </w:rPr>
+        <w:t>符号包裹 \后缀</w:t>
       </w:r>
     </w:p>
     <w:p>
@@ -6226,7 +6273,7 @@
           <w:em w:val="none"/>
           <w:lang w:val="en-US" w:bidi="ar-SA" w:eastAsia="en-US"/>
         </w:rPr>
-        <w:t>5.</w:t>
+        <w:t>4.</w:t>
       </w:r>
       <w:r>
         <w:rPr>
@@ -6266,7 +6313,407 @@
           <w:em w:val="none"/>
           <w:lang w:val="en-US" w:bidi="ar-SA" w:eastAsia="en-US"/>
         </w:rPr>
-        <w:t>U前缀：Unicode编码转文字</w:t>
+        <w:t>输入'/zrm'，快速切换为自然码双拼，</w:t>
+      </w:r>
+      <w:r>
+        <w:rPr>
+          <w:rFonts w:ascii="微软雅黑" w:cs="微软雅黑" w:eastAsia="微软雅黑" w:hAnsi="微软雅黑" w:hint="default"/>
+          <w:b w:val="false"/>
+          <w:bCs w:val="false"/>
+          <w:i w:val="false"/>
+          <w:iCs w:val="false"/>
+          <w:snapToGrid w:val="false"/>
+          <w:color w:val="000000"/>
+          <w:spacing w:val="-4"/>
+          <w:kern w:val="0"/>
+          <w:sz w:val="24"/>
+          <w:szCs w:val="24"/>
+          <w:highlight w:val="none"/>
+          <w:vertAlign w:val="baseline"/>
+          <w:em w:val="none"/>
+          <w:lang w:val="en-US" w:bidi="ar-SA" w:eastAsia="en-US"/>
+        </w:rPr>
+        <w:t xml:space="preserve"> </w:t>
+      </w:r>
+      <w:r>
+        <w:rPr>
+          <w:rFonts w:ascii="微软雅黑" w:cs="微软雅黑" w:eastAsia="微软雅黑" w:hAnsi="微软雅黑" w:hint="default"/>
+          <w:b w:val="false"/>
+          <w:bCs w:val="false"/>
+          <w:i w:val="false"/>
+          <w:iCs w:val="false"/>
+          <w:snapToGrid w:val="false"/>
+          <w:color w:val="000000"/>
+          <w:spacing w:val="-4"/>
+          <w:kern w:val="0"/>
+          <w:sz w:val="24"/>
+          <w:szCs w:val="24"/>
+          <w:highlight w:val="none"/>
+          <w:vertAlign w:val="baseline"/>
+          <w:em w:val="none"/>
+          <w:lang w:val="en-US" w:bidi="ar-SA" w:eastAsia="en-US"/>
+        </w:rPr>
+        <w:t>/flypy→小鹤双拼</w:t>
+      </w:r>
+      <w:r>
+        <w:rPr>
+          <w:rFonts w:ascii="微软雅黑" w:cs="微软雅黑" w:eastAsia="微软雅黑" w:hAnsi="微软雅黑" w:hint="default"/>
+          <w:b w:val="false"/>
+          <w:bCs w:val="false"/>
+          <w:i w:val="false"/>
+          <w:iCs w:val="false"/>
+          <w:snapToGrid w:val="false"/>
+          <w:color w:val="000000"/>
+          <w:spacing w:val="-4"/>
+          <w:kern w:val="0"/>
+          <w:sz w:val="24"/>
+          <w:szCs w:val="24"/>
+          <w:highlight w:val="none"/>
+          <w:vertAlign w:val="baseline"/>
+          <w:em w:val="none"/>
+          <w:lang w:val="en-US" w:bidi="ar-SA" w:eastAsia="en-US"/>
+        </w:rPr>
+        <w:t xml:space="preserve"> </w:t>
+      </w:r>
+      <w:r>
+        <w:rPr>
+          <w:rFonts w:ascii="微软雅黑" w:cs="微软雅黑" w:eastAsia="微软雅黑" w:hAnsi="微软雅黑" w:hint="default"/>
+          <w:b w:val="false"/>
+          <w:bCs w:val="false"/>
+          <w:i w:val="false"/>
+          <w:iCs w:val="false"/>
+          <w:snapToGrid w:val="false"/>
+          <w:color w:val="000000"/>
+          <w:spacing w:val="-4"/>
+          <w:kern w:val="0"/>
+          <w:sz w:val="24"/>
+          <w:szCs w:val="24"/>
+          <w:highlight w:val="none"/>
+          <w:vertAlign w:val="baseline"/>
+          <w:em w:val="none"/>
+          <w:lang w:val="en-US" w:bidi="ar-SA" w:eastAsia="en-US"/>
+        </w:rPr>
+        <w:t>/mspy→微软双拼</w:t>
+      </w:r>
+      <w:r>
+        <w:rPr>
+          <w:rFonts w:ascii="微软雅黑" w:cs="微软雅黑" w:eastAsia="微软雅黑" w:hAnsi="微软雅黑" w:hint="default"/>
+          <w:b w:val="false"/>
+          <w:bCs w:val="false"/>
+          <w:i w:val="false"/>
+          <w:iCs w:val="false"/>
+          <w:snapToGrid w:val="false"/>
+          <w:color w:val="000000"/>
+          <w:spacing w:val="-4"/>
+          <w:kern w:val="0"/>
+          <w:sz w:val="24"/>
+          <w:szCs w:val="24"/>
+          <w:highlight w:val="none"/>
+          <w:vertAlign w:val="baseline"/>
+          <w:em w:val="none"/>
+          <w:lang w:val="en-US" w:bidi="ar-SA" w:eastAsia="en-US"/>
+        </w:rPr>
+        <w:t xml:space="preserve"> </w:t>
+      </w:r>
+      <w:r>
+        <w:rPr>
+          <w:rFonts w:ascii="微软雅黑" w:cs="微软雅黑" w:eastAsia="微软雅黑" w:hAnsi="微软雅黑" w:hint="default"/>
+          <w:b w:val="false"/>
+          <w:bCs w:val="false"/>
+          <w:i w:val="false"/>
+          <w:iCs w:val="false"/>
+          <w:snapToGrid w:val="false"/>
+          <w:color w:val="000000"/>
+          <w:spacing w:val="-4"/>
+          <w:kern w:val="0"/>
+          <w:sz w:val="24"/>
+          <w:szCs w:val="24"/>
+          <w:highlight w:val="none"/>
+          <w:vertAlign w:val="baseline"/>
+          <w:em w:val="none"/>
+          <w:lang w:val="en-US" w:bidi="ar-SA" w:eastAsia="en-US"/>
+        </w:rPr>
+        <w:t>/zrm→自然码</w:t>
+      </w:r>
+      <w:r>
+        <w:rPr>
+          <w:rFonts w:ascii="微软雅黑" w:cs="微软雅黑" w:eastAsia="微软雅黑" w:hAnsi="微软雅黑" w:hint="default"/>
+          <w:b w:val="false"/>
+          <w:bCs w:val="false"/>
+          <w:i w:val="false"/>
+          <w:iCs w:val="false"/>
+          <w:snapToGrid w:val="false"/>
+          <w:color w:val="000000"/>
+          <w:spacing w:val="-4"/>
+          <w:kern w:val="0"/>
+          <w:sz w:val="24"/>
+          <w:szCs w:val="24"/>
+          <w:highlight w:val="none"/>
+          <w:vertAlign w:val="baseline"/>
+          <w:em w:val="none"/>
+          <w:lang w:val="en-US" w:bidi="ar-SA" w:eastAsia="en-US"/>
+        </w:rPr>
+        <w:t xml:space="preserve"> </w:t>
+      </w:r>
+      <w:r>
+        <w:rPr>
+          <w:rFonts w:ascii="微软雅黑" w:cs="微软雅黑" w:eastAsia="微软雅黑" w:hAnsi="微软雅黑" w:hint="default"/>
+          <w:b w:val="false"/>
+          <w:bCs w:val="false"/>
+          <w:i w:val="false"/>
+          <w:iCs w:val="false"/>
+          <w:snapToGrid w:val="false"/>
+          <w:color w:val="000000"/>
+          <w:spacing w:val="-4"/>
+          <w:kern w:val="0"/>
+          <w:sz w:val="24"/>
+          <w:szCs w:val="24"/>
+          <w:highlight w:val="none"/>
+          <w:vertAlign w:val="baseline"/>
+          <w:em w:val="none"/>
+          <w:lang w:val="en-US" w:bidi="ar-SA" w:eastAsia="en-US"/>
+        </w:rPr>
+        <w:t>/sogou→搜狗双拼</w:t>
+      </w:r>
+      <w:r>
+        <w:rPr>
+          <w:rFonts w:ascii="微软雅黑" w:cs="微软雅黑" w:eastAsia="微软雅黑" w:hAnsi="微软雅黑" w:hint="default"/>
+          <w:b w:val="false"/>
+          <w:bCs w:val="false"/>
+          <w:i w:val="false"/>
+          <w:iCs w:val="false"/>
+          <w:snapToGrid w:val="false"/>
+          <w:color w:val="000000"/>
+          <w:spacing w:val="-4"/>
+          <w:kern w:val="0"/>
+          <w:sz w:val="24"/>
+          <w:szCs w:val="24"/>
+          <w:highlight w:val="none"/>
+          <w:vertAlign w:val="baseline"/>
+          <w:em w:val="none"/>
+          <w:lang w:val="en-US" w:bidi="ar-SA" w:eastAsia="en-US"/>
+        </w:rPr>
+        <w:t xml:space="preserve"> </w:t>
+      </w:r>
+      <w:r>
+        <w:rPr>
+          <w:rFonts w:ascii="微软雅黑" w:cs="微软雅黑" w:eastAsia="微软雅黑" w:hAnsi="微软雅黑" w:hint="default"/>
+          <w:b w:val="false"/>
+          <w:bCs w:val="false"/>
+          <w:i w:val="false"/>
+          <w:iCs w:val="false"/>
+          <w:snapToGrid w:val="false"/>
+          <w:color w:val="000000"/>
+          <w:spacing w:val="-4"/>
+          <w:kern w:val="0"/>
+          <w:sz w:val="24"/>
+          <w:szCs w:val="24"/>
+          <w:highlight w:val="none"/>
+          <w:vertAlign w:val="baseline"/>
+          <w:em w:val="none"/>
+          <w:lang w:val="en-US" w:bidi="ar-SA" w:eastAsia="en-US"/>
+        </w:rPr>
+        <w:t>/abc→智能ABC</w:t>
+      </w:r>
+      <w:r>
+        <w:rPr>
+          <w:rFonts w:ascii="微软雅黑" w:cs="微软雅黑" w:eastAsia="微软雅黑" w:hAnsi="微软雅黑" w:hint="default"/>
+          <w:b w:val="false"/>
+          <w:bCs w:val="false"/>
+          <w:i w:val="false"/>
+          <w:iCs w:val="false"/>
+          <w:snapToGrid w:val="false"/>
+          <w:color w:val="000000"/>
+          <w:spacing w:val="-4"/>
+          <w:kern w:val="0"/>
+          <w:sz w:val="24"/>
+          <w:szCs w:val="24"/>
+          <w:highlight w:val="none"/>
+          <w:vertAlign w:val="baseline"/>
+          <w:em w:val="none"/>
+          <w:lang w:val="en-US" w:bidi="ar-SA" w:eastAsia="en-US"/>
+        </w:rPr>
+        <w:t xml:space="preserve"> </w:t>
+      </w:r>
+      <w:r>
+        <w:rPr>
+          <w:rFonts w:ascii="微软雅黑" w:cs="微软雅黑" w:eastAsia="微软雅黑" w:hAnsi="微软雅黑" w:hint="default"/>
+          <w:b w:val="false"/>
+          <w:bCs w:val="false"/>
+          <w:i w:val="false"/>
+          <w:iCs w:val="false"/>
+          <w:snapToGrid w:val="false"/>
+          <w:color w:val="000000"/>
+          <w:spacing w:val="-4"/>
+          <w:kern w:val="0"/>
+          <w:sz w:val="24"/>
+          <w:szCs w:val="24"/>
+          <w:highlight w:val="none"/>
+          <w:vertAlign w:val="baseline"/>
+          <w:em w:val="none"/>
+          <w:lang w:val="en-US" w:bidi="ar-SA" w:eastAsia="en-US"/>
+        </w:rPr>
+        <w:t>/ziguang→紫光双拼</w:t>
+      </w:r>
+      <w:r>
+        <w:rPr>
+          <w:rFonts w:ascii="微软雅黑" w:cs="微软雅黑" w:eastAsia="微软雅黑" w:hAnsi="微软雅黑" w:hint="default"/>
+          <w:b w:val="false"/>
+          <w:bCs w:val="false"/>
+          <w:i w:val="false"/>
+          <w:iCs w:val="false"/>
+          <w:snapToGrid w:val="false"/>
+          <w:color w:val="000000"/>
+          <w:spacing w:val="-4"/>
+          <w:kern w:val="0"/>
+          <w:sz w:val="24"/>
+          <w:szCs w:val="24"/>
+          <w:highlight w:val="none"/>
+          <w:vertAlign w:val="baseline"/>
+          <w:em w:val="none"/>
+          <w:lang w:val="en-US" w:bidi="ar-SA" w:eastAsia="en-US"/>
+        </w:rPr>
+        <w:t xml:space="preserve"> </w:t>
+      </w:r>
+      <w:r>
+        <w:rPr>
+          <w:rFonts w:ascii="微软雅黑" w:cs="微软雅黑" w:eastAsia="微软雅黑" w:hAnsi="微软雅黑" w:hint="default"/>
+          <w:b w:val="false"/>
+          <w:bCs w:val="false"/>
+          <w:i w:val="false"/>
+          <w:iCs w:val="false"/>
+          <w:snapToGrid w:val="false"/>
+          <w:color w:val="000000"/>
+          <w:spacing w:val="-4"/>
+          <w:kern w:val="0"/>
+          <w:sz w:val="24"/>
+          <w:szCs w:val="24"/>
+          <w:highlight w:val="none"/>
+          <w:vertAlign w:val="baseline"/>
+          <w:em w:val="none"/>
+          <w:lang w:val="en-US" w:bidi="ar-SA" w:eastAsia="en-US"/>
+        </w:rPr>
+        <w:t>/pyjj→拼音加加</w:t>
+      </w:r>
+      <w:r>
+        <w:rPr>
+          <w:rFonts w:ascii="微软雅黑" w:cs="微软雅黑" w:eastAsia="微软雅黑" w:hAnsi="微软雅黑" w:hint="default"/>
+          <w:b w:val="false"/>
+          <w:bCs w:val="false"/>
+          <w:i w:val="false"/>
+          <w:iCs w:val="false"/>
+          <w:snapToGrid w:val="false"/>
+          <w:color w:val="000000"/>
+          <w:spacing w:val="-4"/>
+          <w:kern w:val="0"/>
+          <w:sz w:val="24"/>
+          <w:szCs w:val="24"/>
+          <w:highlight w:val="none"/>
+          <w:vertAlign w:val="baseline"/>
+          <w:em w:val="none"/>
+          <w:lang w:val="en-US" w:bidi="ar-SA" w:eastAsia="en-US"/>
+        </w:rPr>
+        <w:t xml:space="preserve"> </w:t>
+      </w:r>
+      <w:r>
+        <w:rPr>
+          <w:rFonts w:ascii="微软雅黑" w:cs="微软雅黑" w:eastAsia="微软雅黑" w:hAnsi="微软雅黑" w:hint="default"/>
+          <w:b w:val="false"/>
+          <w:bCs w:val="false"/>
+          <w:i w:val="false"/>
+          <w:iCs w:val="false"/>
+          <w:snapToGrid w:val="false"/>
+          <w:color w:val="000000"/>
+          <w:spacing w:val="-4"/>
+          <w:kern w:val="0"/>
+          <w:sz w:val="24"/>
+          <w:szCs w:val="24"/>
+          <w:highlight w:val="none"/>
+          <w:vertAlign w:val="baseline"/>
+          <w:em w:val="none"/>
+          <w:lang w:val="en-US" w:bidi="ar-SA" w:eastAsia="en-US"/>
+        </w:rPr>
+        <w:t>/gbpy→国标双拼</w:t>
+      </w:r>
+      <w:r>
+        <w:rPr>
+          <w:rFonts w:ascii="微软雅黑" w:cs="微软雅黑" w:eastAsia="微软雅黑" w:hAnsi="微软雅黑" w:hint="default"/>
+          <w:b w:val="false"/>
+          <w:bCs w:val="false"/>
+          <w:i w:val="false"/>
+          <w:iCs w:val="false"/>
+          <w:snapToGrid w:val="false"/>
+          <w:color w:val="000000"/>
+          <w:spacing w:val="-4"/>
+          <w:kern w:val="0"/>
+          <w:sz w:val="24"/>
+          <w:szCs w:val="24"/>
+          <w:highlight w:val="none"/>
+          <w:vertAlign w:val="baseline"/>
+          <w:em w:val="none"/>
+          <w:lang w:val="en-US" w:bidi="ar-SA" w:eastAsia="en-US"/>
+        </w:rPr>
+        <w:t xml:space="preserve"> </w:t>
+      </w:r>
+      <w:r>
+        <w:rPr>
+          <w:rFonts w:ascii="微软雅黑" w:cs="微软雅黑" w:eastAsia="微软雅黑" w:hAnsi="微软雅黑" w:hint="default"/>
+          <w:b w:val="false"/>
+          <w:bCs w:val="false"/>
+          <w:i w:val="false"/>
+          <w:iCs w:val="false"/>
+          <w:snapToGrid w:val="false"/>
+          <w:color w:val="000000"/>
+          <w:spacing w:val="-4"/>
+          <w:kern w:val="0"/>
+          <w:sz w:val="24"/>
+          <w:szCs w:val="24"/>
+          <w:highlight w:val="none"/>
+          <w:vertAlign w:val="baseline"/>
+          <w:em w:val="none"/>
+          <w:lang w:val="en-US" w:bidi="ar-SA" w:eastAsia="en-US"/>
+        </w:rPr>
+        <w:t>/lxsq→乱序17</w:t>
+      </w:r>
+      <w:r>
+        <w:rPr>
+          <w:rFonts w:ascii="微软雅黑" w:cs="微软雅黑" w:eastAsia="微软雅黑" w:hAnsi="微软雅黑" w:hint="default"/>
+          <w:b w:val="false"/>
+          <w:bCs w:val="false"/>
+          <w:i w:val="false"/>
+          <w:iCs w:val="false"/>
+          <w:snapToGrid w:val="false"/>
+          <w:color w:val="000000"/>
+          <w:spacing w:val="-4"/>
+          <w:kern w:val="0"/>
+          <w:sz w:val="24"/>
+          <w:szCs w:val="24"/>
+          <w:highlight w:val="none"/>
+          <w:vertAlign w:val="baseline"/>
+          <w:em w:val="none"/>
+          <w:lang w:val="en-US" w:bidi="ar-SA" w:eastAsia="en-US"/>
+        </w:rPr>
+        <w:t xml:space="preserve"> </w:t>
+      </w:r>
+      <w:r>
+        <w:rPr>
+          <w:rFonts w:ascii="微软雅黑" w:cs="微软雅黑" w:eastAsia="微软雅黑" w:hAnsi="微软雅黑" w:hint="default"/>
+          <w:b w:val="false"/>
+          <w:bCs w:val="false"/>
+          <w:i w:val="false"/>
+          <w:iCs w:val="false"/>
+          <w:snapToGrid w:val="false"/>
+          <w:color w:val="000000"/>
+          <w:spacing w:val="-4"/>
+          <w:kern w:val="0"/>
+          <w:sz w:val="24"/>
+          <w:szCs w:val="24"/>
+          <w:highlight w:val="none"/>
+          <w:vertAlign w:val="baseline"/>
+          <w:em w:val="none"/>
+          <w:lang w:val="en-US" w:bidi="ar-SA" w:eastAsia="en-US"/>
+        </w:rPr>
+        <w:t>/pinyin→全拼</w:t>
       </w:r>
     </w:p>
     <w:p>
@@ -6283,106 +6730,6 @@
         <w:textAlignment w:val="baseline"/>
         <w:rPr/>
       </w:pPr>
-      <w:r>
-        <w:rPr>
-          <w:rFonts w:ascii="Arial" w:cs="Arial" w:eastAsia="Arial" w:hAnsi="Arial" w:hint="default"/>
-          <w:b w:val="false"/>
-          <w:bCs w:val="false"/>
-          <w:i w:val="false"/>
-          <w:iCs w:val="false"/>
-          <w:snapToGrid w:val="false"/>
-          <w:color w:val="ababab"/>
-          <w:spacing w:val="-4"/>
-          <w:kern w:val="0"/>
-          <w:sz w:val="24"/>
-          <w:szCs w:val="24"/>
-          <w:highlight w:val="none"/>
-          <w:vertAlign w:val="baseline"/>
-          <w:em w:val="none"/>
-          <w:lang w:val="en-US" w:bidi="ar-SA" w:eastAsia="en-US"/>
-        </w:rPr>
-        <w:t>6.</w:t>
-      </w:r>
-      <w:r>
-        <w:rPr>
-          <w:rFonts w:ascii="Arial" w:cs="Arial" w:eastAsia="Arial" w:hAnsi="Arial" w:hint="default"/>
-          <w:b w:val="false"/>
-          <w:bCs w:val="false"/>
-          <w:i w:val="false"/>
-          <w:iCs w:val="false"/>
-          <w:snapToGrid w:val="false"/>
-          <w:color w:val="ababab"/>
-          <w:spacing w:val="-4"/>
-          <w:kern w:val="0"/>
-          <w:sz w:val="24"/>
-          <w:szCs w:val="24"/>
-          <w:highlight w:val="none"/>
-          <w:vertAlign w:val="baseline"/>
-          <w:em w:val="none"/>
-          <w:lang w:val="en-US" w:bidi="ar-SA" w:eastAsia="en-US"/>
-        </w:rPr>
-        <w:t xml:space="preserve"> </w:t>
-      </w:r>
-      <w:r>
-        <w:rPr>
-          <w:rFonts w:ascii="微软雅黑" w:cs="微软雅黑" w:eastAsia="微软雅黑" w:hAnsi="微软雅黑" w:hint="default"/>
-          <w:b w:val="false"/>
-          <w:bCs w:val="false"/>
-          <w:i w:val="false"/>
-          <w:iCs w:val="false"/>
-          <w:snapToGrid w:val="false"/>
-          <w:color w:val="000000"/>
-          <w:spacing w:val="-4"/>
-          <w:kern w:val="0"/>
-          <w:sz w:val="24"/>
-          <w:szCs w:val="24"/>
-          <w:highlight w:val="none"/>
-          <w:vertAlign w:val="baseline"/>
-          <w:em w:val="none"/>
-          <w:lang w:val="en-US" w:bidi="ar-SA" w:eastAsia="en-US"/>
-        </w:rPr>
-        <w:t>7890代表1234声调，轻声归并到4</w:t>
-      </w:r>
-      <w:r>
-        <w:rPr>
-          <w:rFonts w:ascii="微软雅黑" w:cs="微软雅黑" w:eastAsia="微软雅黑" w:hAnsi="微软雅黑" w:hint="default"/>
-          <w:b w:val="false"/>
-          <w:bCs w:val="false"/>
-          <w:i w:val="false"/>
-          <w:iCs w:val="false"/>
-          <w:snapToGrid w:val="false"/>
-          <w:color w:val="000000"/>
-          <w:spacing w:val="-4"/>
-          <w:kern w:val="0"/>
-          <w:sz w:val="24"/>
-          <w:szCs w:val="24"/>
-          <w:highlight w:val="none"/>
-          <w:vertAlign w:val="baseline"/>
-          <w:em w:val="none"/>
-          <w:lang w:val="en-US" w:bidi="ar-SA" w:eastAsia="en-US"/>
-        </w:rPr>
-        <w:t xml:space="preserve"> </w:t>
-      </w:r>
-      <w:r>
-        <w:rPr>
-          <w:rFonts w:ascii="微软雅黑" w:cs="微软雅黑" w:eastAsia="微软雅黑" w:hAnsi="微软雅黑" w:hint="default"/>
-          <w:b w:val="false"/>
-          <w:bCs w:val="false"/>
-          <w:i w:val="false"/>
-          <w:iCs w:val="false"/>
-          <w:snapToGrid w:val="false"/>
-          <w:color w:val="000000"/>
-          <w:spacing w:val="-4"/>
-          <w:kern w:val="0"/>
-          <w:sz w:val="24"/>
-          <w:szCs w:val="24"/>
-          <w:highlight w:val="none"/>
-          <w:vertAlign w:val="baseline"/>
-          <w:em w:val="none"/>
-          <w:lang w:val="en-US" w:bidi="ar-SA" w:eastAsia="en-US"/>
-        </w:rPr>
-        <w:t>（用于音码）</w:t>
-      </w:r>
     </w:p>
     <w:p>
       <w:pPr>
@@ -6416,17 +6763,17 @@
           <w:em w:val="none"/>
           <w:lang w:val="en-US" w:bidi="ar-SA" w:eastAsia="en-US"/>
         </w:rPr>
-        <w:t xml:space="preserve">7. </w:t>
-      </w:r>
-      <w:r>
-        <w:rPr>
-          <w:rFonts w:ascii="微软雅黑" w:cs="微软雅黑" w:eastAsia="微软雅黑" w:hAnsi="微软雅黑" w:hint="default"/>
-          <w:b w:val="false"/>
-          <w:bCs w:val="false"/>
-          <w:i w:val="false"/>
-          <w:iCs w:val="false"/>
-          <w:snapToGrid w:val="false"/>
-          <w:color w:val="000000"/>
+        <w:t>5.</w:t>
+      </w:r>
+      <w:r>
+        <w:rPr>
+          <w:rFonts w:ascii="Arial" w:cs="Arial" w:eastAsia="Arial" w:hAnsi="Arial" w:hint="default"/>
+          <w:b w:val="false"/>
+          <w:bCs w:val="false"/>
+          <w:i w:val="false"/>
+          <w:iCs w:val="false"/>
+          <w:snapToGrid w:val="false"/>
+          <w:color w:val="ababab"/>
           <w:spacing w:val="-4"/>
           <w:kern w:val="0"/>
           <w:sz w:val="24"/>
@@ -6436,7 +6783,67 @@
           <w:em w:val="none"/>
           <w:lang w:val="en-US" w:bidi="ar-SA" w:eastAsia="en-US"/>
         </w:rPr>
-        <w:t>Ctrl  +  Del  删除用户词标记</w:t>
+        <w:t xml:space="preserve"> </w:t>
+      </w:r>
+      <w:r>
+        <w:rPr>
+          <w:rFonts w:ascii="微软雅黑" w:cs="微软雅黑" w:eastAsia="微软雅黑" w:hAnsi="微软雅黑" w:hint="default"/>
+          <w:b w:val="false"/>
+          <w:bCs w:val="false"/>
+          <w:i w:val="false"/>
+          <w:iCs w:val="false"/>
+          <w:snapToGrid w:val="false"/>
+          <w:color w:val="000000"/>
+          <w:spacing w:val="-4"/>
+          <w:kern w:val="0"/>
+          <w:sz w:val="24"/>
+          <w:szCs w:val="24"/>
+          <w:highlight w:val="none"/>
+          <w:vertAlign w:val="baseline"/>
+          <w:em w:val="none"/>
+          <w:lang w:val="en-US" w:bidi="ar-SA" w:eastAsia="en-US"/>
+        </w:rPr>
+        <w:t>7890代表1234声调，轻声归并到4</w:t>
+      </w:r>
+      <w:r>
+        <w:rPr>
+          <w:rFonts w:ascii="微软雅黑" w:cs="微软雅黑" w:eastAsia="微软雅黑" w:hAnsi="微软雅黑" w:hint="default"/>
+          <w:b w:val="false"/>
+          <w:bCs w:val="false"/>
+          <w:i w:val="false"/>
+          <w:iCs w:val="false"/>
+          <w:snapToGrid w:val="false"/>
+          <w:color w:val="000000"/>
+          <w:spacing w:val="-4"/>
+          <w:kern w:val="0"/>
+          <w:sz w:val="24"/>
+          <w:szCs w:val="24"/>
+          <w:highlight w:val="none"/>
+          <w:vertAlign w:val="baseline"/>
+          <w:em w:val="none"/>
+          <w:lang w:val="en-US" w:bidi="ar-SA" w:eastAsia="en-US"/>
+        </w:rPr>
+        <w:t xml:space="preserve"> </w:t>
+      </w:r>
+      <w:r>
+        <w:rPr>
+          <w:rFonts w:ascii="微软雅黑" w:cs="微软雅黑" w:eastAsia="微软雅黑" w:hAnsi="微软雅黑" w:hint="default"/>
+          <w:b w:val="false"/>
+          <w:bCs w:val="false"/>
+          <w:i w:val="false"/>
+          <w:iCs w:val="false"/>
+          <w:snapToGrid w:val="false"/>
+          <w:color w:val="000000"/>
+          <w:spacing w:val="-4"/>
+          <w:kern w:val="0"/>
+          <w:sz w:val="24"/>
+          <w:szCs w:val="24"/>
+          <w:highlight w:val="none"/>
+          <w:vertAlign w:val="baseline"/>
+          <w:em w:val="none"/>
+          <w:lang w:val="en-US" w:bidi="ar-SA" w:eastAsia="en-US"/>
+        </w:rPr>
+        <w:t>（用于音码）</w:t>
       </w:r>
     </w:p>
     <w:p>
@@ -6471,7 +6878,7 @@
           <w:em w:val="none"/>
           <w:lang w:val="en-US" w:bidi="ar-SA" w:eastAsia="en-US"/>
         </w:rPr>
-        <w:t>8.</w:t>
+        <w:t>6.</w:t>
       </w:r>
       <w:r>
         <w:rPr>
@@ -6511,7 +6918,27 @@
           <w:em w:val="none"/>
           <w:lang w:val="en-US" w:bidi="ar-SA" w:eastAsia="en-US"/>
         </w:rPr>
-        <w:t>输入统计：/tj /rtj /ztj /ytj /ntj  统计清理：/tjql</w:t>
+        <w:t>V</w:t>
+      </w:r>
+      <w:r>
+        <w:rPr>
+          <w:rFonts w:ascii="微软雅黑" w:cs="微软雅黑" w:eastAsia="微软雅黑" w:hAnsi="微软雅黑" w:hint="default"/>
+          <w:b w:val="false"/>
+          <w:bCs w:val="false"/>
+          <w:i w:val="false"/>
+          <w:iCs w:val="false"/>
+          <w:snapToGrid w:val="false"/>
+          <w:color w:val="000000"/>
+          <w:spacing w:val="-2"/>
+          <w:kern w:val="0"/>
+          <w:sz w:val="24"/>
+          <w:szCs w:val="24"/>
+          <w:highlight w:val="none"/>
+          <w:vertAlign w:val="baseline"/>
+          <w:em w:val="none"/>
+          <w:lang w:val="en-US" w:bidi="ar-SA" w:eastAsia="en-US"/>
+        </w:rPr>
+        <w:t>前缀：计算器</w:t>
       </w:r>
     </w:p>
     <w:p>
@@ -6546,7 +6973,7 @@
           <w:em w:val="none"/>
           <w:lang w:val="en-US" w:bidi="ar-SA" w:eastAsia="en-US"/>
         </w:rPr>
-        <w:t>9.</w:t>
+        <w:t>7.</w:t>
       </w:r>
       <w:r>
         <w:rPr>
@@ -6586,412 +7013,477 @@
           <w:em w:val="none"/>
           <w:lang w:val="en-US" w:bidi="ar-SA" w:eastAsia="en-US"/>
         </w:rPr>
-        <w:t>输入'/zrm'，快速切换为自然码双拼，</w:t>
-      </w:r>
-      <w:r>
-        <w:rPr>
-          <w:rFonts w:ascii="微软雅黑" w:cs="微软雅黑" w:eastAsia="微软雅黑" w:hAnsi="微软雅黑" w:hint="default"/>
-          <w:b w:val="false"/>
-          <w:bCs w:val="false"/>
-          <w:i w:val="false"/>
-          <w:iCs w:val="false"/>
-          <w:snapToGrid w:val="false"/>
-          <w:color w:val="000000"/>
-          <w:spacing w:val="-4"/>
-          <w:kern w:val="0"/>
-          <w:sz w:val="24"/>
-          <w:szCs w:val="24"/>
-          <w:highlight w:val="none"/>
-          <w:vertAlign w:val="baseline"/>
-          <w:em w:val="none"/>
-          <w:lang w:val="en-US" w:bidi="ar-SA" w:eastAsia="en-US"/>
-        </w:rPr>
-        <w:t xml:space="preserve"> </w:t>
-      </w:r>
-      <w:r>
-        <w:rPr>
-          <w:rFonts w:ascii="微软雅黑" w:cs="微软雅黑" w:eastAsia="微软雅黑" w:hAnsi="微软雅黑" w:hint="default"/>
-          <w:b w:val="false"/>
-          <w:bCs w:val="false"/>
-          <w:i w:val="false"/>
-          <w:iCs w:val="false"/>
-          <w:snapToGrid w:val="false"/>
-          <w:color w:val="000000"/>
-          <w:spacing w:val="-4"/>
-          <w:kern w:val="0"/>
-          <w:sz w:val="24"/>
-          <w:szCs w:val="24"/>
-          <w:highlight w:val="none"/>
-          <w:vertAlign w:val="baseline"/>
-          <w:em w:val="none"/>
-          <w:lang w:val="en-US" w:bidi="ar-SA" w:eastAsia="en-US"/>
-        </w:rPr>
-        <w:t>/flypy→小鹤双拼</w:t>
-      </w:r>
-      <w:r>
-        <w:rPr>
-          <w:rFonts w:ascii="微软雅黑" w:cs="微软雅黑" w:eastAsia="微软雅黑" w:hAnsi="微软雅黑" w:hint="default"/>
-          <w:b w:val="false"/>
-          <w:bCs w:val="false"/>
-          <w:i w:val="false"/>
-          <w:iCs w:val="false"/>
-          <w:snapToGrid w:val="false"/>
-          <w:color w:val="000000"/>
-          <w:spacing w:val="-4"/>
-          <w:kern w:val="0"/>
-          <w:sz w:val="24"/>
-          <w:szCs w:val="24"/>
-          <w:highlight w:val="none"/>
-          <w:vertAlign w:val="baseline"/>
-          <w:em w:val="none"/>
-          <w:lang w:val="en-US" w:bidi="ar-SA" w:eastAsia="en-US"/>
-        </w:rPr>
-        <w:t xml:space="preserve"> </w:t>
-      </w:r>
-      <w:r>
-        <w:rPr>
-          <w:rFonts w:ascii="微软雅黑" w:cs="微软雅黑" w:eastAsia="微软雅黑" w:hAnsi="微软雅黑" w:hint="default"/>
-          <w:b w:val="false"/>
-          <w:bCs w:val="false"/>
-          <w:i w:val="false"/>
-          <w:iCs w:val="false"/>
-          <w:snapToGrid w:val="false"/>
-          <w:color w:val="000000"/>
-          <w:spacing w:val="-4"/>
-          <w:kern w:val="0"/>
-          <w:sz w:val="24"/>
-          <w:szCs w:val="24"/>
-          <w:highlight w:val="none"/>
-          <w:vertAlign w:val="baseline"/>
-          <w:em w:val="none"/>
-          <w:lang w:val="en-US" w:bidi="ar-SA" w:eastAsia="en-US"/>
-        </w:rPr>
-        <w:t>/mspy→微软双拼</w:t>
-      </w:r>
-      <w:r>
-        <w:rPr>
-          <w:rFonts w:ascii="微软雅黑" w:cs="微软雅黑" w:eastAsia="微软雅黑" w:hAnsi="微软雅黑" w:hint="default"/>
-          <w:b w:val="false"/>
-          <w:bCs w:val="false"/>
-          <w:i w:val="false"/>
-          <w:iCs w:val="false"/>
-          <w:snapToGrid w:val="false"/>
-          <w:color w:val="000000"/>
-          <w:spacing w:val="-4"/>
-          <w:kern w:val="0"/>
-          <w:sz w:val="24"/>
-          <w:szCs w:val="24"/>
-          <w:highlight w:val="none"/>
-          <w:vertAlign w:val="baseline"/>
-          <w:em w:val="none"/>
-          <w:lang w:val="en-US" w:bidi="ar-SA" w:eastAsia="en-US"/>
-        </w:rPr>
-        <w:t xml:space="preserve"> </w:t>
-      </w:r>
-      <w:r>
-        <w:rPr>
-          <w:rFonts w:ascii="微软雅黑" w:cs="微软雅黑" w:eastAsia="微软雅黑" w:hAnsi="微软雅黑" w:hint="default"/>
-          <w:b w:val="false"/>
-          <w:bCs w:val="false"/>
-          <w:i w:val="false"/>
-          <w:iCs w:val="false"/>
-          <w:snapToGrid w:val="false"/>
-          <w:color w:val="000000"/>
-          <w:spacing w:val="-4"/>
-          <w:kern w:val="0"/>
-          <w:sz w:val="24"/>
-          <w:szCs w:val="24"/>
-          <w:highlight w:val="none"/>
-          <w:vertAlign w:val="baseline"/>
-          <w:em w:val="none"/>
-          <w:lang w:val="en-US" w:bidi="ar-SA" w:eastAsia="en-US"/>
-        </w:rPr>
-        <w:t>/zrm→自然码</w:t>
-      </w:r>
-      <w:r>
-        <w:rPr>
-          <w:rFonts w:ascii="微软雅黑" w:cs="微软雅黑" w:eastAsia="微软雅黑" w:hAnsi="微软雅黑" w:hint="default"/>
-          <w:b w:val="false"/>
-          <w:bCs w:val="false"/>
-          <w:i w:val="false"/>
-          <w:iCs w:val="false"/>
-          <w:snapToGrid w:val="false"/>
-          <w:color w:val="000000"/>
-          <w:spacing w:val="-4"/>
-          <w:kern w:val="0"/>
-          <w:sz w:val="24"/>
-          <w:szCs w:val="24"/>
-          <w:highlight w:val="none"/>
-          <w:vertAlign w:val="baseline"/>
-          <w:em w:val="none"/>
-          <w:lang w:val="en-US" w:bidi="ar-SA" w:eastAsia="en-US"/>
-        </w:rPr>
-        <w:t xml:space="preserve"> </w:t>
-      </w:r>
-      <w:r>
-        <w:rPr>
-          <w:rFonts w:ascii="微软雅黑" w:cs="微软雅黑" w:eastAsia="微软雅黑" w:hAnsi="微软雅黑" w:hint="default"/>
-          <w:b w:val="false"/>
-          <w:bCs w:val="false"/>
-          <w:i w:val="false"/>
-          <w:iCs w:val="false"/>
-          <w:snapToGrid w:val="false"/>
-          <w:color w:val="000000"/>
-          <w:spacing w:val="-4"/>
-          <w:kern w:val="0"/>
-          <w:sz w:val="24"/>
-          <w:szCs w:val="24"/>
-          <w:highlight w:val="none"/>
-          <w:vertAlign w:val="baseline"/>
-          <w:em w:val="none"/>
-          <w:lang w:val="en-US" w:bidi="ar-SA" w:eastAsia="en-US"/>
-        </w:rPr>
-        <w:t>/sogou→搜狗双拼</w:t>
-      </w:r>
-      <w:r>
-        <w:rPr>
-          <w:rFonts w:ascii="微软雅黑" w:cs="微软雅黑" w:eastAsia="微软雅黑" w:hAnsi="微软雅黑" w:hint="default"/>
-          <w:b w:val="false"/>
-          <w:bCs w:val="false"/>
-          <w:i w:val="false"/>
-          <w:iCs w:val="false"/>
-          <w:snapToGrid w:val="false"/>
-          <w:color w:val="000000"/>
-          <w:spacing w:val="-4"/>
-          <w:kern w:val="0"/>
-          <w:sz w:val="24"/>
-          <w:szCs w:val="24"/>
-          <w:highlight w:val="none"/>
-          <w:vertAlign w:val="baseline"/>
-          <w:em w:val="none"/>
-          <w:lang w:val="en-US" w:bidi="ar-SA" w:eastAsia="en-US"/>
-        </w:rPr>
-        <w:t xml:space="preserve"> </w:t>
-      </w:r>
-      <w:r>
-        <w:rPr>
-          <w:rFonts w:ascii="微软雅黑" w:cs="微软雅黑" w:eastAsia="微软雅黑" w:hAnsi="微软雅黑" w:hint="default"/>
-          <w:b w:val="false"/>
-          <w:bCs w:val="false"/>
-          <w:i w:val="false"/>
-          <w:iCs w:val="false"/>
-          <w:snapToGrid w:val="false"/>
-          <w:color w:val="000000"/>
-          <w:spacing w:val="-4"/>
-          <w:kern w:val="0"/>
-          <w:sz w:val="24"/>
-          <w:szCs w:val="24"/>
-          <w:highlight w:val="none"/>
-          <w:vertAlign w:val="baseline"/>
-          <w:em w:val="none"/>
-          <w:lang w:val="en-US" w:bidi="ar-SA" w:eastAsia="en-US"/>
-        </w:rPr>
-        <w:t>/abc→智能ABC</w:t>
-      </w:r>
-      <w:r>
-        <w:rPr>
-          <w:rFonts w:ascii="微软雅黑" w:cs="微软雅黑" w:eastAsia="微软雅黑" w:hAnsi="微软雅黑" w:hint="default"/>
-          <w:b w:val="false"/>
-          <w:bCs w:val="false"/>
-          <w:i w:val="false"/>
-          <w:iCs w:val="false"/>
-          <w:snapToGrid w:val="false"/>
-          <w:color w:val="000000"/>
-          <w:spacing w:val="-4"/>
-          <w:kern w:val="0"/>
-          <w:sz w:val="24"/>
-          <w:szCs w:val="24"/>
-          <w:highlight w:val="none"/>
-          <w:vertAlign w:val="baseline"/>
-          <w:em w:val="none"/>
-          <w:lang w:val="en-US" w:bidi="ar-SA" w:eastAsia="en-US"/>
-        </w:rPr>
-        <w:t xml:space="preserve"> </w:t>
-      </w:r>
-      <w:r>
-        <w:rPr>
-          <w:rFonts w:ascii="微软雅黑" w:cs="微软雅黑" w:eastAsia="微软雅黑" w:hAnsi="微软雅黑" w:hint="default"/>
-          <w:b w:val="false"/>
-          <w:bCs w:val="false"/>
-          <w:i w:val="false"/>
-          <w:iCs w:val="false"/>
-          <w:snapToGrid w:val="false"/>
-          <w:color w:val="000000"/>
-          <w:spacing w:val="-4"/>
-          <w:kern w:val="0"/>
-          <w:sz w:val="24"/>
-          <w:szCs w:val="24"/>
-          <w:highlight w:val="none"/>
-          <w:vertAlign w:val="baseline"/>
-          <w:em w:val="none"/>
-          <w:lang w:val="en-US" w:bidi="ar-SA" w:eastAsia="en-US"/>
-        </w:rPr>
-        <w:t>/ziguang→紫光双拼</w:t>
-      </w:r>
-      <w:r>
-        <w:rPr>
-          <w:rFonts w:ascii="微软雅黑" w:cs="微软雅黑" w:eastAsia="微软雅黑" w:hAnsi="微软雅黑" w:hint="default"/>
-          <w:b w:val="false"/>
-          <w:bCs w:val="false"/>
-          <w:i w:val="false"/>
-          <w:iCs w:val="false"/>
-          <w:snapToGrid w:val="false"/>
-          <w:color w:val="000000"/>
-          <w:spacing w:val="-4"/>
-          <w:kern w:val="0"/>
-          <w:sz w:val="24"/>
-          <w:szCs w:val="24"/>
-          <w:highlight w:val="none"/>
-          <w:vertAlign w:val="baseline"/>
-          <w:em w:val="none"/>
-          <w:lang w:val="en-US" w:bidi="ar-SA" w:eastAsia="en-US"/>
-        </w:rPr>
-        <w:t xml:space="preserve"> </w:t>
-      </w:r>
-      <w:r>
-        <w:rPr>
-          <w:rFonts w:ascii="微软雅黑" w:cs="微软雅黑" w:eastAsia="微软雅黑" w:hAnsi="微软雅黑" w:hint="default"/>
-          <w:b w:val="false"/>
-          <w:bCs w:val="false"/>
-          <w:i w:val="false"/>
-          <w:iCs w:val="false"/>
-          <w:snapToGrid w:val="false"/>
-          <w:color w:val="000000"/>
-          <w:spacing w:val="-4"/>
-          <w:kern w:val="0"/>
-          <w:sz w:val="24"/>
-          <w:szCs w:val="24"/>
-          <w:highlight w:val="none"/>
-          <w:vertAlign w:val="baseline"/>
-          <w:em w:val="none"/>
-          <w:lang w:val="en-US" w:bidi="ar-SA" w:eastAsia="en-US"/>
-        </w:rPr>
-        <w:t>/pyjj→拼音加加</w:t>
-      </w:r>
-      <w:r>
-        <w:rPr>
-          <w:rFonts w:ascii="微软雅黑" w:cs="微软雅黑" w:eastAsia="微软雅黑" w:hAnsi="微软雅黑" w:hint="default"/>
-          <w:b w:val="false"/>
-          <w:bCs w:val="false"/>
-          <w:i w:val="false"/>
-          <w:iCs w:val="false"/>
-          <w:snapToGrid w:val="false"/>
-          <w:color w:val="000000"/>
-          <w:spacing w:val="-4"/>
-          <w:kern w:val="0"/>
-          <w:sz w:val="24"/>
-          <w:szCs w:val="24"/>
-          <w:highlight w:val="none"/>
-          <w:vertAlign w:val="baseline"/>
-          <w:em w:val="none"/>
-          <w:lang w:val="en-US" w:bidi="ar-SA" w:eastAsia="en-US"/>
-        </w:rPr>
-        <w:t xml:space="preserve"> </w:t>
-      </w:r>
-      <w:r>
-        <w:rPr>
-          <w:rFonts w:ascii="微软雅黑" w:cs="微软雅黑" w:eastAsia="微软雅黑" w:hAnsi="微软雅黑" w:hint="default"/>
-          <w:b w:val="false"/>
-          <w:bCs w:val="false"/>
-          <w:i w:val="false"/>
-          <w:iCs w:val="false"/>
-          <w:snapToGrid w:val="false"/>
-          <w:color w:val="000000"/>
-          <w:spacing w:val="-4"/>
-          <w:kern w:val="0"/>
-          <w:sz w:val="24"/>
-          <w:szCs w:val="24"/>
-          <w:highlight w:val="none"/>
-          <w:vertAlign w:val="baseline"/>
-          <w:em w:val="none"/>
-          <w:lang w:val="en-US" w:bidi="ar-SA" w:eastAsia="en-US"/>
-        </w:rPr>
-        <w:t>/gbpy→国标双拼</w:t>
-      </w:r>
-      <w:r>
-        <w:rPr>
-          <w:rFonts w:ascii="微软雅黑" w:cs="微软雅黑" w:eastAsia="微软雅黑" w:hAnsi="微软雅黑" w:hint="default"/>
-          <w:b w:val="false"/>
-          <w:bCs w:val="false"/>
-          <w:i w:val="false"/>
-          <w:iCs w:val="false"/>
-          <w:snapToGrid w:val="false"/>
-          <w:color w:val="000000"/>
-          <w:spacing w:val="-4"/>
-          <w:kern w:val="0"/>
-          <w:sz w:val="24"/>
-          <w:szCs w:val="24"/>
-          <w:highlight w:val="none"/>
-          <w:vertAlign w:val="baseline"/>
-          <w:em w:val="none"/>
-          <w:lang w:val="en-US" w:bidi="ar-SA" w:eastAsia="en-US"/>
-        </w:rPr>
-        <w:t xml:space="preserve"> </w:t>
-      </w:r>
-      <w:r>
-        <w:rPr>
-          <w:rFonts w:ascii="微软雅黑" w:cs="微软雅黑" w:eastAsia="微软雅黑" w:hAnsi="微软雅黑" w:hint="default"/>
-          <w:b w:val="false"/>
-          <w:bCs w:val="false"/>
-          <w:i w:val="false"/>
-          <w:iCs w:val="false"/>
-          <w:snapToGrid w:val="false"/>
-          <w:color w:val="000000"/>
-          <w:spacing w:val="-4"/>
-          <w:kern w:val="0"/>
-          <w:sz w:val="24"/>
-          <w:szCs w:val="24"/>
-          <w:highlight w:val="none"/>
-          <w:vertAlign w:val="baseline"/>
-          <w:em w:val="none"/>
-          <w:lang w:val="en-US" w:bidi="ar-SA" w:eastAsia="en-US"/>
-        </w:rPr>
-        <w:t>/lxsq→乱序17</w:t>
-      </w:r>
-      <w:r>
-        <w:rPr>
-          <w:rFonts w:ascii="微软雅黑" w:cs="微软雅黑" w:eastAsia="微软雅黑" w:hAnsi="微软雅黑" w:hint="default"/>
-          <w:b w:val="false"/>
-          <w:bCs w:val="false"/>
-          <w:i w:val="false"/>
-          <w:iCs w:val="false"/>
-          <w:snapToGrid w:val="false"/>
-          <w:color w:val="000000"/>
-          <w:spacing w:val="-4"/>
-          <w:kern w:val="0"/>
-          <w:sz w:val="24"/>
-          <w:szCs w:val="24"/>
-          <w:highlight w:val="none"/>
-          <w:vertAlign w:val="baseline"/>
-          <w:em w:val="none"/>
-          <w:lang w:val="en-US" w:bidi="ar-SA" w:eastAsia="en-US"/>
-        </w:rPr>
-        <w:t xml:space="preserve"> </w:t>
-      </w:r>
-      <w:r>
-        <w:rPr>
-          <w:rFonts w:ascii="微软雅黑" w:cs="微软雅黑" w:eastAsia="微软雅黑" w:hAnsi="微软雅黑" w:hint="default"/>
-          <w:b w:val="false"/>
-          <w:bCs w:val="false"/>
-          <w:i w:val="false"/>
-          <w:iCs w:val="false"/>
-          <w:snapToGrid w:val="false"/>
-          <w:color w:val="000000"/>
-          <w:spacing w:val="-4"/>
-          <w:kern w:val="0"/>
-          <w:sz w:val="24"/>
-          <w:szCs w:val="24"/>
-          <w:highlight w:val="none"/>
-          <w:vertAlign w:val="baseline"/>
-          <w:em w:val="none"/>
-          <w:lang w:val="en-US" w:bidi="ar-SA" w:eastAsia="en-US"/>
-        </w:rPr>
-        <w:t>/pinyin→全拼</w:t>
+        <w:t>N</w:t>
+      </w:r>
+      <w:r>
+        <w:rPr>
+          <w:rFonts w:ascii="微软雅黑" w:cs="微软雅黑" w:eastAsia="微软雅黑" w:hAnsi="微软雅黑" w:hint="default"/>
+          <w:b w:val="false"/>
+          <w:bCs w:val="false"/>
+          <w:i w:val="false"/>
+          <w:iCs w:val="false"/>
+          <w:snapToGrid w:val="false"/>
+          <w:color w:val="000000"/>
+          <w:spacing w:val="-1"/>
+          <w:kern w:val="0"/>
+          <w:sz w:val="24"/>
+          <w:szCs w:val="24"/>
+          <w:highlight w:val="none"/>
+          <w:vertAlign w:val="baseline"/>
+          <w:em w:val="none"/>
+          <w:lang w:val="en-US" w:bidi="ar-SA" w:eastAsia="en-US"/>
+        </w:rPr>
+        <w:t>前缀：数字转日期大写</w:t>
       </w:r>
     </w:p>
     <w:p>
       <w:pPr>
         <w:pStyle w:val="style0"/>
+        <w:kinsoku w:val="false"/>
+        <w:autoSpaceDE w:val="false"/>
+        <w:autoSpaceDN w:val="false"/>
+        <w:adjustRightInd w:val="false"/>
+        <w:snapToGrid w:val="false"/>
+        <w:spacing w:before="88" w:lineRule="auto" w:line="194"/>
+        <w:ind w:left="402" w:right="181" w:hanging="260"/>
+        <w:jc w:val="left"/>
+        <w:textAlignment w:val="baseline"/>
+        <w:rPr/>
+      </w:pPr>
+      <w:r>
+        <w:rPr>
+          <w:rFonts w:ascii="Arial" w:cs="Arial" w:eastAsia="Arial" w:hAnsi="Arial" w:hint="default"/>
+          <w:b w:val="false"/>
+          <w:bCs w:val="false"/>
+          <w:i w:val="false"/>
+          <w:iCs w:val="false"/>
+          <w:snapToGrid w:val="false"/>
+          <w:color w:val="ababab"/>
+          <w:spacing w:val="-4"/>
+          <w:kern w:val="0"/>
+          <w:sz w:val="24"/>
+          <w:szCs w:val="24"/>
+          <w:highlight w:val="none"/>
+          <w:vertAlign w:val="baseline"/>
+          <w:em w:val="none"/>
+          <w:lang w:val="en-US" w:bidi="ar-SA" w:eastAsia="en-US"/>
+        </w:rPr>
+        <w:t>8.</w:t>
+      </w:r>
+      <w:r>
+        <w:rPr>
+          <w:rFonts w:ascii="Arial" w:cs="Arial" w:eastAsia="Arial" w:hAnsi="Arial" w:hint="default"/>
+          <w:b w:val="false"/>
+          <w:bCs w:val="false"/>
+          <w:i w:val="false"/>
+          <w:iCs w:val="false"/>
+          <w:snapToGrid w:val="false"/>
+          <w:color w:val="ababab"/>
+          <w:spacing w:val="-4"/>
+          <w:kern w:val="0"/>
+          <w:sz w:val="24"/>
+          <w:szCs w:val="24"/>
+          <w:highlight w:val="none"/>
+          <w:vertAlign w:val="baseline"/>
+          <w:em w:val="none"/>
+          <w:lang w:val="en-US" w:bidi="ar-SA" w:eastAsia="en-US"/>
+        </w:rPr>
+        <w:t xml:space="preserve"> </w:t>
+      </w:r>
+      <w:r>
+        <w:rPr>
+          <w:rFonts w:ascii="微软雅黑" w:cs="微软雅黑" w:eastAsia="微软雅黑" w:hAnsi="微软雅黑" w:hint="default"/>
+          <w:b w:val="false"/>
+          <w:bCs w:val="false"/>
+          <w:i w:val="false"/>
+          <w:iCs w:val="false"/>
+          <w:snapToGrid w:val="false"/>
+          <w:color w:val="000000"/>
+          <w:spacing w:val="-4"/>
+          <w:kern w:val="0"/>
+          <w:sz w:val="24"/>
+          <w:szCs w:val="24"/>
+          <w:highlight w:val="none"/>
+          <w:vertAlign w:val="baseline"/>
+          <w:em w:val="none"/>
+          <w:lang w:val="en-US" w:bidi="ar-SA" w:eastAsia="en-US"/>
+        </w:rPr>
+        <w:t>R前缀：数字转金额大写</w:t>
+      </w:r>
+    </w:p>
+    <w:p>
+      <w:pPr>
+        <w:pStyle w:val="style0"/>
+        <w:kinsoku w:val="false"/>
+        <w:autoSpaceDE w:val="false"/>
+        <w:autoSpaceDN w:val="false"/>
+        <w:adjustRightInd w:val="false"/>
+        <w:snapToGrid w:val="false"/>
+        <w:spacing w:before="88" w:lineRule="auto" w:line="194"/>
+        <w:ind w:left="402" w:right="181" w:hanging="260"/>
+        <w:jc w:val="left"/>
+        <w:textAlignment w:val="baseline"/>
+        <w:rPr/>
+      </w:pPr>
+      <w:r>
+        <w:rPr>
+          <w:rFonts w:ascii="Arial" w:cs="Arial" w:eastAsia="Arial" w:hAnsi="Arial" w:hint="default"/>
+          <w:b w:val="false"/>
+          <w:bCs w:val="false"/>
+          <w:i w:val="false"/>
+          <w:iCs w:val="false"/>
+          <w:snapToGrid w:val="false"/>
+          <w:color w:val="ababab"/>
+          <w:spacing w:val="-4"/>
+          <w:kern w:val="0"/>
+          <w:sz w:val="24"/>
+          <w:szCs w:val="24"/>
+          <w:highlight w:val="none"/>
+          <w:vertAlign w:val="baseline"/>
+          <w:em w:val="none"/>
+          <w:lang w:val="en-US" w:bidi="ar-SA" w:eastAsia="en-US"/>
+        </w:rPr>
+        <w:t>9.</w:t>
+      </w:r>
+      <w:r>
+        <w:rPr>
+          <w:rFonts w:ascii="Arial" w:cs="Arial" w:eastAsia="Arial" w:hAnsi="Arial" w:hint="default"/>
+          <w:b w:val="false"/>
+          <w:bCs w:val="false"/>
+          <w:i w:val="false"/>
+          <w:iCs w:val="false"/>
+          <w:snapToGrid w:val="false"/>
+          <w:color w:val="ababab"/>
+          <w:spacing w:val="-4"/>
+          <w:kern w:val="0"/>
+          <w:sz w:val="24"/>
+          <w:szCs w:val="24"/>
+          <w:highlight w:val="none"/>
+          <w:vertAlign w:val="baseline"/>
+          <w:em w:val="none"/>
+          <w:lang w:val="en-US" w:bidi="ar-SA" w:eastAsia="en-US"/>
+        </w:rPr>
+        <w:t xml:space="preserve"> </w:t>
+      </w:r>
+      <w:r>
+        <w:rPr>
+          <w:rFonts w:ascii="微软雅黑" w:cs="微软雅黑" w:eastAsia="微软雅黑" w:hAnsi="微软雅黑" w:hint="default"/>
+          <w:b w:val="false"/>
+          <w:bCs w:val="false"/>
+          <w:i w:val="false"/>
+          <w:iCs w:val="false"/>
+          <w:snapToGrid w:val="false"/>
+          <w:color w:val="000000"/>
+          <w:spacing w:val="-4"/>
+          <w:kern w:val="0"/>
+          <w:sz w:val="24"/>
+          <w:szCs w:val="24"/>
+          <w:highlight w:val="none"/>
+          <w:vertAlign w:val="baseline"/>
+          <w:em w:val="none"/>
+          <w:lang w:val="en-US" w:bidi="ar-SA" w:eastAsia="en-US"/>
+        </w:rPr>
+        <w:t>U前缀：Unicode编码转文字</w:t>
+      </w:r>
+    </w:p>
+    <w:p>
+      <w:pPr>
+        <w:pStyle w:val="style0"/>
+        <w:kinsoku w:val="false"/>
+        <w:autoSpaceDE w:val="false"/>
+        <w:autoSpaceDN w:val="false"/>
+        <w:adjustRightInd w:val="false"/>
+        <w:snapToGrid w:val="false"/>
+        <w:spacing w:before="88" w:lineRule="auto" w:line="194"/>
+        <w:ind w:left="402" w:right="181" w:hanging="260"/>
+        <w:jc w:val="left"/>
+        <w:textAlignment w:val="baseline"/>
+        <w:rPr>
+          <w:rFonts w:ascii="Arial" w:cs="Arial" w:eastAsia="Arial" w:hAnsi="Arial" w:hint="default"/>
+          <w:b w:val="false"/>
+          <w:bCs w:val="false"/>
+          <w:i w:val="false"/>
+          <w:iCs w:val="false"/>
+          <w:snapToGrid w:val="false"/>
+          <w:color w:val="ababab"/>
+          <w:spacing w:val="-4"/>
+          <w:kern w:val="0"/>
+          <w:sz w:val="24"/>
+          <w:szCs w:val="24"/>
+          <w:highlight w:val="none"/>
+          <w:vertAlign w:val="baseline"/>
+          <w:em w:val="none"/>
+          <w:lang w:val="en-US" w:bidi="ar-SA" w:eastAsia="en-US"/>
+        </w:rPr>
+      </w:pPr>
+      <w:r>
+        <w:rPr>
+          <w:rFonts w:ascii="Arial" w:cs="Arial" w:eastAsia="Arial" w:hAnsi="Arial" w:hint="default"/>
+          <w:b w:val="false"/>
+          <w:bCs w:val="false"/>
+          <w:i w:val="false"/>
+          <w:iCs w:val="false"/>
+          <w:snapToGrid w:val="false"/>
+          <w:color w:val="ababab"/>
+          <w:spacing w:val="-4"/>
+          <w:kern w:val="0"/>
+          <w:sz w:val="24"/>
+          <w:szCs w:val="24"/>
+          <w:highlight w:val="none"/>
+          <w:vertAlign w:val="baseline"/>
+          <w:em w:val="none"/>
+          <w:lang w:val="en-US" w:bidi="ar-SA" w:eastAsia="en-US"/>
+        </w:rPr>
+        <w:t>10.</w:t>
+      </w:r>
+      <w:r>
+        <w:rPr>
+          <w:rFonts w:ascii="Arial" w:cs="Arial" w:eastAsia="Arial" w:hAnsi="Arial" w:hint="default"/>
+          <w:b w:val="false"/>
+          <w:bCs w:val="false"/>
+          <w:i w:val="false"/>
+          <w:iCs w:val="false"/>
+          <w:snapToGrid w:val="false"/>
+          <w:color w:val="ababab"/>
+          <w:spacing w:val="-4"/>
+          <w:kern w:val="0"/>
+          <w:sz w:val="24"/>
+          <w:szCs w:val="24"/>
+          <w:highlight w:val="none"/>
+          <w:vertAlign w:val="baseline"/>
+          <w:em w:val="none"/>
+          <w:lang w:val="en-US" w:bidi="ar-SA" w:eastAsia="en-US"/>
+        </w:rPr>
+        <w:t xml:space="preserve"> </w:t>
+      </w:r>
+      <w:r>
+        <w:rPr>
+          <w:rFonts w:ascii="微软雅黑" w:cs="微软雅黑" w:eastAsia="微软雅黑" w:hAnsi="微软雅黑" w:hint="default"/>
+          <w:b w:val="false"/>
+          <w:bCs w:val="false"/>
+          <w:i w:val="false"/>
+          <w:iCs w:val="false"/>
+          <w:snapToGrid w:val="false"/>
+          <w:color w:val="000000"/>
+          <w:spacing w:val="-4"/>
+          <w:kern w:val="0"/>
+          <w:sz w:val="24"/>
+          <w:szCs w:val="24"/>
+          <w:highlight w:val="none"/>
+          <w:vertAlign w:val="baseline"/>
+          <w:em w:val="none"/>
+          <w:lang w:val="en-US" w:bidi="ar-SA" w:eastAsia="en-US"/>
+        </w:rPr>
+        <w:t>输入统计：/tj</w:t>
+      </w:r>
+      <w:r>
+        <w:rPr>
+          <w:rFonts w:ascii="微软雅黑" w:cs="微软雅黑" w:eastAsia="微软雅黑" w:hAnsi="微软雅黑" w:hint="default"/>
+          <w:b w:val="false"/>
+          <w:bCs w:val="false"/>
+          <w:i w:val="false"/>
+          <w:iCs w:val="false"/>
+          <w:snapToGrid w:val="false"/>
+          <w:color w:val="000000"/>
+          <w:spacing w:val="-4"/>
+          <w:kern w:val="0"/>
+          <w:sz w:val="24"/>
+          <w:szCs w:val="24"/>
+          <w:highlight w:val="none"/>
+          <w:vertAlign w:val="baseline"/>
+          <w:em w:val="none"/>
+          <w:lang w:val="en-US" w:bidi="ar-SA" w:eastAsia="en-US"/>
+        </w:rPr>
+        <w:t xml:space="preserve"> </w:t>
+      </w:r>
+      <w:r>
+        <w:rPr>
+          <w:rFonts w:ascii="微软雅黑" w:cs="微软雅黑" w:eastAsia="微软雅黑" w:hAnsi="微软雅黑" w:hint="default"/>
+          <w:b w:val="false"/>
+          <w:bCs w:val="false"/>
+          <w:i w:val="false"/>
+          <w:iCs w:val="false"/>
+          <w:snapToGrid w:val="false"/>
+          <w:color w:val="000000"/>
+          <w:spacing w:val="-4"/>
+          <w:kern w:val="0"/>
+          <w:sz w:val="24"/>
+          <w:szCs w:val="24"/>
+          <w:highlight w:val="none"/>
+          <w:vertAlign w:val="baseline"/>
+          <w:em w:val="none"/>
+          <w:lang w:val="en-US" w:bidi="ar-SA" w:eastAsia="en-US"/>
+        </w:rPr>
+        <w:t>/rtj</w:t>
+      </w:r>
+      <w:r>
+        <w:rPr>
+          <w:rFonts w:ascii="微软雅黑" w:cs="微软雅黑" w:eastAsia="微软雅黑" w:hAnsi="微软雅黑" w:hint="default"/>
+          <w:b w:val="false"/>
+          <w:bCs w:val="false"/>
+          <w:i w:val="false"/>
+          <w:iCs w:val="false"/>
+          <w:snapToGrid w:val="false"/>
+          <w:color w:val="000000"/>
+          <w:spacing w:val="-4"/>
+          <w:kern w:val="0"/>
+          <w:sz w:val="24"/>
+          <w:szCs w:val="24"/>
+          <w:highlight w:val="none"/>
+          <w:vertAlign w:val="baseline"/>
+          <w:em w:val="none"/>
+          <w:lang w:val="en-US" w:bidi="ar-SA" w:eastAsia="en-US"/>
+        </w:rPr>
+        <w:t xml:space="preserve"> </w:t>
+      </w:r>
+      <w:r>
+        <w:rPr>
+          <w:rFonts w:ascii="微软雅黑" w:cs="微软雅黑" w:eastAsia="微软雅黑" w:hAnsi="微软雅黑" w:hint="default"/>
+          <w:b w:val="false"/>
+          <w:bCs w:val="false"/>
+          <w:i w:val="false"/>
+          <w:iCs w:val="false"/>
+          <w:snapToGrid w:val="false"/>
+          <w:color w:val="000000"/>
+          <w:spacing w:val="-4"/>
+          <w:kern w:val="0"/>
+          <w:sz w:val="24"/>
+          <w:szCs w:val="24"/>
+          <w:highlight w:val="none"/>
+          <w:vertAlign w:val="baseline"/>
+          <w:em w:val="none"/>
+          <w:lang w:val="en-US" w:bidi="ar-SA" w:eastAsia="en-US"/>
+        </w:rPr>
+        <w:t>/ztj</w:t>
+      </w:r>
+      <w:r>
+        <w:rPr>
+          <w:rFonts w:ascii="微软雅黑" w:cs="微软雅黑" w:eastAsia="微软雅黑" w:hAnsi="微软雅黑" w:hint="default"/>
+          <w:b w:val="false"/>
+          <w:bCs w:val="false"/>
+          <w:i w:val="false"/>
+          <w:iCs w:val="false"/>
+          <w:snapToGrid w:val="false"/>
+          <w:color w:val="000000"/>
+          <w:spacing w:val="-4"/>
+          <w:kern w:val="0"/>
+          <w:sz w:val="24"/>
+          <w:szCs w:val="24"/>
+          <w:highlight w:val="none"/>
+          <w:vertAlign w:val="baseline"/>
+          <w:em w:val="none"/>
+          <w:lang w:val="en-US" w:bidi="ar-SA" w:eastAsia="en-US"/>
+        </w:rPr>
+        <w:t xml:space="preserve"> </w:t>
+      </w:r>
+      <w:r>
+        <w:rPr>
+          <w:rFonts w:ascii="微软雅黑" w:cs="微软雅黑" w:eastAsia="微软雅黑" w:hAnsi="微软雅黑" w:hint="default"/>
+          <w:b w:val="false"/>
+          <w:bCs w:val="false"/>
+          <w:i w:val="false"/>
+          <w:iCs w:val="false"/>
+          <w:snapToGrid w:val="false"/>
+          <w:color w:val="000000"/>
+          <w:spacing w:val="-4"/>
+          <w:kern w:val="0"/>
+          <w:sz w:val="24"/>
+          <w:szCs w:val="24"/>
+          <w:highlight w:val="none"/>
+          <w:vertAlign w:val="baseline"/>
+          <w:em w:val="none"/>
+          <w:lang w:val="en-US" w:bidi="ar-SA" w:eastAsia="en-US"/>
+        </w:rPr>
+        <w:t>/ytj</w:t>
+      </w:r>
+      <w:r>
+        <w:rPr>
+          <w:rFonts w:ascii="微软雅黑" w:cs="微软雅黑" w:eastAsia="微软雅黑" w:hAnsi="微软雅黑" w:hint="default"/>
+          <w:b w:val="false"/>
+          <w:bCs w:val="false"/>
+          <w:i w:val="false"/>
+          <w:iCs w:val="false"/>
+          <w:snapToGrid w:val="false"/>
+          <w:color w:val="000000"/>
+          <w:spacing w:val="-4"/>
+          <w:kern w:val="0"/>
+          <w:sz w:val="24"/>
+          <w:szCs w:val="24"/>
+          <w:highlight w:val="none"/>
+          <w:vertAlign w:val="baseline"/>
+          <w:em w:val="none"/>
+          <w:lang w:val="en-US" w:bidi="ar-SA" w:eastAsia="en-US"/>
+        </w:rPr>
+        <w:t xml:space="preserve"> </w:t>
+      </w:r>
+      <w:r>
+        <w:rPr>
+          <w:rFonts w:ascii="微软雅黑" w:cs="微软雅黑" w:eastAsia="微软雅黑" w:hAnsi="微软雅黑" w:hint="default"/>
+          <w:b w:val="false"/>
+          <w:bCs w:val="false"/>
+          <w:i w:val="false"/>
+          <w:iCs w:val="false"/>
+          <w:snapToGrid w:val="false"/>
+          <w:color w:val="000000"/>
+          <w:spacing w:val="-4"/>
+          <w:kern w:val="0"/>
+          <w:sz w:val="24"/>
+          <w:szCs w:val="24"/>
+          <w:highlight w:val="none"/>
+          <w:vertAlign w:val="baseline"/>
+          <w:em w:val="none"/>
+          <w:lang w:val="en-US" w:bidi="ar-SA" w:eastAsia="en-US"/>
+        </w:rPr>
+        <w:t>/ntj</w:t>
+      </w:r>
+      <w:r>
+        <w:rPr>
+          <w:rFonts w:ascii="微软雅黑" w:cs="微软雅黑" w:eastAsia="微软雅黑" w:hAnsi="微软雅黑" w:hint="default"/>
+          <w:b w:val="false"/>
+          <w:bCs w:val="false"/>
+          <w:i w:val="false"/>
+          <w:iCs w:val="false"/>
+          <w:snapToGrid w:val="false"/>
+          <w:color w:val="000000"/>
+          <w:spacing w:val="-4"/>
+          <w:kern w:val="0"/>
+          <w:sz w:val="24"/>
+          <w:szCs w:val="24"/>
+          <w:highlight w:val="none"/>
+          <w:vertAlign w:val="baseline"/>
+          <w:em w:val="none"/>
+          <w:lang w:val="en-US" w:bidi="ar-SA" w:eastAsia="en-US"/>
+        </w:rPr>
+        <w:t xml:space="preserve">  </w:t>
+      </w:r>
+      <w:r>
+        <w:rPr>
+          <w:rFonts w:ascii="微软雅黑" w:cs="微软雅黑" w:eastAsia="微软雅黑" w:hAnsi="微软雅黑" w:hint="default"/>
+          <w:b w:val="false"/>
+          <w:bCs w:val="false"/>
+          <w:i w:val="false"/>
+          <w:iCs w:val="false"/>
+          <w:snapToGrid w:val="false"/>
+          <w:color w:val="000000"/>
+          <w:spacing w:val="-4"/>
+          <w:kern w:val="0"/>
+          <w:sz w:val="24"/>
+          <w:szCs w:val="24"/>
+          <w:highlight w:val="none"/>
+          <w:vertAlign w:val="baseline"/>
+          <w:em w:val="none"/>
+          <w:lang w:val="en-US" w:bidi="ar-SA" w:eastAsia="en-US"/>
+        </w:rPr>
+        <w:t>统计清理：/tjql</w:t>
+      </w:r>
+    </w:p>
+    <w:p>
+      <w:pPr>
+        <w:pStyle w:val="style0"/>
+        <w:numPr>
+          <w:ilvl w:val="0"/>
+          <w:numId w:val="0"/>
+        </w:numPr>
         <w:kinsoku w:val="false"/>
         <w:autoSpaceDE w:val="false"/>
         <w:autoSpaceDN w:val="false"/>
@@ -7078,7 +7570,7 @@
                 <w:em w:val="none"/>
                 <w:lang w:val="en-US" w:bidi="ar-SA" w:eastAsia="en-US"/>
               </w:rPr>
-              <w:t>10.</w:t>
+              <w:t>11.</w:t>
             </w:r>
             <w:r>
               <w:rPr>
@@ -11686,21 +12178,15 @@
             <w:r>
               <w:rPr>
                 <w:spacing w:val="-6"/>
+                <w:lang w:val="en-US"/>
               </w:rPr>
               <w:t>中</w:t>
             </w:r>
             <w:r>
               <w:rPr>
                 <w:spacing w:val="-6"/>
-                <w:lang w:val="en-US"/>
-              </w:rPr>
-              <w:t>/中</w:t>
-            </w:r>
-            <w:r>
-              <w:rPr>
-                <w:spacing w:val="-6"/>
-              </w:rPr>
-              <w:t>英⽂切</w:t>
+              </w:rPr>
+              <w:t>英切</w:t>
             </w:r>
             <w:r>
               <w:t xml:space="preserve"> 换</w:t>
@@ -11726,10 +12212,9 @@
             <w:r>
               <w:rPr>
                 <w:rFonts w:ascii="Arial" w:cs="Arial" w:eastAsia="Arial" w:hAnsi="Arial"/>
-                <w:color w:val="222222"/>
-                <w:spacing w:val="18"/>
                 <w:sz w:val="21"/>
                 <w:szCs w:val="21"/>
+                <w:lang w:val="en-US"/>
               </w:rPr>
               <w:t>english_word</w:t>
             </w:r>
@@ -11751,7 +12236,20 @@
               <w:rPr>
                 <w:spacing w:val="39"/>
               </w:rPr>
-              <w:t>中→英</w:t>
+              <w:t xml:space="preserve">仅中文, </w:t>
+            </w:r>
+            <w:r>
+              <w:rPr>
+                <w:spacing w:val="39"/>
+                <w:lang w:val="en-US"/>
+              </w:rPr>
+              <w:t>中英</w:t>
+            </w:r>
+            <w:r>
+              <w:rPr>
+                <w:spacing w:val="39"/>
+              </w:rPr>
+              <w:t>混合输入</w:t>
             </w:r>
           </w:p>
         </w:tc>
@@ -11771,57 +12269,6 @@
                 <w:szCs w:val="21"/>
               </w:rPr>
             </w:pPr>
-            <w:r>
-              <w:rPr>
-                <w:rFonts w:ascii="Arial" w:cs="Arial" w:eastAsia="Arial" w:hAnsi="Arial"/>
-                <w:color w:val="222222"/>
-                <w:spacing w:val="24"/>
-                <w:sz w:val="21"/>
-                <w:szCs w:val="21"/>
-              </w:rPr>
-              <w:t>Ctrl</w:t>
-            </w:r>
-            <w:r>
-              <w:rPr>
-                <w:rFonts w:ascii="Arial" w:cs="Arial" w:eastAsia="Arial" w:hAnsi="Arial"/>
-                <w:color w:val="222222"/>
-                <w:spacing w:val="9"/>
-                <w:sz w:val="21"/>
-                <w:szCs w:val="21"/>
-              </w:rPr>
-              <w:t xml:space="preserve">  </w:t>
-            </w:r>
-            <w:r>
-              <w:rPr>
-                <w:rFonts w:ascii="Arial" w:cs="Arial" w:eastAsia="Arial" w:hAnsi="Arial"/>
-                <w:color w:val="222222"/>
-                <w:spacing w:val="24"/>
-                <w:sz w:val="21"/>
-                <w:szCs w:val="21"/>
-              </w:rPr>
-              <w:t>+</w:t>
-            </w:r>
-            <w:r>
-              <w:rPr>
-                <w:rFonts w:ascii="Arial" w:cs="Arial" w:eastAsia="Arial" w:hAnsi="Arial"/>
-                <w:color w:val="222222"/>
-                <w:spacing w:val="11"/>
-                <w:sz w:val="21"/>
-                <w:szCs w:val="21"/>
-              </w:rPr>
-              <w:t xml:space="preserve">  </w:t>
-            </w:r>
-            <w:r>
-              <w:rPr>
-                <w:rFonts w:ascii="Arial" w:cs="Arial" w:eastAsia="Arial" w:hAnsi="Arial"/>
-                <w:color w:val="222222"/>
-                <w:spacing w:val="11"/>
-                <w:sz w:val="21"/>
-                <w:szCs w:val="21"/>
-                <w:lang w:val="en-US"/>
-              </w:rPr>
-              <w:t>m</w:t>
-            </w:r>
           </w:p>
         </w:tc>
         <w:tc>
@@ -11836,42 +12283,6 @@
               <w:ind w:left="133" w:right="314" w:hanging="122"/>
               <w:rPr/>
             </w:pPr>
-            <w:r>
-              <w:rPr>
-                <w:spacing w:val="-23"/>
-                <w:w w:val="94"/>
-              </w:rPr>
-              <w:t>“中”</w:t>
-            </w:r>
-            <w:r>
-              <w:rPr>
-                <w:spacing w:val="-23"/>
-                <w:w w:val="94"/>
-                <w:lang w:val="en-US"/>
-              </w:rPr>
-              <w:t xml:space="preserve">  纯中文候选词</w:t>
-            </w:r>
-            <w:r>
-              <w:rPr>
-                <w:spacing w:val="-21"/>
-              </w:rPr>
-              <w:t xml:space="preserve"> </w:t>
-            </w:r>
-            <w:r>
-              <w:rPr>
-                <w:spacing w:val="-23"/>
-                <w:w w:val="94"/>
-              </w:rPr>
-              <w:t>，“英”</w:t>
-            </w:r>
-            <w:r>
-              <w:rPr>
-                <w:spacing w:val="-23"/>
-                <w:w w:val="94"/>
-                <w:lang w:val="en-US"/>
-              </w:rPr>
-              <w:t xml:space="preserve">  开启英文单词候选词（位于虎码之后）</w:t>
-            </w:r>
           </w:p>
         </w:tc>
       </w:tr>
@@ -12605,7 +13016,7 @@
                 <w:sz w:val="21"/>
                 <w:szCs w:val="21"/>
               </w:rPr>
-              <w:t>tiger-sentence</w:t>
+              <w:t>sentence</w:t>
             </w:r>
           </w:p>
         </w:tc>
@@ -12810,7 +13221,19 @@
                 <w:sz w:val="21"/>
                 <w:szCs w:val="21"/>
               </w:rPr>
-              <w:t>tigress</w:t>
+              <w:t>w</w:t>
+            </w:r>
+            <w:r>
+              <w:rPr>
+                <w:rFonts w:ascii="Arial" w:cs="Arial" w:eastAsia="Arial" w:hAnsi="Arial"/>
+                <w:color w:val="222222"/>
+                <w:spacing w:val="16"/>
+                <w:w w:val="119"/>
+                <w:sz w:val="21"/>
+                <w:szCs w:val="21"/>
+                <w:lang w:val="en-US"/>
+              </w:rPr>
+              <w:t>ord</w:t>
             </w:r>
           </w:p>
         </w:tc>
@@ -12996,7 +13419,19 @@
                 <w:sz w:val="21"/>
                 <w:szCs w:val="21"/>
               </w:rPr>
-              <w:t>tiger</w:t>
+              <w:t>c</w:t>
+            </w:r>
+            <w:r>
+              <w:rPr>
+                <w:rFonts w:ascii="Arial" w:cs="Arial" w:eastAsia="Arial" w:hAnsi="Arial"/>
+                <w:color w:val="222222"/>
+                <w:spacing w:val="19"/>
+                <w:w w:val="125"/>
+                <w:sz w:val="21"/>
+                <w:szCs w:val="21"/>
+                <w:lang w:val="en-US"/>
+              </w:rPr>
+              <w:t>har</w:t>
             </w:r>
           </w:p>
         </w:tc>
@@ -24350,6 +24785,92 @@
       </w:pPr>
     </w:lvl>
   </w:abstractNum>
+  <w:abstractNum w:abstractNumId="4">
+    <w:nsid w:val="00000004"/>
+    <w:multiLevelType w:val="hybridMultilevel"/>
+    <w:tmpl w:val="ACE92A61"/>
+    <w:lvl w:ilvl="0" w:tplc="0409000F">
+      <w:start w:val="11"/>
+      <w:numFmt w:val="decimal"/>
+      <w:lvlText w:val="%1."/>
+      <w:lvlJc w:val="left"/>
+      <w:pPr>
+        <w:ind w:left="562" w:hanging="420"/>
+      </w:pPr>
+    </w:lvl>
+    <w:lvl w:ilvl="1" w:tplc="04090019" w:tentative="1">
+      <w:start w:val="1"/>
+      <w:numFmt w:val="lowerLetter"/>
+      <w:lvlText w:val="%2)"/>
+      <w:lvlJc w:val="left"/>
+      <w:pPr>
+        <w:ind w:left="982" w:hanging="420"/>
+      </w:pPr>
+    </w:lvl>
+    <w:lvl w:ilvl="2" w:tplc="0409001B" w:tentative="1">
+      <w:start w:val="1"/>
+      <w:numFmt w:val="lowerRoman"/>
+      <w:lvlText w:val="%3."/>
+      <w:lvlJc w:val="right"/>
+      <w:pPr>
+        <w:ind w:left="1402" w:hanging="420"/>
+      </w:pPr>
+    </w:lvl>
+    <w:lvl w:ilvl="3" w:tplc="0409000F" w:tentative="1">
+      <w:start w:val="1"/>
+      <w:numFmt w:val="decimal"/>
+      <w:lvlText w:val="%4."/>
+      <w:lvlJc w:val="left"/>
+      <w:pPr>
+        <w:ind w:left="1822" w:hanging="420"/>
+      </w:pPr>
+    </w:lvl>
+    <w:lvl w:ilvl="4" w:tplc="04090019" w:tentative="1">
+      <w:start w:val="1"/>
+      <w:numFmt w:val="lowerLetter"/>
+      <w:lvlText w:val="%5)"/>
+      <w:lvlJc w:val="left"/>
+      <w:pPr>
+        <w:ind w:left="2242" w:hanging="420"/>
+      </w:pPr>
+    </w:lvl>
+    <w:lvl w:ilvl="5" w:tplc="0409001B" w:tentative="1">
+      <w:start w:val="1"/>
+      <w:numFmt w:val="lowerRoman"/>
+      <w:lvlText w:val="%6."/>
+      <w:lvlJc w:val="right"/>
+      <w:pPr>
+        <w:ind w:left="2662" w:hanging="420"/>
+      </w:pPr>
+    </w:lvl>
+    <w:lvl w:ilvl="6" w:tplc="0409000F" w:tentative="1">
+      <w:start w:val="1"/>
+      <w:numFmt w:val="decimal"/>
+      <w:lvlText w:val="%7."/>
+      <w:lvlJc w:val="left"/>
+      <w:pPr>
+        <w:ind w:left="3082" w:hanging="420"/>
+      </w:pPr>
+    </w:lvl>
+    <w:lvl w:ilvl="7" w:tplc="04090019" w:tentative="1">
+      <w:start w:val="1"/>
+      <w:numFmt w:val="lowerLetter"/>
+      <w:lvlText w:val="%8)"/>
+      <w:lvlJc w:val="left"/>
+      <w:pPr>
+        <w:ind w:left="3502" w:hanging="420"/>
+      </w:pPr>
+    </w:lvl>
+    <w:lvl w:ilvl="8" w:tplc="0409001B" w:tentative="1">
+      <w:start w:val="1"/>
+      <w:numFmt w:val="lowerRoman"/>
+      <w:lvlText w:val="%9."/>
+      <w:lvlJc w:val="right"/>
+      <w:pPr>
+        <w:ind w:left="3922" w:hanging="420"/>
+      </w:pPr>
+    </w:lvl>
+  </w:abstractNum>
   <w:num w:numId="1">
     <w:abstractNumId w:val="0"/>
   </w:num>
@@ -24367,6 +24888,9 @@
   </w:num>
   <w:num w:numId="6">
     <w:abstractNumId w:val="3"/>
+  </w:num>
+  <w:num w:numId="7">
+    <w:abstractNumId w:val="4"/>
   </w:num>
 </w:numbering>
 </file>

--- a/万象虎-新手教程.docx
+++ b/万象虎-新手教程.docx
@@ -2350,7 +2350,7 @@
           <w:em w:val="none"/>
           <w:lang w:val="en-US" w:bidi="ar-SA" w:eastAsia="en-US"/>
         </w:rPr>
-        <w:t>万象虎的拼音反查是 '单引号前缀  `反引号后缀  ctrl+y开关  三种方式皆可</w:t>
+        <w:t>万象虎的拼音反查是 '单引号前缀 或 `反引号后缀</w:t>
       </w:r>
     </w:p>
     <w:p>
@@ -2476,7 +2476,7 @@
           <w:em w:val="none"/>
           <w:lang w:val="en-US" w:bidi="ar-SA" w:eastAsia="en-US"/>
         </w:rPr>
-        <w:t>也可以在wanxiang_pro.custom.yaml更改，但注意空格数量等问题，否则可能导致指令失效）</w:t>
+        <w:t>也可以在wanxiang_pro.custom.yaml更改，但注意表头格式改变可能导致指令失效）</w:t>
       </w:r>
     </w:p>
     <w:p>
@@ -12269,6 +12269,86 @@
                 <w:szCs w:val="21"/>
               </w:rPr>
             </w:pPr>
+            <w:r>
+              <w:rPr>
+                <w:rFonts w:ascii="Arial" w:cs="Arial" w:eastAsia="Arial" w:hAnsi="Arial" w:hint="default"/>
+                <w:b w:val="false"/>
+                <w:bCs w:val="false"/>
+                <w:i w:val="false"/>
+                <w:iCs w:val="false"/>
+                <w:snapToGrid w:val="false"/>
+                <w:color w:val="222222"/>
+                <w:spacing w:val="24"/>
+                <w:kern w:val="0"/>
+                <w:sz w:val="21"/>
+                <w:szCs w:val="21"/>
+                <w:highlight w:val="none"/>
+                <w:vertAlign w:val="baseline"/>
+                <w:em w:val="none"/>
+                <w:lang w:val="en-US" w:bidi="ar-SA" w:eastAsia="en-US"/>
+              </w:rPr>
+              <w:t>Ctrl</w:t>
+            </w:r>
+            <w:r>
+              <w:rPr>
+                <w:rFonts w:ascii="Arial" w:cs="Arial" w:eastAsia="Arial" w:hAnsi="Arial" w:hint="default"/>
+                <w:b w:val="false"/>
+                <w:bCs w:val="false"/>
+                <w:i w:val="false"/>
+                <w:iCs w:val="false"/>
+                <w:snapToGrid w:val="false"/>
+                <w:color w:val="222222"/>
+                <w:spacing w:val="9"/>
+                <w:kern w:val="0"/>
+                <w:sz w:val="21"/>
+                <w:szCs w:val="21"/>
+                <w:highlight w:val="none"/>
+                <w:vertAlign w:val="baseline"/>
+                <w:em w:val="none"/>
+                <w:lang w:val="en-US" w:bidi="ar-SA" w:eastAsia="en-US"/>
+              </w:rPr>
+              <w:t xml:space="preserve">  </w:t>
+            </w:r>
+            <w:r>
+              <w:rPr>
+                <w:rFonts w:ascii="Arial" w:cs="Arial" w:eastAsia="Arial" w:hAnsi="Arial" w:hint="default"/>
+                <w:b w:val="false"/>
+                <w:bCs w:val="false"/>
+                <w:i w:val="false"/>
+                <w:iCs w:val="false"/>
+                <w:snapToGrid w:val="false"/>
+                <w:color w:val="222222"/>
+                <w:spacing w:val="24"/>
+                <w:kern w:val="0"/>
+                <w:sz w:val="21"/>
+                <w:szCs w:val="21"/>
+                <w:highlight w:val="none"/>
+                <w:vertAlign w:val="baseline"/>
+                <w:em w:val="none"/>
+                <w:lang w:val="en-US" w:bidi="ar-SA" w:eastAsia="en-US"/>
+              </w:rPr>
+              <w:t>+</w:t>
+            </w:r>
+            <w:r>
+              <w:rPr>
+                <w:rFonts w:ascii="Arial" w:cs="Arial" w:eastAsia="Arial" w:hAnsi="Arial" w:hint="default"/>
+                <w:b w:val="false"/>
+                <w:bCs w:val="false"/>
+                <w:i w:val="false"/>
+                <w:iCs w:val="false"/>
+                <w:snapToGrid w:val="false"/>
+                <w:color w:val="222222"/>
+                <w:spacing w:val="10"/>
+                <w:kern w:val="0"/>
+                <w:sz w:val="21"/>
+                <w:szCs w:val="21"/>
+                <w:highlight w:val="none"/>
+                <w:vertAlign w:val="baseline"/>
+                <w:em w:val="none"/>
+                <w:lang w:val="en-US" w:bidi="ar-SA" w:eastAsia="en-US"/>
+              </w:rPr>
+              <w:t xml:space="preserve">  m</w:t>
+            </w:r>
           </w:p>
         </w:tc>
         <w:tc>
@@ -13601,16 +13681,23 @@
             </w:pPr>
             <w:r>
               <w:rPr>
-                <w:spacing w:val="-4"/>
-              </w:rPr>
-              <w:t>⾳码</w:t>
-            </w:r>
-            <w:r>
-              <w:rPr>
-                <w:spacing w:val="-4"/>
-                <w:lang w:val="en-US"/>
-              </w:rPr>
-              <w:t>开关</w:t>
+                <w:rFonts w:ascii="微软雅黑" w:cs="微软雅黑" w:eastAsia="微软雅黑" w:hAnsi="微软雅黑" w:hint="default"/>
+                <w:b w:val="false"/>
+                <w:bCs w:val="false"/>
+                <w:i w:val="false"/>
+                <w:iCs w:val="false"/>
+                <w:snapToGrid w:val="false"/>
+                <w:color w:val="000000"/>
+                <w:spacing w:val="-6"/>
+                <w:kern w:val="0"/>
+                <w:sz w:val="24"/>
+                <w:szCs w:val="24"/>
+                <w:highlight w:val="none"/>
+                <w:vertAlign w:val="baseline"/>
+                <w:em w:val="none"/>
+                <w:lang w:val="en-US" w:bidi="ar-SA" w:eastAsia="en-US"/>
+              </w:rPr>
+              <w:t>completion</w:t>
             </w:r>
           </w:p>
         </w:tc>
@@ -13632,14 +13719,23 @@
             </w:pPr>
             <w:r>
               <w:rPr>
-                <w:rFonts w:ascii="Arial" w:cs="Arial" w:eastAsia="Arial" w:hAnsi="Arial"/>
-                <w:color w:val="222222"/>
-                <w:spacing w:val="21"/>
-                <w:w w:val="111"/>
+                <w:rFonts w:ascii="Arial" w:cs="Arial" w:eastAsia="Arial" w:hAnsi="Arial" w:hint="default"/>
+                <w:b w:val="false"/>
+                <w:bCs w:val="false"/>
+                <w:i w:val="false"/>
+                <w:iCs w:val="false"/>
+                <w:snapToGrid w:val="false"/>
+                <w:color w:val="000000"/>
+                <w:spacing w:val="-6"/>
+                <w:kern w:val="0"/>
                 <w:sz w:val="21"/>
                 <w:szCs w:val="21"/>
-              </w:rPr>
-              <w:t>yin</w:t>
+                <w:highlight w:val="none"/>
+                <w:vertAlign w:val="baseline"/>
+                <w:em w:val="none"/>
+                <w:lang w:val="en-US" w:bidi="ar-SA" w:eastAsia="en-US"/>
+              </w:rPr>
+              <w:t>completion</w:t>
             </w:r>
           </w:p>
         </w:tc>
@@ -13657,21 +13753,23 @@
             </w:pPr>
             <w:r>
               <w:rPr>
+                <w:rFonts w:ascii="微软雅黑" w:cs="微软雅黑" w:eastAsia="微软雅黑" w:hAnsi="微软雅黑" w:hint="default"/>
+                <w:b w:val="false"/>
+                <w:bCs w:val="false"/>
+                <w:i w:val="false"/>
+                <w:iCs w:val="false"/>
+                <w:snapToGrid w:val="false"/>
+                <w:color w:val="000000"/>
                 <w:spacing w:val="-6"/>
-              </w:rPr>
-              <w:t>关 →</w:t>
-            </w:r>
-            <w:r>
-              <w:rPr>
-                <w:spacing w:val="9"/>
-              </w:rPr>
-              <w:t xml:space="preserve"> </w:t>
-            </w:r>
-            <w:r>
-              <w:rPr>
-                <w:spacing w:val="-6"/>
-              </w:rPr>
-              <w:t>⾳码</w:t>
+                <w:kern w:val="0"/>
+                <w:sz w:val="24"/>
+                <w:szCs w:val="24"/>
+                <w:highlight w:val="none"/>
+                <w:vertAlign w:val="baseline"/>
+                <w:em w:val="none"/>
+                <w:lang w:val="en-US" w:bidi="ar-SA" w:eastAsia="en-US"/>
+              </w:rPr>
+              <w:t>关→提示</w:t>
             </w:r>
           </w:p>
         </w:tc>
@@ -13740,7 +13838,7 @@
                 <w:szCs w:val="21"/>
                 <w:lang w:val="en-US"/>
               </w:rPr>
-              <w:t>y</w:t>
+              <w:t>r</w:t>
             </w:r>
           </w:p>
         </w:tc>
@@ -13771,7 +13869,7 @@
                 <w:iCs w:val="false"/>
                 <w:snapToGrid w:val="false"/>
                 <w:color w:val="000000"/>
-                <w:spacing w:val="-1"/>
+                <w:spacing w:val="-6"/>
                 <w:kern w:val="0"/>
                 <w:sz w:val="24"/>
                 <w:szCs w:val="24"/>
@@ -13780,127 +13878,7 @@
                 <w:em w:val="none"/>
                 <w:lang w:val="en-US" w:bidi="ar-SA" w:eastAsia="en-US"/>
               </w:rPr>
-              <w:t>打开</w:t>
-            </w:r>
-            <w:r>
-              <w:rPr>
-                <w:rFonts w:ascii="微软雅黑" w:cs="微软雅黑" w:eastAsia="微软雅黑" w:hAnsi="微软雅黑" w:hint="default"/>
-                <w:b w:val="false"/>
-                <w:bCs w:val="false"/>
-                <w:i w:val="false"/>
-                <w:iCs w:val="false"/>
-                <w:snapToGrid w:val="false"/>
-                <w:color w:val="000000"/>
-                <w:spacing w:val="-1"/>
-                <w:kern w:val="0"/>
-                <w:sz w:val="24"/>
-                <w:szCs w:val="24"/>
-                <w:highlight w:val="none"/>
-                <w:vertAlign w:val="baseline"/>
-                <w:em w:val="none"/>
-                <w:lang w:val="en-US" w:bidi="ar-SA" w:eastAsia="en-US"/>
-              </w:rPr>
-              <w:t xml:space="preserve"> </w:t>
-            </w:r>
-            <w:r>
-              <w:rPr>
-                <w:rFonts w:ascii="微软雅黑" w:cs="微软雅黑" w:eastAsia="微软雅黑" w:hAnsi="微软雅黑" w:hint="default"/>
-                <w:b w:val="false"/>
-                <w:bCs w:val="false"/>
-                <w:i w:val="false"/>
-                <w:iCs w:val="false"/>
-                <w:snapToGrid w:val="false"/>
-                <w:color w:val="000000"/>
-                <w:spacing w:val="-1"/>
-                <w:kern w:val="0"/>
-                <w:sz w:val="24"/>
-                <w:szCs w:val="24"/>
-                <w:highlight w:val="none"/>
-                <w:vertAlign w:val="baseline"/>
-                <w:em w:val="none"/>
-                <w:lang w:val="en-US" w:bidi="ar-SA" w:eastAsia="en-US"/>
-              </w:rPr>
-              <w:t>拼音候选词</w:t>
-            </w:r>
-            <w:r>
-              <w:rPr>
-                <w:rFonts w:ascii="微软雅黑" w:cs="微软雅黑" w:eastAsia="微软雅黑" w:hAnsi="微软雅黑" w:hint="default"/>
-                <w:b w:val="false"/>
-                <w:bCs w:val="false"/>
-                <w:i w:val="false"/>
-                <w:iCs w:val="false"/>
-                <w:snapToGrid w:val="false"/>
-                <w:color w:val="000000"/>
-                <w:spacing w:val="-1"/>
-                <w:kern w:val="0"/>
-                <w:sz w:val="24"/>
-                <w:szCs w:val="24"/>
-                <w:highlight w:val="none"/>
-                <w:vertAlign w:val="baseline"/>
-                <w:em w:val="none"/>
-                <w:lang w:val="en-US" w:bidi="ar-SA" w:eastAsia="en-US"/>
-              </w:rPr>
-              <w:t xml:space="preserve"> </w:t>
-            </w:r>
-            <w:r>
-              <w:rPr>
-                <w:rFonts w:ascii="微软雅黑" w:cs="微软雅黑" w:eastAsia="微软雅黑" w:hAnsi="微软雅黑" w:hint="default"/>
-                <w:b w:val="false"/>
-                <w:bCs w:val="false"/>
-                <w:i w:val="false"/>
-                <w:iCs w:val="false"/>
-                <w:snapToGrid w:val="false"/>
-                <w:color w:val="000000"/>
-                <w:spacing w:val="-1"/>
-                <w:kern w:val="0"/>
-                <w:sz w:val="24"/>
-                <w:szCs w:val="24"/>
-                <w:highlight w:val="none"/>
-                <w:vertAlign w:val="baseline"/>
-                <w:em w:val="none"/>
-                <w:lang w:val="en-US" w:bidi="ar-SA" w:eastAsia="en-US"/>
-              </w:rPr>
-              <w:t>和</w:t>
-            </w:r>
-            <w:r>
-              <w:rPr>
-                <w:rFonts w:ascii="微软雅黑" w:cs="微软雅黑" w:eastAsia="微软雅黑" w:hAnsi="微软雅黑" w:hint="default"/>
-                <w:b w:val="false"/>
-                <w:bCs w:val="false"/>
-                <w:i w:val="false"/>
-                <w:iCs w:val="false"/>
-                <w:snapToGrid w:val="false"/>
-                <w:color w:val="000000"/>
-                <w:spacing w:val="-1"/>
-                <w:kern w:val="0"/>
-                <w:sz w:val="24"/>
-                <w:szCs w:val="24"/>
-                <w:highlight w:val="none"/>
-                <w:vertAlign w:val="baseline"/>
-                <w:em w:val="none"/>
-                <w:lang w:val="en-US" w:bidi="ar-SA" w:eastAsia="en-US"/>
-              </w:rPr>
-              <w:t xml:space="preserve"> </w:t>
-            </w:r>
-            <w:r>
-              <w:rPr>
-                <w:rFonts w:ascii="微软雅黑" w:cs="微软雅黑" w:eastAsia="微软雅黑" w:hAnsi="微软雅黑" w:hint="default"/>
-                <w:b w:val="false"/>
-                <w:bCs w:val="false"/>
-                <w:i w:val="false"/>
-                <w:iCs w:val="false"/>
-                <w:snapToGrid w:val="false"/>
-                <w:color w:val="000000"/>
-                <w:spacing w:val="-1"/>
-                <w:kern w:val="0"/>
-                <w:sz w:val="24"/>
-                <w:szCs w:val="24"/>
-                <w:highlight w:val="none"/>
-                <w:vertAlign w:val="baseline"/>
-                <w:em w:val="none"/>
-                <w:lang w:val="en-US" w:bidi="ar-SA" w:eastAsia="en-US"/>
-              </w:rPr>
-              <w:t>英文候选词</w:t>
+              <w:t>输入长度为3时的completion词</w:t>
             </w:r>
           </w:p>
         </w:tc>
@@ -14231,7 +14209,7 @@
       <w:tr>
         <w:tblPrEx/>
         <w:trPr>
-          <w:trHeight w:val="734" w:hRule="atLeast"/>
+          <w:trHeight w:val="771" w:hRule="atLeast"/>
         </w:trPr>
         <w:tc>
           <w:tcPr>

--- a/万象虎-新手教程.docx
+++ b/万象虎-新手教程.docx
@@ -2551,7 +2551,7 @@
           <w:em w:val="none"/>
           <w:lang w:val="en-US" w:bidi="ar-SA" w:eastAsia="en-US"/>
         </w:rPr>
-        <w:t>拼音注音滤镜开关 ctrl+q</w:t>
+        <w:t>拼音注音滤镜开关 ctrl+y</w:t>
       </w:r>
     </w:p>
     <w:p>

--- a/万象虎-新手教程.docx
+++ b/万象虎-新手教程.docx
@@ -13197,7 +13197,7 @@
                 <w:szCs w:val="21"/>
                 <w:lang w:val="en-US"/>
               </w:rPr>
-              <w:t>d</w:t>
+              <w:t>a</w:t>
             </w:r>
           </w:p>
         </w:tc>
@@ -13614,7 +13614,7 @@
                 <w:szCs w:val="21"/>
                 <w:lang w:val="en-US"/>
               </w:rPr>
-              <w:t>a</w:t>
+              <w:t>d</w:t>
             </w:r>
           </w:p>
         </w:tc>

--- a/万象虎-新手教程.docx
+++ b/万象虎-新手教程.docx
@@ -1942,7 +1942,7 @@
           <w:em w:val="none"/>
           <w:lang w:val="en-US" w:bidi="ar-SA" w:eastAsia="en-US"/>
         </w:rPr>
-        <w:t>万象虎的拼音反查是 '单引号前缀 或 `反引号后缀</w:t>
+        <w:t>万象虎的拼音反查是 '单引号前缀 或 `反引号后缀 或 ctrl+q 音码混输</w:t>
       </w:r>
     </w:p>
     <w:p>
@@ -2871,7 +2871,7 @@
           <w:em w:val="none"/>
           <w:lang w:val="en-US" w:bidi="ar-SA" w:eastAsia="en-US"/>
         </w:rPr>
-        <w:t xml:space="preserve">  ②.或不写编码，重新部署即生成简词 （输入/wjjc只在文件内生成编码不产生候选，/wjql清空user.txt；输入/zyj会把“文件简词”转为“永久简词”即固定在次选的简词，输入/zwj则相反）</w:t>
+        <w:t xml:space="preserve">  ②.或不写编码，重新部署即生成简词 （输入/wjjc只在文件内生成编码不产生候选；输入/zyj会把“文件简词”转为“永久简词”即固定在次选的简词，输入/zwj则相反）</w:t>
       </w:r>
     </w:p>
     <w:p>
@@ -12121,22 +12121,16 @@
               <w:pStyle w:val="style4098"/>
               <w:spacing w:before="68" w:lineRule="auto" w:line="195"/>
               <w:ind w:left="133" w:right="213" w:firstLine="7"/>
-              <w:rPr/>
+              <w:rPr>
+                <w:spacing w:val="-5"/>
+              </w:rPr>
             </w:pPr>
             <w:r>
               <w:rPr>
                 <w:spacing w:val="-5"/>
-              </w:rPr>
-              <w:t>字符集切</w:t>
-            </w:r>
-            <w:r>
-              <w:rPr>
-                <w:spacing w:val="2"/>
-              </w:rPr>
-              <w:t xml:space="preserve"> </w:t>
-            </w:r>
-            <w:r>
-              <w:t>换</w:t>
+                <w:lang w:val="en-US"/>
+              </w:rPr>
+              <w:t>拼⾳注⾳</w:t>
             </w:r>
           </w:p>
         </w:tc>
@@ -12151,21 +12145,29 @@
               <w:spacing w:before="126" w:lineRule="auto" w:line="207"/>
               <w:ind w:left="196"/>
               <w:rPr>
-                <w:rFonts w:ascii="Arial" w:cs="Arial" w:eastAsia="Arial" w:hAnsi="Arial"/>
+                <w:spacing w:val="-5"/>
+              </w:rPr>
+            </w:pPr>
+            <w:r>
+              <w:rPr>
+                <w:rFonts w:ascii="Arial" w:cs="Arial" w:eastAsia="Arial" w:hAnsi="Arial" w:hint="default"/>
+                <w:b w:val="false"/>
+                <w:bCs w:val="false"/>
+                <w:i w:val="false"/>
+                <w:iCs w:val="false"/>
+                <w:snapToGrid w:val="false"/>
+                <w:color w:val="222222"/>
+                <w:spacing w:val="24"/>
+                <w:w w:val="104"/>
+                <w:kern w:val="0"/>
                 <w:sz w:val="21"/>
                 <w:szCs w:val="21"/>
-              </w:rPr>
-            </w:pPr>
-            <w:r>
-              <w:rPr>
-                <w:rFonts w:ascii="Arial" w:cs="Arial" w:eastAsia="Arial" w:hAnsi="Arial"/>
-                <w:color w:val="222222"/>
-                <w:spacing w:val="14"/>
-                <w:w w:val="125"/>
-                <w:sz w:val="21"/>
-                <w:szCs w:val="21"/>
-              </w:rPr>
-              <w:t>charset_filter</w:t>
+                <w:highlight w:val="none"/>
+                <w:vertAlign w:val="baseline"/>
+                <w:em w:val="none"/>
+                <w:lang w:val="en-US" w:bidi="ar-SA" w:eastAsia="en-US"/>
+              </w:rPr>
+              <w:t>pinyin</w:t>
             </w:r>
           </w:p>
         </w:tc>
@@ -12179,33 +12181,153 @@
               <w:pStyle w:val="style4098"/>
               <w:spacing w:before="69" w:lineRule="auto" w:line="186"/>
               <w:ind w:left="121"/>
-              <w:rPr/>
+              <w:rPr>
+                <w:spacing w:val="-5"/>
+              </w:rPr>
             </w:pPr>
             <w:r>
               <w:rPr>
-                <w:spacing w:val="12"/>
-                <w:lang w:val="en-US"/>
-              </w:rPr>
-              <w:t>常</w:t>
-            </w:r>
-            <w:r>
-              <w:rPr>
-                <w:spacing w:val="12"/>
+                <w:rFonts w:ascii="微软雅黑" w:cs="微软雅黑" w:eastAsia="微软雅黑" w:hAnsi="微软雅黑" w:hint="default"/>
+                <w:b w:val="false"/>
+                <w:bCs w:val="false"/>
+                <w:i w:val="false"/>
+                <w:iCs w:val="false"/>
+                <w:snapToGrid w:val="false"/>
+                <w:color w:val="000000"/>
+                <w:spacing w:val="5"/>
+                <w:kern w:val="0"/>
+                <w:sz w:val="24"/>
+                <w:szCs w:val="24"/>
+                <w:highlight w:val="none"/>
+                <w:vertAlign w:val="baseline"/>
+                <w:em w:val="none"/>
+                <w:lang w:val="en-US" w:bidi="ar-SA" w:eastAsia="en-US"/>
+              </w:rPr>
+              <w:t>字</w:t>
+            </w:r>
+            <w:r>
+              <w:rPr>
+                <w:rFonts w:ascii="微软雅黑" w:cs="微软雅黑" w:eastAsia="微软雅黑" w:hAnsi="微软雅黑" w:hint="default"/>
+                <w:b w:val="false"/>
+                <w:bCs w:val="false"/>
+                <w:i w:val="false"/>
+                <w:iCs w:val="false"/>
+                <w:snapToGrid w:val="false"/>
+                <w:color w:val="000000"/>
+                <w:spacing w:val="5"/>
+                <w:kern w:val="0"/>
+                <w:sz w:val="24"/>
+                <w:szCs w:val="24"/>
+                <w:highlight w:val="none"/>
+                <w:vertAlign w:val="baseline"/>
+                <w:em w:val="none"/>
+                <w:lang w:val="en-US" w:bidi="ar-SA" w:eastAsia="en-US"/>
               </w:rPr>
               <w:t xml:space="preserve"> </w:t>
             </w:r>
             <w:r>
               <w:rPr>
-                <w:spacing w:val="-5"/>
-              </w:rPr>
-              <w:t xml:space="preserve">→ </w:t>
-            </w:r>
-            <w:r>
-              <w:rPr>
-                <w:spacing w:val="-5"/>
-                <w:lang w:val="en-US"/>
-              </w:rPr>
-              <w:t>全</w:t>
+                <w:rFonts w:ascii="微软雅黑" w:cs="微软雅黑" w:eastAsia="微软雅黑" w:hAnsi="微软雅黑" w:hint="default"/>
+                <w:b w:val="false"/>
+                <w:bCs w:val="false"/>
+                <w:i w:val="false"/>
+                <w:iCs w:val="false"/>
+                <w:snapToGrid w:val="false"/>
+                <w:color w:val="000000"/>
+                <w:spacing w:val="-16"/>
+                <w:w w:val="96"/>
+                <w:kern w:val="0"/>
+                <w:sz w:val="24"/>
+                <w:szCs w:val="24"/>
+                <w:highlight w:val="none"/>
+                <w:vertAlign w:val="baseline"/>
+                <w:em w:val="none"/>
+                <w:lang w:val="en-US" w:bidi="ar-SA" w:eastAsia="en-US"/>
+              </w:rPr>
+              <w:t>→</w:t>
+            </w:r>
+            <w:r>
+              <w:rPr>
+                <w:rFonts w:ascii="微软雅黑" w:cs="微软雅黑" w:eastAsia="微软雅黑" w:hAnsi="微软雅黑" w:hint="default"/>
+                <w:b w:val="false"/>
+                <w:bCs w:val="false"/>
+                <w:i w:val="false"/>
+                <w:iCs w:val="false"/>
+                <w:snapToGrid w:val="false"/>
+                <w:color w:val="000000"/>
+                <w:spacing w:val="13"/>
+                <w:kern w:val="0"/>
+                <w:sz w:val="24"/>
+                <w:szCs w:val="24"/>
+                <w:highlight w:val="none"/>
+                <w:vertAlign w:val="baseline"/>
+                <w:em w:val="none"/>
+                <w:lang w:val="en-US" w:bidi="ar-SA" w:eastAsia="en-US"/>
+              </w:rPr>
+              <w:t xml:space="preserve"> </w:t>
+            </w:r>
+            <w:r>
+              <w:rPr>
+                <w:rFonts w:ascii="微软雅黑" w:cs="微软雅黑" w:eastAsia="微软雅黑" w:hAnsi="微软雅黑" w:hint="default"/>
+                <w:b w:val="false"/>
+                <w:bCs w:val="false"/>
+                <w:i w:val="false"/>
+                <w:iCs w:val="false"/>
+                <w:snapToGrid w:val="false"/>
+                <w:color w:val="000000"/>
+                <w:spacing w:val="-16"/>
+                <w:w w:val="96"/>
+                <w:kern w:val="0"/>
+                <w:sz w:val="24"/>
+                <w:szCs w:val="24"/>
+                <w:highlight w:val="none"/>
+                <w:vertAlign w:val="baseline"/>
+                <w:em w:val="none"/>
+                <w:lang w:val="en-US" w:bidi="ar-SA" w:eastAsia="en-US"/>
+              </w:rPr>
+              <w:t>p</w:t>
+            </w:r>
+            <w:r>
+              <w:rPr>
+                <w:rFonts w:ascii="微软雅黑" w:cs="微软雅黑" w:eastAsia="微软雅黑" w:hAnsi="微软雅黑" w:hint="default"/>
+                <w:b w:val="false"/>
+                <w:bCs w:val="false"/>
+                <w:i w:val="false"/>
+                <w:iCs w:val="false"/>
+                <w:snapToGrid w:val="false"/>
+                <w:color w:val="000000"/>
+                <w:spacing w:val="-16"/>
+                <w:w w:val="96"/>
+                <w:kern w:val="0"/>
+                <w:sz w:val="24"/>
+                <w:szCs w:val="24"/>
+                <w:highlight w:val="none"/>
+                <w:vertAlign w:val="baseline"/>
+                <w:em w:val="none"/>
+                <w:lang w:val="en-US" w:bidi="ar-SA" w:eastAsia="en-US"/>
+              </w:rPr>
+              <w:t>ī</w:t>
+            </w:r>
+            <w:r>
+              <w:rPr>
+                <w:rFonts w:ascii="微软雅黑" w:cs="微软雅黑" w:eastAsia="微软雅黑" w:hAnsi="微软雅黑" w:hint="default"/>
+                <w:b w:val="false"/>
+                <w:bCs w:val="false"/>
+                <w:i w:val="false"/>
+                <w:iCs w:val="false"/>
+                <w:snapToGrid w:val="false"/>
+                <w:color w:val="000000"/>
+                <w:spacing w:val="-16"/>
+                <w:w w:val="96"/>
+                <w:kern w:val="0"/>
+                <w:sz w:val="24"/>
+                <w:szCs w:val="24"/>
+                <w:highlight w:val="none"/>
+                <w:vertAlign w:val="baseline"/>
+                <w:em w:val="none"/>
+                <w:lang w:val="en-US" w:bidi="ar-SA" w:eastAsia="en-US"/>
+              </w:rPr>
+              <w:t>n</w:t>
             </w:r>
           </w:p>
         </w:tc>
@@ -12220,61 +12342,108 @@
               <w:spacing w:before="126" w:lineRule="exact" w:line="247"/>
               <w:ind w:left="193"/>
               <w:rPr>
-                <w:rFonts w:ascii="Arial" w:cs="Arial" w:eastAsia="Arial" w:hAnsi="Arial"/>
+                <w:spacing w:val="-5"/>
+              </w:rPr>
+            </w:pPr>
+            <w:r>
+              <w:rPr>
+                <w:rFonts w:ascii="Arial" w:cs="Arial" w:eastAsia="Arial" w:hAnsi="Arial" w:hint="default"/>
+                <w:b w:val="false"/>
+                <w:bCs w:val="false"/>
+                <w:i w:val="false"/>
+                <w:iCs w:val="false"/>
+                <w:snapToGrid w:val="false"/>
+                <w:color w:val="222222"/>
+                <w:spacing w:val="24"/>
+                <w:kern w:val="0"/>
                 <w:sz w:val="21"/>
                 <w:szCs w:val="21"/>
-              </w:rPr>
-            </w:pPr>
-            <w:r>
-              <w:rPr>
-                <w:rFonts w:ascii="Arial" w:cs="Arial" w:eastAsia="Arial" w:hAnsi="Arial"/>
+                <w:highlight w:val="none"/>
+                <w:vertAlign w:val="baseline"/>
+                <w:em w:val="none"/>
+                <w:lang w:val="en-US" w:bidi="ar-SA" w:eastAsia="en-US"/>
+              </w:rPr>
+              <w:t>Ctrl</w:t>
+            </w:r>
+            <w:r>
+              <w:rPr>
+                <w:rFonts w:ascii="Arial" w:cs="Arial" w:eastAsia="Arial" w:hAnsi="Arial" w:hint="default"/>
+                <w:b w:val="false"/>
+                <w:bCs w:val="false"/>
+                <w:i w:val="false"/>
+                <w:iCs w:val="false"/>
+                <w:snapToGrid w:val="false"/>
+                <w:color w:val="222222"/>
+                <w:spacing w:val="9"/>
+                <w:kern w:val="0"/>
+                <w:sz w:val="21"/>
+                <w:szCs w:val="21"/>
+                <w:highlight w:val="none"/>
+                <w:vertAlign w:val="baseline"/>
+                <w:em w:val="none"/>
+                <w:lang w:val="en-US" w:bidi="ar-SA" w:eastAsia="en-US"/>
+              </w:rPr>
+              <w:t xml:space="preserve">  </w:t>
+            </w:r>
+            <w:r>
+              <w:rPr>
+                <w:rFonts w:ascii="Arial" w:cs="Arial" w:eastAsia="Arial" w:hAnsi="Arial" w:hint="default"/>
+                <w:b w:val="false"/>
+                <w:bCs w:val="false"/>
+                <w:i w:val="false"/>
+                <w:iCs w:val="false"/>
+                <w:snapToGrid w:val="false"/>
                 <w:color w:val="222222"/>
                 <w:spacing w:val="24"/>
+                <w:kern w:val="0"/>
                 <w:sz w:val="21"/>
                 <w:szCs w:val="21"/>
-              </w:rPr>
-              <w:t>Ctrl</w:t>
-            </w:r>
-            <w:r>
-              <w:rPr>
-                <w:rFonts w:ascii="Arial" w:cs="Arial" w:eastAsia="Arial" w:hAnsi="Arial"/>
+                <w:highlight w:val="none"/>
+                <w:vertAlign w:val="baseline"/>
+                <w:em w:val="none"/>
+                <w:lang w:val="en-US" w:bidi="ar-SA" w:eastAsia="en-US"/>
+              </w:rPr>
+              <w:t>+</w:t>
+            </w:r>
+            <w:r>
+              <w:rPr>
+                <w:rFonts w:ascii="Arial" w:cs="Arial" w:eastAsia="Arial" w:hAnsi="Arial" w:hint="default"/>
+                <w:b w:val="false"/>
+                <w:bCs w:val="false"/>
+                <w:i w:val="false"/>
+                <w:iCs w:val="false"/>
+                <w:snapToGrid w:val="false"/>
                 <w:color w:val="222222"/>
-                <w:spacing w:val="9"/>
+                <w:spacing w:val="10"/>
+                <w:kern w:val="0"/>
                 <w:sz w:val="21"/>
                 <w:szCs w:val="21"/>
+                <w:highlight w:val="none"/>
+                <w:vertAlign w:val="baseline"/>
+                <w:em w:val="none"/>
+                <w:lang w:val="en-US" w:bidi="ar-SA" w:eastAsia="en-US"/>
               </w:rPr>
               <w:t xml:space="preserve">  </w:t>
             </w:r>
             <w:r>
               <w:rPr>
-                <w:rFonts w:ascii="Arial" w:cs="Arial" w:eastAsia="Arial" w:hAnsi="Arial"/>
+                <w:rFonts w:ascii="Arial" w:cs="Arial" w:eastAsia="Arial" w:hAnsi="Arial" w:hint="default"/>
+                <w:b w:val="false"/>
+                <w:bCs w:val="false"/>
+                <w:i w:val="false"/>
+                <w:iCs w:val="false"/>
+                <w:snapToGrid w:val="false"/>
                 <w:color w:val="222222"/>
-                <w:spacing w:val="24"/>
+                <w:spacing w:val="10"/>
+                <w:kern w:val="0"/>
                 <w:sz w:val="21"/>
                 <w:szCs w:val="21"/>
-              </w:rPr>
-              <w:t>+</w:t>
-            </w:r>
-            <w:r>
-              <w:rPr>
-                <w:rFonts w:ascii="Arial" w:cs="Arial" w:eastAsia="Arial" w:hAnsi="Arial"/>
-                <w:color w:val="222222"/>
-                <w:spacing w:val="6"/>
-                <w:sz w:val="21"/>
-                <w:szCs w:val="21"/>
-              </w:rPr>
-              <w:t xml:space="preserve">  </w:t>
-            </w:r>
-            <w:r>
-              <w:rPr>
-                <w:rFonts w:ascii="Arial" w:cs="Arial" w:eastAsia="Arial" w:hAnsi="Arial"/>
-                <w:color w:val="222222"/>
-                <w:spacing w:val="6"/>
-                <w:sz w:val="21"/>
-                <w:szCs w:val="21"/>
-                <w:lang w:val="en-US"/>
-              </w:rPr>
-              <w:t>g</w:t>
+                <w:highlight w:val="none"/>
+                <w:vertAlign w:val="baseline"/>
+                <w:em w:val="none"/>
+                <w:lang w:val="en-US" w:bidi="ar-SA" w:eastAsia="en-US"/>
+              </w:rPr>
+              <w:t>y</w:t>
             </w:r>
           </w:p>
         </w:tc>
@@ -12288,25 +12457,29 @@
               <w:pStyle w:val="style4098"/>
               <w:spacing w:before="32" w:lineRule="auto" w:line="197"/>
               <w:ind w:left="129" w:right="327" w:hanging="1"/>
-              <w:rPr/>
+              <w:rPr>
+                <w:spacing w:val="-5"/>
+              </w:rPr>
             </w:pPr>
             <w:r>
               <w:rPr>
-                <w:spacing w:val="-5"/>
-              </w:rPr>
-              <w:t>切换常⽤字 / ⽣僻字字</w:t>
-            </w:r>
-            <w:r>
-              <w:rPr>
-                <w:spacing w:val="7"/>
-              </w:rPr>
-              <w:t xml:space="preserve"> </w:t>
-            </w:r>
-            <w:r>
-              <w:rPr>
-                <w:spacing w:val="-5"/>
-              </w:rPr>
-              <w:t>符集</w:t>
+                <w:rFonts w:ascii="微软雅黑" w:cs="微软雅黑" w:eastAsia="微软雅黑" w:hAnsi="微软雅黑" w:hint="default"/>
+                <w:b w:val="false"/>
+                <w:bCs w:val="false"/>
+                <w:i w:val="false"/>
+                <w:iCs w:val="false"/>
+                <w:snapToGrid w:val="false"/>
+                <w:color w:val="000000"/>
+                <w:spacing w:val="-1"/>
+                <w:kern w:val="0"/>
+                <w:sz w:val="24"/>
+                <w:szCs w:val="24"/>
+                <w:highlight w:val="none"/>
+                <w:vertAlign w:val="baseline"/>
+                <w:em w:val="none"/>
+                <w:lang w:val="en-US" w:bidi="ar-SA" w:eastAsia="en-US"/>
+              </w:rPr>
+              <w:t>滤镜注音</w:t>
             </w:r>
           </w:p>
         </w:tc>
@@ -12326,15 +12499,24 @@
           <w:p>
             <w:pPr>
               <w:pStyle w:val="style4098"/>
-              <w:spacing w:before="70" w:lineRule="auto" w:line="185"/>
-              <w:ind w:left="131"/>
+              <w:spacing w:before="68" w:lineRule="auto" w:line="195"/>
+              <w:ind w:left="133" w:right="213" w:firstLine="7"/>
               <w:rPr/>
             </w:pPr>
             <w:r>
               <w:rPr>
-                <w:spacing w:val="-2"/>
-              </w:rPr>
-              <w:t>拼⾳注⾳</w:t>
+                <w:spacing w:val="-5"/>
+              </w:rPr>
+              <w:t>字符集切</w:t>
+            </w:r>
+            <w:r>
+              <w:rPr>
+                <w:spacing w:val="2"/>
+              </w:rPr>
+              <w:t xml:space="preserve"> </w:t>
+            </w:r>
+            <w:r>
+              <w:t>换</w:t>
             </w:r>
           </w:p>
         </w:tc>
@@ -12346,8 +12528,8 @@
           <w:p>
             <w:pPr>
               <w:pStyle w:val="style0"/>
-              <w:spacing w:before="127" w:lineRule="auto" w:line="204"/>
-              <w:ind w:left="200"/>
+              <w:spacing w:before="126" w:lineRule="auto" w:line="207"/>
+              <w:ind w:left="196"/>
               <w:rPr>
                 <w:rFonts w:ascii="Arial" w:cs="Arial" w:eastAsia="Arial" w:hAnsi="Arial"/>
                 <w:sz w:val="21"/>
@@ -12358,12 +12540,12 @@
               <w:rPr>
                 <w:rFonts w:ascii="Arial" w:cs="Arial" w:eastAsia="Arial" w:hAnsi="Arial"/>
                 <w:color w:val="222222"/>
-                <w:spacing w:val="24"/>
-                <w:w w:val="104"/>
+                <w:spacing w:val="14"/>
+                <w:w w:val="125"/>
                 <w:sz w:val="21"/>
                 <w:szCs w:val="21"/>
               </w:rPr>
-              <w:t>pinyin</w:t>
+              <w:t>charset_filter</w:t>
             </w:r>
           </w:p>
         </w:tc>
@@ -12375,57 +12557,35 @@
           <w:p>
             <w:pPr>
               <w:pStyle w:val="style4098"/>
-              <w:spacing w:before="71" w:lineRule="auto" w:line="180"/>
-              <w:ind w:left="124"/>
+              <w:spacing w:before="69" w:lineRule="auto" w:line="186"/>
+              <w:ind w:left="121"/>
               <w:rPr/>
             </w:pPr>
             <w:r>
               <w:rPr>
-                <w:spacing w:val="5"/>
+                <w:spacing w:val="12"/>
                 <w:lang w:val="en-US"/>
               </w:rPr>
-              <w:t>字</w:t>
-            </w:r>
-            <w:r>
-              <w:rPr>
-                <w:spacing w:val="5"/>
+              <w:t>常</w:t>
+            </w:r>
+            <w:r>
+              <w:rPr>
+                <w:spacing w:val="12"/>
               </w:rPr>
               <w:t xml:space="preserve"> </w:t>
             </w:r>
             <w:r>
               <w:rPr>
-                <w:spacing w:val="-16"/>
-                <w:w w:val="96"/>
-              </w:rPr>
-              <w:t>→</w:t>
-            </w:r>
-            <w:r>
-              <w:rPr>
-                <w:spacing w:val="13"/>
-              </w:rPr>
-              <w:t xml:space="preserve"> </w:t>
-            </w:r>
-            <w:r>
-              <w:rPr>
-                <w:spacing w:val="-16"/>
-                <w:w w:val="96"/>
-              </w:rPr>
-              <w:t>p</w:t>
-            </w:r>
-            <w:r>
-              <w:rPr>
-                <w:spacing w:val="-16"/>
-                <w:w w:val="96"/>
+                <w:spacing w:val="-5"/>
+              </w:rPr>
+              <w:t xml:space="preserve">→ </w:t>
+            </w:r>
+            <w:r>
+              <w:rPr>
+                <w:spacing w:val="-5"/>
                 <w:lang w:val="en-US"/>
               </w:rPr>
-              <w:t>ī</w:t>
-            </w:r>
-            <w:r>
-              <w:rPr>
-                <w:spacing w:val="-16"/>
-                <w:w w:val="96"/>
-              </w:rPr>
-              <w:t>n</w:t>
+              <w:t>全</w:t>
             </w:r>
           </w:p>
         </w:tc>
@@ -12437,7 +12597,7 @@
           <w:p>
             <w:pPr>
               <w:pStyle w:val="style0"/>
-              <w:spacing w:before="127" w:lineRule="exact" w:line="247"/>
+              <w:spacing w:before="126" w:lineRule="exact" w:line="247"/>
               <w:ind w:left="193"/>
               <w:rPr>
                 <w:rFonts w:ascii="Arial" w:cs="Arial" w:eastAsia="Arial" w:hAnsi="Arial"/>
@@ -12447,83 +12607,54 @@
             </w:pPr>
             <w:r>
               <w:rPr>
-                <w:rFonts w:ascii="Arial" w:cs="Arial" w:eastAsia="Arial" w:hAnsi="Arial" w:hint="default"/>
-                <w:b w:val="false"/>
-                <w:bCs w:val="false"/>
-                <w:i w:val="false"/>
-                <w:iCs w:val="false"/>
-                <w:snapToGrid w:val="false"/>
+                <w:rFonts w:ascii="Arial" w:cs="Arial" w:eastAsia="Arial" w:hAnsi="Arial"/>
                 <w:color w:val="222222"/>
                 <w:spacing w:val="24"/>
-                <w:kern w:val="0"/>
                 <w:sz w:val="21"/>
                 <w:szCs w:val="21"/>
-                <w:highlight w:val="none"/>
-                <w:vertAlign w:val="baseline"/>
-                <w:em w:val="none"/>
-                <w:lang w:val="en-US" w:bidi="ar-SA" w:eastAsia="en-US"/>
               </w:rPr>
               <w:t>Ctrl</w:t>
             </w:r>
             <w:r>
               <w:rPr>
-                <w:rFonts w:ascii="Arial" w:cs="Arial" w:eastAsia="Arial" w:hAnsi="Arial" w:hint="default"/>
-                <w:b w:val="false"/>
-                <w:bCs w:val="false"/>
-                <w:i w:val="false"/>
-                <w:iCs w:val="false"/>
-                <w:snapToGrid w:val="false"/>
+                <w:rFonts w:ascii="Arial" w:cs="Arial" w:eastAsia="Arial" w:hAnsi="Arial"/>
                 <w:color w:val="222222"/>
                 <w:spacing w:val="9"/>
-                <w:kern w:val="0"/>
                 <w:sz w:val="21"/>
                 <w:szCs w:val="21"/>
-                <w:highlight w:val="none"/>
-                <w:vertAlign w:val="baseline"/>
-                <w:em w:val="none"/>
-                <w:lang w:val="en-US" w:bidi="ar-SA" w:eastAsia="en-US"/>
               </w:rPr>
               <w:t xml:space="preserve">  </w:t>
             </w:r>
             <w:r>
               <w:rPr>
-                <w:rFonts w:ascii="Arial" w:cs="Arial" w:eastAsia="Arial" w:hAnsi="Arial" w:hint="default"/>
-                <w:b w:val="false"/>
-                <w:bCs w:val="false"/>
-                <w:i w:val="false"/>
-                <w:iCs w:val="false"/>
-                <w:snapToGrid w:val="false"/>
+                <w:rFonts w:ascii="Arial" w:cs="Arial" w:eastAsia="Arial" w:hAnsi="Arial"/>
                 <w:color w:val="222222"/>
                 <w:spacing w:val="24"/>
-                <w:kern w:val="0"/>
                 <w:sz w:val="21"/>
                 <w:szCs w:val="21"/>
-                <w:highlight w:val="none"/>
-                <w:vertAlign w:val="baseline"/>
-                <w:em w:val="none"/>
-                <w:lang w:val="en-US" w:bidi="ar-SA" w:eastAsia="en-US"/>
               </w:rPr>
               <w:t>+</w:t>
             </w:r>
             <w:r>
               <w:rPr>
-                <w:rFonts w:ascii="Arial" w:cs="Arial" w:eastAsia="Arial" w:hAnsi="Arial" w:hint="default"/>
-                <w:b w:val="false"/>
-                <w:bCs w:val="false"/>
-                <w:i w:val="false"/>
-                <w:iCs w:val="false"/>
-                <w:snapToGrid w:val="false"/>
+                <w:rFonts w:ascii="Arial" w:cs="Arial" w:eastAsia="Arial" w:hAnsi="Arial"/>
                 <w:color w:val="222222"/>
-                <w:spacing w:val="10"/>
-                <w:kern w:val="0"/>
+                <w:spacing w:val="6"/>
                 <w:sz w:val="21"/>
                 <w:szCs w:val="21"/>
-                <w:highlight w:val="none"/>
-                <w:vertAlign w:val="baseline"/>
-                <w:em w:val="none"/>
-                <w:lang w:val="en-US" w:bidi="ar-SA" w:eastAsia="en-US"/>
-              </w:rPr>
-              <w:t xml:space="preserve">  q</w:t>
+              </w:rPr>
+              <w:t xml:space="preserve">  </w:t>
+            </w:r>
+            <w:r>
+              <w:rPr>
+                <w:rFonts w:ascii="Arial" w:cs="Arial" w:eastAsia="Arial" w:hAnsi="Arial"/>
+                <w:color w:val="222222"/>
+                <w:spacing w:val="6"/>
+                <w:sz w:val="21"/>
+                <w:szCs w:val="21"/>
+                <w:lang w:val="en-US"/>
+              </w:rPr>
+              <w:t>g</w:t>
             </w:r>
           </w:p>
         </w:tc>
@@ -12535,16 +12666,27 @@
           <w:p>
             <w:pPr>
               <w:pStyle w:val="style4098"/>
-              <w:spacing w:before="69" w:lineRule="auto" w:line="195"/>
-              <w:ind w:left="167" w:right="527" w:hanging="38"/>
+              <w:spacing w:before="32" w:lineRule="auto" w:line="197"/>
+              <w:ind w:left="129" w:right="327" w:hanging="1"/>
               <w:rPr/>
             </w:pPr>
             <w:r>
               <w:rPr>
-                <w:spacing w:val="-1"/>
-                <w:lang w:val="en-US"/>
-              </w:rPr>
-              <w:t>滤镜注音</w:t>
+                <w:spacing w:val="-5"/>
+              </w:rPr>
+              <w:t>切换常⽤字 / ⽣僻字字</w:t>
+            </w:r>
+            <w:r>
+              <w:rPr>
+                <w:spacing w:val="7"/>
+              </w:rPr>
+              <w:t xml:space="preserve"> </w:t>
+            </w:r>
+            <w:r>
+              <w:rPr>
+                <w:spacing w:val="-5"/>
+              </w:rPr>
+              <w:t>符集</w:t>
             </w:r>
           </w:p>
         </w:tc>
@@ -13189,6 +13331,364 @@
               <w:pStyle w:val="style4098"/>
               <w:spacing w:before="73" w:lineRule="auto" w:line="186"/>
               <w:ind w:left="138"/>
+              <w:rPr>
+                <w:rFonts w:ascii="微软雅黑" w:cs="微软雅黑" w:eastAsia="微软雅黑" w:hAnsi="微软雅黑" w:hint="default"/>
+                <w:b w:val="false"/>
+                <w:bCs w:val="false"/>
+                <w:i w:val="false"/>
+                <w:iCs w:val="false"/>
+                <w:snapToGrid w:val="false"/>
+                <w:color w:val="000000"/>
+                <w:spacing w:val="-6"/>
+                <w:kern w:val="0"/>
+                <w:sz w:val="24"/>
+                <w:szCs w:val="24"/>
+                <w:highlight w:val="none"/>
+                <w:vertAlign w:val="baseline"/>
+                <w:em w:val="none"/>
+                <w:lang w:val="en-US" w:bidi="ar-SA" w:eastAsia="en-US"/>
+              </w:rPr>
+            </w:pPr>
+            <w:r>
+              <w:rPr>
+                <w:rFonts w:ascii="微软雅黑" w:cs="微软雅黑" w:eastAsia="微软雅黑" w:hAnsi="微软雅黑" w:hint="default"/>
+                <w:b w:val="false"/>
+                <w:bCs w:val="false"/>
+                <w:i w:val="false"/>
+                <w:iCs w:val="false"/>
+                <w:snapToGrid w:val="false"/>
+                <w:color w:val="000000"/>
+                <w:spacing w:val="-6"/>
+                <w:kern w:val="0"/>
+                <w:sz w:val="24"/>
+                <w:szCs w:val="24"/>
+                <w:highlight w:val="none"/>
+                <w:vertAlign w:val="baseline"/>
+                <w:em w:val="none"/>
+                <w:lang w:val="en-US" w:bidi="ar-SA" w:eastAsia="en-US"/>
+              </w:rPr>
+              <w:t>音码混输</w:t>
+            </w:r>
+          </w:p>
+        </w:tc>
+        <w:tc>
+          <w:tcPr>
+            <w:tcW w:w="2382" w:type="dxa"/>
+            <w:tcBorders/>
+          </w:tcPr>
+          <w:p>
+            <w:pPr>
+              <w:pStyle w:val="style0"/>
+              <w:spacing w:before="131" w:lineRule="auto" w:line="204"/>
+              <w:ind w:left="188"/>
+              <w:rPr>
+                <w:rFonts w:ascii="微软雅黑" w:cs="微软雅黑" w:eastAsia="微软雅黑" w:hAnsi="微软雅黑" w:hint="default"/>
+                <w:b w:val="false"/>
+                <w:bCs w:val="false"/>
+                <w:i w:val="false"/>
+                <w:iCs w:val="false"/>
+                <w:snapToGrid w:val="false"/>
+                <w:color w:val="000000"/>
+                <w:spacing w:val="-6"/>
+                <w:kern w:val="0"/>
+                <w:sz w:val="24"/>
+                <w:szCs w:val="24"/>
+                <w:highlight w:val="none"/>
+                <w:vertAlign w:val="baseline"/>
+                <w:em w:val="none"/>
+                <w:lang w:val="en-US" w:bidi="ar-SA" w:eastAsia="en-US"/>
+              </w:rPr>
+            </w:pPr>
+            <w:r>
+              <w:rPr>
+                <w:rFonts w:ascii="微软雅黑" w:cs="微软雅黑" w:eastAsia="微软雅黑" w:hAnsi="微软雅黑" w:hint="default"/>
+                <w:b w:val="false"/>
+                <w:bCs w:val="false"/>
+                <w:i w:val="false"/>
+                <w:iCs w:val="false"/>
+                <w:snapToGrid w:val="false"/>
+                <w:color w:val="000000"/>
+                <w:spacing w:val="-6"/>
+                <w:kern w:val="0"/>
+                <w:sz w:val="24"/>
+                <w:szCs w:val="24"/>
+                <w:highlight w:val="none"/>
+                <w:vertAlign w:val="baseline"/>
+                <w:em w:val="none"/>
+                <w:lang w:val="en-US" w:bidi="ar-SA" w:eastAsia="en-US"/>
+              </w:rPr>
+              <w:t>yin</w:t>
+            </w:r>
+          </w:p>
+        </w:tc>
+        <w:tc>
+          <w:tcPr>
+            <w:tcW w:w="1798" w:type="dxa"/>
+            <w:tcBorders/>
+          </w:tcPr>
+          <w:p>
+            <w:pPr>
+              <w:pStyle w:val="style4098"/>
+              <w:spacing w:before="74" w:lineRule="auto" w:line="186"/>
+              <w:ind w:left="124"/>
+              <w:rPr>
+                <w:rFonts w:ascii="微软雅黑" w:cs="微软雅黑" w:eastAsia="微软雅黑" w:hAnsi="微软雅黑" w:hint="default"/>
+                <w:b w:val="false"/>
+                <w:bCs w:val="false"/>
+                <w:i w:val="false"/>
+                <w:iCs w:val="false"/>
+                <w:snapToGrid w:val="false"/>
+                <w:color w:val="000000"/>
+                <w:spacing w:val="-6"/>
+                <w:kern w:val="0"/>
+                <w:sz w:val="24"/>
+                <w:szCs w:val="24"/>
+                <w:highlight w:val="none"/>
+                <w:vertAlign w:val="baseline"/>
+                <w:em w:val="none"/>
+                <w:lang w:val="en-US" w:bidi="ar-SA" w:eastAsia="en-US"/>
+              </w:rPr>
+            </w:pPr>
+            <w:r>
+              <w:rPr>
+                <w:rFonts w:ascii="微软雅黑" w:cs="微软雅黑" w:eastAsia="微软雅黑" w:hAnsi="微软雅黑" w:hint="default"/>
+                <w:b w:val="false"/>
+                <w:bCs w:val="false"/>
+                <w:i w:val="false"/>
+                <w:iCs w:val="false"/>
+                <w:snapToGrid w:val="false"/>
+                <w:color w:val="000000"/>
+                <w:spacing w:val="-6"/>
+                <w:kern w:val="0"/>
+                <w:sz w:val="24"/>
+                <w:szCs w:val="24"/>
+                <w:highlight w:val="none"/>
+                <w:vertAlign w:val="baseline"/>
+                <w:em w:val="none"/>
+                <w:lang w:val="en-US" w:bidi="ar-SA" w:eastAsia="en-US"/>
+              </w:rPr>
+              <w:t>关</w:t>
+            </w:r>
+            <w:r>
+              <w:rPr>
+                <w:rFonts w:cs="微软雅黑" w:eastAsia="微软雅黑" w:hAnsi="微软雅黑" w:hint="default"/>
+                <w:b w:val="false"/>
+                <w:bCs w:val="false"/>
+                <w:i w:val="false"/>
+                <w:iCs w:val="false"/>
+                <w:snapToGrid w:val="false"/>
+                <w:color w:val="000000"/>
+                <w:spacing w:val="-6"/>
+                <w:kern w:val="0"/>
+                <w:sz w:val="24"/>
+                <w:szCs w:val="24"/>
+                <w:highlight w:val="none"/>
+                <w:vertAlign w:val="baseline"/>
+                <w:em w:val="none"/>
+                <w:lang w:val="en-US" w:bidi="ar-SA" w:eastAsia="en-US"/>
+              </w:rPr>
+              <w:t>→音码</w:t>
+            </w:r>
+          </w:p>
+        </w:tc>
+        <w:tc>
+          <w:tcPr>
+            <w:tcW w:w="1842" w:type="dxa"/>
+            <w:tcBorders/>
+          </w:tcPr>
+          <w:p>
+            <w:pPr>
+              <w:pStyle w:val="style0"/>
+              <w:spacing w:before="131" w:lineRule="exact" w:line="247"/>
+              <w:ind w:left="193"/>
+              <w:rPr>
+                <w:rFonts w:ascii="微软雅黑" w:cs="微软雅黑" w:eastAsia="微软雅黑" w:hAnsi="微软雅黑" w:hint="default"/>
+                <w:b w:val="false"/>
+                <w:bCs w:val="false"/>
+                <w:i w:val="false"/>
+                <w:iCs w:val="false"/>
+                <w:snapToGrid w:val="false"/>
+                <w:color w:val="000000"/>
+                <w:spacing w:val="-6"/>
+                <w:kern w:val="0"/>
+                <w:sz w:val="24"/>
+                <w:szCs w:val="24"/>
+                <w:highlight w:val="none"/>
+                <w:vertAlign w:val="baseline"/>
+                <w:em w:val="none"/>
+                <w:lang w:val="en-US" w:bidi="ar-SA" w:eastAsia="en-US"/>
+              </w:rPr>
+            </w:pPr>
+            <w:r>
+              <w:rPr>
+                <w:rFonts w:ascii="Arial" w:cs="Arial" w:eastAsia="Arial" w:hAnsi="Arial" w:hint="default"/>
+                <w:b w:val="false"/>
+                <w:bCs w:val="false"/>
+                <w:i w:val="false"/>
+                <w:iCs w:val="false"/>
+                <w:snapToGrid w:val="false"/>
+                <w:color w:val="222222"/>
+                <w:spacing w:val="24"/>
+                <w:kern w:val="0"/>
+                <w:sz w:val="21"/>
+                <w:szCs w:val="21"/>
+                <w:highlight w:val="none"/>
+                <w:vertAlign w:val="baseline"/>
+                <w:em w:val="none"/>
+                <w:lang w:val="en-US" w:bidi="ar-SA" w:eastAsia="en-US"/>
+              </w:rPr>
+              <w:t>Ctrl</w:t>
+            </w:r>
+            <w:r>
+              <w:rPr>
+                <w:rFonts w:ascii="Arial" w:cs="Arial" w:eastAsia="Arial" w:hAnsi="Arial" w:hint="default"/>
+                <w:b w:val="false"/>
+                <w:bCs w:val="false"/>
+                <w:i w:val="false"/>
+                <w:iCs w:val="false"/>
+                <w:snapToGrid w:val="false"/>
+                <w:color w:val="222222"/>
+                <w:spacing w:val="9"/>
+                <w:kern w:val="0"/>
+                <w:sz w:val="21"/>
+                <w:szCs w:val="21"/>
+                <w:highlight w:val="none"/>
+                <w:vertAlign w:val="baseline"/>
+                <w:em w:val="none"/>
+                <w:lang w:val="en-US" w:bidi="ar-SA" w:eastAsia="en-US"/>
+              </w:rPr>
+              <w:t xml:space="preserve">  </w:t>
+            </w:r>
+            <w:r>
+              <w:rPr>
+                <w:rFonts w:ascii="Arial" w:cs="Arial" w:eastAsia="Arial" w:hAnsi="Arial" w:hint="default"/>
+                <w:b w:val="false"/>
+                <w:bCs w:val="false"/>
+                <w:i w:val="false"/>
+                <w:iCs w:val="false"/>
+                <w:snapToGrid w:val="false"/>
+                <w:color w:val="222222"/>
+                <w:spacing w:val="24"/>
+                <w:kern w:val="0"/>
+                <w:sz w:val="21"/>
+                <w:szCs w:val="21"/>
+                <w:highlight w:val="none"/>
+                <w:vertAlign w:val="baseline"/>
+                <w:em w:val="none"/>
+                <w:lang w:val="en-US" w:bidi="ar-SA" w:eastAsia="en-US"/>
+              </w:rPr>
+              <w:t>+</w:t>
+            </w:r>
+            <w:r>
+              <w:rPr>
+                <w:rFonts w:ascii="Arial" w:cs="Arial" w:eastAsia="Arial" w:hAnsi="Arial" w:hint="default"/>
+                <w:b w:val="false"/>
+                <w:bCs w:val="false"/>
+                <w:i w:val="false"/>
+                <w:iCs w:val="false"/>
+                <w:snapToGrid w:val="false"/>
+                <w:color w:val="222222"/>
+                <w:spacing w:val="4"/>
+                <w:kern w:val="0"/>
+                <w:sz w:val="21"/>
+                <w:szCs w:val="21"/>
+                <w:highlight w:val="none"/>
+                <w:vertAlign w:val="baseline"/>
+                <w:em w:val="none"/>
+                <w:lang w:val="en-US" w:bidi="ar-SA" w:eastAsia="en-US"/>
+              </w:rPr>
+              <w:t xml:space="preserve">  q</w:t>
+            </w:r>
+            <w:r>
+              <w:rPr>
+                <w:rFonts w:ascii="微软雅黑" w:cs="微软雅黑" w:eastAsia="微软雅黑" w:hAnsi="微软雅黑" w:hint="default"/>
+                <w:b w:val="false"/>
+                <w:bCs w:val="false"/>
+                <w:i w:val="false"/>
+                <w:iCs w:val="false"/>
+                <w:snapToGrid w:val="false"/>
+                <w:color w:val="000000"/>
+                <w:spacing w:val="-6"/>
+                <w:kern w:val="0"/>
+                <w:sz w:val="24"/>
+                <w:szCs w:val="24"/>
+                <w:highlight w:val="none"/>
+                <w:vertAlign w:val="baseline"/>
+                <w:em w:val="none"/>
+                <w:lang w:val="en-US" w:bidi="ar-SA" w:eastAsia="en-US"/>
+              </w:rPr>
+              <w:t xml:space="preserve">  </w:t>
+            </w:r>
+          </w:p>
+        </w:tc>
+        <w:tc>
+          <w:tcPr>
+            <w:tcW w:w="2824" w:type="dxa"/>
+            <w:tcBorders/>
+          </w:tcPr>
+          <w:p>
+            <w:pPr>
+              <w:pStyle w:val="style4098"/>
+              <w:spacing w:before="76" w:lineRule="auto" w:line="190"/>
+              <w:ind w:right="287"/>
+              <w:rPr>
+                <w:rFonts w:ascii="微软雅黑" w:cs="微软雅黑" w:eastAsia="微软雅黑" w:hAnsi="微软雅黑" w:hint="default"/>
+                <w:b w:val="false"/>
+                <w:bCs w:val="false"/>
+                <w:i w:val="false"/>
+                <w:iCs w:val="false"/>
+                <w:snapToGrid w:val="false"/>
+                <w:color w:val="000000"/>
+                <w:spacing w:val="-6"/>
+                <w:kern w:val="0"/>
+                <w:sz w:val="24"/>
+                <w:szCs w:val="24"/>
+                <w:highlight w:val="none"/>
+                <w:vertAlign w:val="baseline"/>
+                <w:em w:val="none"/>
+                <w:lang w:val="en-US" w:bidi="ar-SA" w:eastAsia="en-US"/>
+              </w:rPr>
+            </w:pPr>
+            <w:r>
+              <w:rPr>
+                <w:rFonts w:ascii="微软雅黑" w:cs="微软雅黑" w:eastAsia="微软雅黑" w:hAnsi="微软雅黑" w:hint="default"/>
+                <w:b w:val="false"/>
+                <w:bCs w:val="false"/>
+                <w:i w:val="false"/>
+                <w:iCs w:val="false"/>
+                <w:snapToGrid w:val="false"/>
+                <w:color w:val="000000"/>
+                <w:spacing w:val="-6"/>
+                <w:kern w:val="0"/>
+                <w:sz w:val="24"/>
+                <w:szCs w:val="24"/>
+                <w:highlight w:val="none"/>
+                <w:vertAlign w:val="baseline"/>
+                <w:em w:val="none"/>
+                <w:lang w:val="en-US" w:bidi="ar-SA" w:eastAsia="en-US"/>
+              </w:rPr>
+              <w:t xml:space="preserve">  在虎码候选后面加入拼音候选</w:t>
+            </w:r>
+          </w:p>
+        </w:tc>
+      </w:tr>
+      <w:tr>
+        <w:tblPrEx/>
+        <w:trPr>
+          <w:trHeight w:val="749" w:hRule="atLeast"/>
+        </w:trPr>
+        <w:tc>
+          <w:tcPr>
+            <w:tcW w:w="1311" w:type="dxa"/>
+            <w:tcBorders>
+              <w:left w:val="single" w:sz="4" w:space="0" w:color="e0e0e0"/>
+            </w:tcBorders>
+          </w:tcPr>
+          <w:p>
+            <w:pPr>
+              <w:pStyle w:val="style4098"/>
+              <w:spacing w:before="73" w:lineRule="auto" w:line="186"/>
+              <w:ind w:left="138"/>
               <w:rPr/>
             </w:pPr>
             <w:r>
@@ -13578,6 +14078,134 @@
                 <w:lang w:val="en-US"/>
               </w:rPr>
               <w:t>翻译、表情、化学式…等编码/候选对应预设文本，使用/斜杠上屏，可在lua/tips/tips_show.txt自定义</w:t>
+            </w:r>
+          </w:p>
+        </w:tc>
+      </w:tr>
+      <w:tr>
+        <w:tblPrEx/>
+        <w:trPr>
+          <w:trHeight w:val="734" w:hRule="atLeast"/>
+        </w:trPr>
+        <w:tc>
+          <w:tcPr>
+            <w:tcW w:w="1311" w:type="dxa"/>
+            <w:tcBorders>
+              <w:left w:val="single" w:sz="4" w:space="0" w:color="e0e0e0"/>
+            </w:tcBorders>
+          </w:tcPr>
+          <w:p>
+            <w:pPr>
+              <w:pStyle w:val="style4098"/>
+              <w:spacing w:before="76" w:lineRule="auto" w:line="186"/>
+              <w:ind w:left="131" w:right="213" w:firstLine="16"/>
+              <w:rPr>
+                <w:spacing w:val="-6"/>
+                <w:lang w:val="en-US"/>
+              </w:rPr>
+            </w:pPr>
+            <w:r>
+              <w:rPr>
+                <w:spacing w:val="-6"/>
+                <w:lang w:val="en-US"/>
+              </w:rPr>
+              <w:t>句内重码替换</w:t>
+            </w:r>
+          </w:p>
+        </w:tc>
+        <w:tc>
+          <w:tcPr>
+            <w:tcW w:w="2382" w:type="dxa"/>
+            <w:tcBorders/>
+          </w:tcPr>
+          <w:p>
+            <w:pPr>
+              <w:pStyle w:val="style0"/>
+              <w:spacing w:before="118" w:lineRule="auto" w:line="207"/>
+              <w:ind w:left="192"/>
+              <w:rPr>
+                <w:spacing w:val="-6"/>
+                <w:lang w:val="en-US"/>
+              </w:rPr>
+            </w:pPr>
+            <w:r>
+              <w:rPr>
+                <w:spacing w:val="-6"/>
+                <w:lang w:val="en-US"/>
+              </w:rPr>
+              <w:t>chongma_on, chongma_off, tishi_off</w:t>
+            </w:r>
+          </w:p>
+        </w:tc>
+        <w:tc>
+          <w:tcPr>
+            <w:tcW w:w="1798" w:type="dxa"/>
+            <w:tcBorders/>
+          </w:tcPr>
+          <w:p>
+            <w:pPr>
+              <w:pStyle w:val="style4098"/>
+              <w:spacing w:before="97" w:lineRule="auto" w:line="174"/>
+              <w:ind w:left="113"/>
+              <w:rPr>
+                <w:spacing w:val="-6"/>
+                <w:lang w:val="en-US"/>
+              </w:rPr>
+            </w:pPr>
+            <w:r>
+              <w:rPr>
+                <w:spacing w:val="-6"/>
+                <w:lang w:val="en-US"/>
+              </w:rPr>
+              <w:t>重码开, 重码关, 提示关</w:t>
+            </w:r>
+          </w:p>
+        </w:tc>
+        <w:tc>
+          <w:tcPr>
+            <w:tcW w:w="1842" w:type="dxa"/>
+            <w:tcBorders/>
+          </w:tcPr>
+          <w:p>
+            <w:pPr>
+              <w:pStyle w:val="style0"/>
+              <w:spacing w:before="81" w:lineRule="auto" w:line="272"/>
+              <w:ind w:left="191" w:right="361" w:firstLine="1"/>
+              <w:rPr>
+                <w:spacing w:val="-6"/>
+                <w:lang w:val="en-US"/>
+              </w:rPr>
+            </w:pPr>
+            <w:r>
+              <w:rPr>
+                <w:spacing w:val="-6"/>
+                <w:lang w:val="en-US"/>
+              </w:rPr>
+              <w:t>-</w:t>
+            </w:r>
+          </w:p>
+        </w:tc>
+        <w:tc>
+          <w:tcPr>
+            <w:tcW w:w="2824" w:type="dxa"/>
+            <w:tcBorders/>
+          </w:tcPr>
+          <w:p>
+            <w:pPr>
+              <w:pStyle w:val="style4098"/>
+              <w:spacing w:before="38" w:lineRule="auto" w:line="190"/>
+              <w:ind w:left="168" w:right="401" w:hanging="40"/>
+              <w:rPr>
+                <w:spacing w:val="-6"/>
+                <w:lang w:val="en-US"/>
+              </w:rPr>
+            </w:pPr>
+            <w:r>
+              <w:rPr>
+                <w:spacing w:val="-6"/>
+                <w:lang w:val="en-US"/>
+              </w:rPr>
+              <w:t>为句子生成替换了内部重码词的另一可能</w:t>
             </w:r>
           </w:p>
         </w:tc>
@@ -15198,7 +15826,7 @@
           <w:em w:val="none"/>
           <w:lang w:val="en-US" w:bidi="ar-SA" w:eastAsia="en-US"/>
         </w:rPr>
-        <w:t>句中每个字用2-3码（四码/聚拢）都能打出来</w:t>
+        <w:t>句中每个字用2-3码都能打出来（4码字可用/后缀固定，1简可用'后缀固定）</w:t>
       </w:r>
     </w:p>
     <w:p>
@@ -16540,7 +17168,7 @@
           <w:em w:val="none"/>
           <w:lang w:val="en-US" w:bidi="ar-SA" w:eastAsia="en-US"/>
         </w:rPr>
-        <w:t>最短首选编码（例如排除了鱼的2码和国的34码），1码字后加'单引号后缀 （分词符改为_）</w:t>
+        <w:t>最短首选编码（例如排除了鱼的2码和国的34码），1码字后加'单引号后缀 （非1码字的分词符改为_）</w:t>
       </w:r>
     </w:p>
     <w:p>
@@ -23645,7 +24273,7 @@
           <wp:inline distL="0" distT="0" distB="0" distR="0">
             <wp:extent cx="47625" cy="47625"/>
             <wp:effectExtent l="0" t="0" r="0" b="0"/>
-            <wp:docPr id="1058" name="Image1"/>
+            <wp:docPr id="1057" name="Image1"/>
             <wp:cNvGraphicFramePr>
               <a:graphicFrameLocks xmlns:a="http://schemas.openxmlformats.org/drawingml/2006/main" noChangeAspect="false" noSelect="false" noResize="false" noGrp="false"/>
             </wp:cNvGraphicFramePr>
@@ -23653,7 +24281,7 @@
               <a:graphicData uri="http://schemas.openxmlformats.org/drawingml/2006/picture">
                 <pic:pic xmlns:pic="http://schemas.openxmlformats.org/drawingml/2006/picture">
                   <pic:nvPicPr>
-                    <pic:cNvPr id="6" name="Image1"/>
+                    <pic:cNvPr id="5" name="Image1"/>
                     <pic:cNvPicPr/>
                   </pic:nvPicPr>
                   <pic:blipFill>

--- a/万象虎-新手教程.docx
+++ b/万象虎-新手教程.docx
@@ -3688,6 +3688,309 @@
     </w:p>
     <w:p>
       <w:pPr>
+        <w:kinsoku w:val="false"/>
+        <w:autoSpaceDE w:val="false"/>
+        <w:autoSpaceDN w:val="false"/>
+        <w:adjustRightInd w:val="false"/>
+        <w:snapToGrid w:val="false"/>
+        <w:spacing w:before="242" w:lineRule="auto" w:line="182"/>
+        <w:ind w:left="51"/>
+        <w:jc w:val="left"/>
+        <w:textAlignment w:val="baseline"/>
+        <w:outlineLvl w:val="0"/>
+        <w:rPr/>
+      </w:pPr>
+      <w:r>
+        <w:rPr>
+          <w:rFonts w:ascii="微软雅黑" w:cs="微软雅黑" w:eastAsia="微软雅黑" w:hAnsi="微软雅黑" w:hint="default"/>
+          <w:b w:val="false"/>
+          <w:bCs w:val="false"/>
+          <w:i w:val="false"/>
+          <w:iCs w:val="false"/>
+          <w:snapToGrid w:val="false"/>
+          <w:color w:val="000000"/>
+          <w:spacing w:val="-11"/>
+          <w:kern w:val="0"/>
+          <w:sz w:val="34"/>
+          <w:szCs w:val="34"/>
+          <w:highlight w:val="none"/>
+          <w:vertAlign w:val="baseline"/>
+          <w:em w:val="none"/>
+          <w:lang w:val="en-US" w:bidi="ar-SA" w:eastAsia="en-US"/>
+        </w:rPr>
+        <w:t>（四）方案切换指令</w:t>
+      </w:r>
+    </w:p>
+    <w:p>
+      <w:pPr>
+        <w:kinsoku w:val="false"/>
+        <w:autoSpaceDE w:val="false"/>
+        <w:autoSpaceDN w:val="false"/>
+        <w:adjustRightInd w:val="false"/>
+        <w:snapToGrid w:val="false"/>
+        <w:spacing w:before="88" w:lineRule="auto" w:line="194"/>
+        <w:ind w:right="181"/>
+        <w:jc w:val="left"/>
+        <w:textAlignment w:val="baseline"/>
+        <w:rPr/>
+      </w:pPr>
+      <w:r>
+        <w:rPr>
+          <w:rFonts w:ascii="微软雅黑" w:cs="微软雅黑" w:eastAsia="微软雅黑" w:hAnsi="微软雅黑"/>
+          <w:b w:val="false"/>
+          <w:bCs w:val="false"/>
+          <w:i w:val="false"/>
+          <w:iCs w:val="false"/>
+          <w:snapToGrid w:val="false"/>
+          <w:color w:val="000000"/>
+          <w:kern w:val="0"/>
+          <w:position w:val="4"/>
+          <w:sz w:val="24"/>
+          <w:szCs w:val="24"/>
+          <w:highlight w:val="none"/>
+          <w:vertAlign w:val="baseline"/>
+          <w:em w:val="none"/>
+          <w:lang w:val="en-US" w:bidi="ar-SA" w:eastAsia="en-US"/>
+        </w:rPr>
+        <w:drawing>
+          <wp:inline distL="0" distT="0" distB="0" distR="0">
+            <wp:extent cx="47625" cy="47625"/>
+            <wp:effectExtent l="0" t="0" r="0" b="0"/>
+            <wp:docPr id="1058" name="Image1"/>
+            <wp:cNvGraphicFramePr>
+              <a:graphicFrameLocks xmlns:a="http://schemas.openxmlformats.org/drawingml/2006/main" noChangeAspect="false" noSelect="false" noResize="false" noGrp="false"/>
+            </wp:cNvGraphicFramePr>
+            <a:graphic xmlns:a="http://schemas.openxmlformats.org/drawingml/2006/main">
+              <a:graphicData uri="http://schemas.openxmlformats.org/drawingml/2006/picture">
+                <pic:pic xmlns:pic="http://schemas.openxmlformats.org/drawingml/2006/picture">
+                  <pic:nvPicPr>
+                    <pic:cNvPr id="6" name="Image"/>
+                    <pic:cNvPicPr/>
+                  </pic:nvPicPr>
+                  <pic:blipFill>
+                    <a:blip r:embed="rId3" cstate="print"/>
+                    <a:srcRect l="0" t="0" r="0" b="0"/>
+                    <a:stretch/>
+                  </pic:blipFill>
+                  <pic:spPr>
+                    <a:xfrm rot="0">
+                      <a:off x="0" y="0"/>
+                      <a:ext cx="47625" cy="47625"/>
+                    </a:xfrm>
+                    <a:prstGeom prst="rect"/>
+                  </pic:spPr>
+                </pic:pic>
+              </a:graphicData>
+            </a:graphic>
+          </wp:inline>
+        </w:drawing>
+      </w:r>
+      <w:r>
+        <w:rPr>
+          <w:rFonts w:ascii="微软雅黑" w:cs="微软雅黑" w:eastAsia="微软雅黑" w:hAnsi="微软雅黑" w:hint="default"/>
+          <w:b w:val="false"/>
+          <w:bCs w:val="false"/>
+          <w:i w:val="false"/>
+          <w:iCs w:val="false"/>
+          <w:snapToGrid w:val="false"/>
+          <w:color w:val="000000"/>
+          <w:spacing w:val="13"/>
+          <w:kern w:val="0"/>
+          <w:sz w:val="24"/>
+          <w:szCs w:val="24"/>
+          <w:highlight w:val="none"/>
+          <w:vertAlign w:val="baseline"/>
+          <w:em w:val="none"/>
+          <w:lang w:val="en-US" w:bidi="ar-SA" w:eastAsia="en-US"/>
+        </w:rPr>
+        <w:t xml:space="preserve">  </w:t>
+      </w:r>
+      <w:r>
+        <w:rPr>
+          <w:rFonts w:ascii="微软雅黑" w:cs="微软雅黑" w:eastAsia="微软雅黑" w:hAnsi="微软雅黑" w:hint="default"/>
+          <w:b w:val="false"/>
+          <w:bCs w:val="false"/>
+          <w:i w:val="false"/>
+          <w:iCs w:val="false"/>
+          <w:snapToGrid w:val="false"/>
+          <w:color w:val="000000"/>
+          <w:spacing w:val="-1"/>
+          <w:kern w:val="0"/>
+          <w:sz w:val="24"/>
+          <w:szCs w:val="24"/>
+          <w:highlight w:val="none"/>
+          <w:vertAlign w:val="baseline"/>
+          <w:em w:val="none"/>
+          <w:lang w:val="en-US" w:bidi="ar-SA" w:eastAsia="en-US"/>
+        </w:rPr>
+        <w:t>主要用于在对应方案中切换18、15、14等按键映射；也可在同一方案中切换不同方案的整句规则(但没什么意义，不如直接切方案)，可实现同一方案中使用（23任意、23唯一、最短首选）× （26键、18键、15键、14键）= 12 + 九键定位码 =13种整句打法</w:t>
+      </w:r>
+    </w:p>
+    <w:p>
+      <w:pPr>
+        <w:kinsoku w:val="false"/>
+        <w:autoSpaceDE w:val="false"/>
+        <w:autoSpaceDN w:val="false"/>
+        <w:adjustRightInd w:val="false"/>
+        <w:snapToGrid w:val="false"/>
+        <w:spacing w:before="88" w:lineRule="auto" w:line="194"/>
+        <w:ind w:left="402" w:right="181" w:hanging="260"/>
+        <w:jc w:val="left"/>
+        <w:textAlignment w:val="baseline"/>
+        <w:rPr/>
+      </w:pPr>
+      <w:r>
+        <w:rPr>
+          <w:rFonts w:ascii="Arial" w:cs="Arial" w:eastAsia="Arial" w:hAnsi="Arial" w:hint="default"/>
+          <w:b w:val="false"/>
+          <w:bCs w:val="false"/>
+          <w:i w:val="false"/>
+          <w:iCs w:val="false"/>
+          <w:snapToGrid w:val="false"/>
+          <w:color w:val="ababab"/>
+          <w:spacing w:val="-3"/>
+          <w:kern w:val="0"/>
+          <w:sz w:val="24"/>
+          <w:szCs w:val="24"/>
+          <w:highlight w:val="none"/>
+          <w:vertAlign w:val="baseline"/>
+          <w:em w:val="none"/>
+          <w:lang w:val="en-US" w:bidi="ar-SA" w:eastAsia="en-US"/>
+        </w:rPr>
+        <w:t>1.</w:t>
+      </w:r>
+      <w:r>
+        <w:rPr>
+          <w:rFonts w:ascii="Arial" w:cs="Arial" w:eastAsia="Arial" w:hAnsi="Arial" w:hint="default"/>
+          <w:b w:val="false"/>
+          <w:bCs w:val="false"/>
+          <w:i w:val="false"/>
+          <w:iCs w:val="false"/>
+          <w:snapToGrid w:val="false"/>
+          <w:color w:val="ababab"/>
+          <w:spacing w:val="-3"/>
+          <w:kern w:val="0"/>
+          <w:sz w:val="24"/>
+          <w:szCs w:val="24"/>
+          <w:highlight w:val="none"/>
+          <w:vertAlign w:val="baseline"/>
+          <w:em w:val="none"/>
+          <w:lang w:val="en-US" w:bidi="ar-SA" w:eastAsia="en-US"/>
+        </w:rPr>
+        <w:t xml:space="preserve"> </w:t>
+      </w:r>
+      <w:r>
+        <w:rPr>
+          <w:rFonts w:ascii="微软雅黑" w:cs="微软雅黑" w:eastAsia="微软雅黑" w:hAnsi="微软雅黑" w:hint="default"/>
+          <w:b w:val="false"/>
+          <w:bCs w:val="false"/>
+          <w:i w:val="false"/>
+          <w:iCs w:val="false"/>
+          <w:snapToGrid w:val="false"/>
+          <w:color w:val="000000"/>
+          <w:spacing w:val="-2"/>
+          <w:kern w:val="0"/>
+          <w:sz w:val="24"/>
+          <w:szCs w:val="24"/>
+          <w:highlight w:val="none"/>
+          <w:vertAlign w:val="baseline"/>
+          <w:em w:val="none"/>
+          <w:lang w:val="en-US" w:bidi="ar-SA" w:eastAsia="en-US"/>
+        </w:rPr>
+        <w:t>整句规则切换：/wxh万象虎/xumn虎码原码整句/mets虎码二三整句/kjzb九键虎</w:t>
+      </w:r>
+    </w:p>
+    <w:p>
+      <w:pPr>
+        <w:kinsoku w:val="false"/>
+        <w:autoSpaceDE w:val="false"/>
+        <w:autoSpaceDN w:val="false"/>
+        <w:adjustRightInd w:val="false"/>
+        <w:snapToGrid w:val="false"/>
+        <w:spacing w:before="88" w:lineRule="auto" w:line="194"/>
+        <w:ind w:left="142" w:right="181"/>
+        <w:jc w:val="left"/>
+        <w:textAlignment w:val="baseline"/>
+        <w:rPr/>
+      </w:pPr>
+      <w:r>
+        <w:rPr>
+          <w:rFonts w:ascii="Arial" w:cs="Arial" w:eastAsia="Arial" w:hAnsi="Arial" w:hint="default"/>
+          <w:b w:val="false"/>
+          <w:bCs w:val="false"/>
+          <w:i w:val="false"/>
+          <w:iCs w:val="false"/>
+          <w:snapToGrid w:val="false"/>
+          <w:color w:val="ababab"/>
+          <w:spacing w:val="-1"/>
+          <w:kern w:val="0"/>
+          <w:sz w:val="24"/>
+          <w:szCs w:val="24"/>
+          <w:highlight w:val="none"/>
+          <w:vertAlign w:val="baseline"/>
+          <w:em w:val="none"/>
+          <w:lang w:val="en-US" w:bidi="ar-SA" w:eastAsia="en-US"/>
+        </w:rPr>
+        <w:t>2.</w:t>
+      </w:r>
+      <w:r>
+        <w:rPr>
+          <w:rFonts w:ascii="Arial" w:cs="Arial" w:eastAsia="Arial" w:hAnsi="Arial" w:hint="default"/>
+          <w:b w:val="false"/>
+          <w:bCs w:val="false"/>
+          <w:i w:val="false"/>
+          <w:iCs w:val="false"/>
+          <w:snapToGrid w:val="false"/>
+          <w:color w:val="ababab"/>
+          <w:spacing w:val="-1"/>
+          <w:kern w:val="0"/>
+          <w:sz w:val="24"/>
+          <w:szCs w:val="24"/>
+          <w:highlight w:val="none"/>
+          <w:vertAlign w:val="baseline"/>
+          <w:em w:val="none"/>
+          <w:lang w:val="en-US" w:bidi="ar-SA" w:eastAsia="en-US"/>
+        </w:rPr>
+        <w:t xml:space="preserve"> </w:t>
+      </w:r>
+      <w:r>
+        <w:rPr>
+          <w:rFonts w:ascii="微软雅黑" w:cs="微软雅黑" w:eastAsia="微软雅黑" w:hAnsi="微软雅黑" w:hint="default"/>
+          <w:b w:val="false"/>
+          <w:bCs w:val="false"/>
+          <w:i w:val="false"/>
+          <w:iCs w:val="false"/>
+          <w:snapToGrid w:val="false"/>
+          <w:color w:val="000000"/>
+          <w:spacing w:val="-1"/>
+          <w:kern w:val="0"/>
+          <w:sz w:val="24"/>
+          <w:szCs w:val="24"/>
+          <w:highlight w:val="none"/>
+          <w:vertAlign w:val="baseline"/>
+          <w:em w:val="none"/>
+          <w:lang w:val="en-US" w:bidi="ar-SA" w:eastAsia="en-US"/>
+        </w:rPr>
+        <w:t>按键映射切换：/shiba十八键/shiwu十五键/shisi十四键（需配合主题）</w:t>
+      </w:r>
+    </w:p>
+    <w:p>
+      <w:pPr>
+        <w:pStyle w:val="style0"/>
+        <w:kinsoku w:val="false"/>
+        <w:autoSpaceDE w:val="false"/>
+        <w:autoSpaceDN w:val="false"/>
+        <w:adjustRightInd w:val="false"/>
+        <w:snapToGrid w:val="false"/>
+        <w:spacing w:before="88" w:lineRule="auto" w:line="194"/>
+        <w:ind w:left="142" w:right="181"/>
+        <w:jc w:val="left"/>
+        <w:textAlignment w:val="baseline"/>
+        <w:rPr/>
+      </w:pPr>
+    </w:p>
+    <w:p>
+      <w:pPr>
         <w:pStyle w:val="style0"/>
         <w:kinsoku w:val="false"/>
         <w:autoSpaceDE w:val="false"/>
@@ -3719,7 +4022,7 @@
           <w:em w:val="none"/>
           <w:lang w:val="en-US" w:bidi="ar-SA" w:eastAsia="en-US"/>
         </w:rPr>
-        <w:t>（四）输入功能符号</w:t>
+        <w:t>（五）输入功能符号</w:t>
       </w:r>
     </w:p>
     <w:p>
@@ -3786,7 +4089,7 @@
                     <pic:cNvPicPr/>
                   </pic:nvPicPr>
                   <pic:blipFill>
-                    <a:blip r:embed="rId3" cstate="print"/>
+                    <a:blip r:embed="rId4" cstate="print"/>
                     <a:srcRect l="0" t="0" r="0" b="0"/>
                     <a:stretch/>
                   </pic:blipFill>
@@ -11339,7 +11642,7 @@
           <w:szCs w:val="34"/>
           <w:lang w:val="en-US"/>
         </w:rPr>
-        <w:t>五</w:t>
+        <w:t>六</w:t>
       </w:r>
       <w:r>
         <w:rPr>
@@ -15771,7 +16074,7 @@
                     <pic:cNvPicPr/>
                   </pic:nvPicPr>
                   <pic:blipFill>
-                    <a:blip r:embed="rId4" cstate="print"/>
+                    <a:blip r:embed="rId5" cstate="print"/>
                     <a:srcRect l="0" t="0" r="0" b="0"/>
                     <a:stretch/>
                   </pic:blipFill>
@@ -15899,7 +16202,7 @@
                     <pic:cNvPicPr/>
                   </pic:nvPicPr>
                   <pic:blipFill>
-                    <a:blip r:embed="rId4" cstate="print"/>
+                    <a:blip r:embed="rId5" cstate="print"/>
                     <a:srcRect l="0" t="0" r="0" b="0"/>
                     <a:stretch/>
                   </pic:blipFill>
@@ -16027,7 +16330,7 @@
                     <pic:cNvPicPr/>
                   </pic:nvPicPr>
                   <pic:blipFill>
-                    <a:blip r:embed="rId4" cstate="print"/>
+                    <a:blip r:embed="rId5" cstate="print"/>
                     <a:srcRect l="0" t="0" r="0" b="0"/>
                     <a:stretch/>
                   </pic:blipFill>
@@ -16213,7 +16516,7 @@
                     <pic:cNvPicPr/>
                   </pic:nvPicPr>
                   <pic:blipFill>
-                    <a:blip r:embed="rId4" cstate="print"/>
+                    <a:blip r:embed="rId5" cstate="print"/>
                     <a:srcRect l="0" t="0" r="0" b="0"/>
                     <a:stretch/>
                   </pic:blipFill>
@@ -16342,7 +16645,7 @@
                     <pic:cNvPicPr/>
                   </pic:nvPicPr>
                   <pic:blipFill>
-                    <a:blip r:embed="rId4" cstate="print"/>
+                    <a:blip r:embed="rId5" cstate="print"/>
                     <a:srcRect l="0" t="0" r="0" b="0"/>
                     <a:stretch/>
                   </pic:blipFill>
@@ -16491,7 +16794,7 @@
                     <pic:cNvPicPr/>
                   </pic:nvPicPr>
                   <pic:blipFill>
-                    <a:blip r:embed="rId4" cstate="print"/>
+                    <a:blip r:embed="rId5" cstate="print"/>
                     <a:srcRect l="0" t="0" r="0" b="0"/>
                     <a:stretch/>
                   </pic:blipFill>
@@ -16717,7 +17020,7 @@
                     <pic:cNvPicPr/>
                   </pic:nvPicPr>
                   <pic:blipFill>
-                    <a:blip r:embed="rId4" cstate="print"/>
+                    <a:blip r:embed="rId5" cstate="print"/>
                     <a:srcRect l="0" t="0" r="0" b="0"/>
                     <a:stretch/>
                   </pic:blipFill>
@@ -16846,7 +17149,7 @@
                     <pic:cNvPicPr/>
                   </pic:nvPicPr>
                   <pic:blipFill>
-                    <a:blip r:embed="rId4" cstate="print"/>
+                    <a:blip r:embed="rId5" cstate="print"/>
                     <a:srcRect l="0" t="0" r="0" b="0"/>
                     <a:stretch/>
                   </pic:blipFill>
@@ -17113,7 +17416,7 @@
                     <pic:cNvPicPr/>
                   </pic:nvPicPr>
                   <pic:blipFill>
-                    <a:blip r:embed="rId4" cstate="print"/>
+                    <a:blip r:embed="rId5" cstate="print"/>
                     <a:srcRect l="0" t="0" r="0" b="0"/>
                     <a:stretch/>
                   </pic:blipFill>
@@ -17280,7 +17583,7 @@
                     <pic:cNvPicPr/>
                   </pic:nvPicPr>
                   <pic:blipFill>
-                    <a:blip r:embed="rId4" cstate="print"/>
+                    <a:blip r:embed="rId5" cstate="print"/>
                     <a:srcRect l="0" t="0" r="0" b="0"/>
                     <a:stretch/>
                   </pic:blipFill>
@@ -17487,7 +17790,7 @@
                     <pic:cNvPicPr/>
                   </pic:nvPicPr>
                   <pic:blipFill>
-                    <a:blip r:embed="rId4" cstate="print"/>
+                    <a:blip r:embed="rId5" cstate="print"/>
                     <a:srcRect l="0" t="0" r="0" b="0"/>
                     <a:stretch/>
                   </pic:blipFill>
@@ -19701,7 +20004,7 @@
                     <pic:cNvPicPr/>
                   </pic:nvPicPr>
                   <pic:blipFill>
-                    <a:blip r:embed="rId5" cstate="print"/>
+                    <a:blip r:embed="rId6" cstate="print"/>
                     <a:srcRect l="0" t="0" r="0" b="0"/>
                     <a:stretch/>
                   </pic:blipFill>
@@ -20500,6 +20803,1508 @@
                 <pic:pic xmlns:pic="http://schemas.openxmlformats.org/drawingml/2006/picture">
                   <pic:nvPicPr>
                     <pic:cNvPr id="4" name="Image1"/>
+                    <pic:cNvPicPr/>
+                  </pic:nvPicPr>
+                  <pic:blipFill>
+                    <a:blip r:embed="rId7" cstate="print"/>
+                    <a:srcRect l="0" t="0" r="0" b="0"/>
+                    <a:stretch/>
+                  </pic:blipFill>
+                  <pic:spPr>
+                    <a:xfrm rot="0">
+                      <a:off x="0" y="0"/>
+                      <a:ext cx="47625" cy="47625"/>
+                    </a:xfrm>
+                    <a:prstGeom prst="rect"/>
+                  </pic:spPr>
+                </pic:pic>
+              </a:graphicData>
+            </a:graphic>
+          </wp:inline>
+        </w:drawing>
+      </w:r>
+      <w:r>
+        <w:rPr>
+          <w:rFonts w:ascii="微软雅黑" w:cs="微软雅黑" w:eastAsia="微软雅黑" w:hAnsi="微软雅黑" w:hint="default"/>
+          <w:b w:val="false"/>
+          <w:bCs w:val="false"/>
+          <w:i w:val="false"/>
+          <w:iCs w:val="false"/>
+          <w:snapToGrid w:val="false"/>
+          <w:color w:val="000000"/>
+          <w:kern w:val="0"/>
+          <w:position w:val="4"/>
+          <w:sz w:val="24"/>
+          <w:szCs w:val="24"/>
+          <w:highlight w:val="none"/>
+          <w:vertAlign w:val="baseline"/>
+          <w:em w:val="none"/>
+          <w:lang w:val="en-US" w:bidi="ar-SA" w:eastAsia="en-US"/>
+        </w:rPr>
+        <w:t xml:space="preserve">  </w:t>
+      </w:r>
+      <w:r>
+        <w:rPr>
+          <w:rFonts w:ascii="微软雅黑" w:cs="微软雅黑" w:eastAsia="微软雅黑" w:hAnsi="微软雅黑" w:hint="default"/>
+          <w:b w:val="false"/>
+          <w:bCs w:val="false"/>
+          <w:i w:val="false"/>
+          <w:iCs w:val="false"/>
+          <w:snapToGrid w:val="false"/>
+          <w:color w:val="000000"/>
+          <w:spacing w:val="-1"/>
+          <w:kern w:val="0"/>
+          <w:sz w:val="24"/>
+          <w:szCs w:val="24"/>
+          <w:highlight w:val="none"/>
+          <w:vertAlign w:val="baseline"/>
+          <w:em w:val="none"/>
+          <w:lang w:val="en-US" w:bidi="ar-SA" w:eastAsia="en-US"/>
+        </w:rPr>
+        <w:t>github：https://github.com/zhhwux/wxzhh</w:t>
+      </w:r>
+    </w:p>
+    <w:p>
+      <w:pPr>
+        <w:pStyle w:val="style0"/>
+        <w:kinsoku w:val="false"/>
+        <w:autoSpaceDE w:val="false"/>
+        <w:autoSpaceDN w:val="false"/>
+        <w:adjustRightInd w:val="false"/>
+        <w:snapToGrid w:val="false"/>
+        <w:spacing w:before="193" w:lineRule="auto" w:line="251"/>
+        <w:ind w:right="3457"/>
+        <w:jc w:val="left"/>
+        <w:textAlignment w:val="baseline"/>
+        <w:rPr>
+          <w:spacing w:val="-6"/>
+          <w:sz w:val="38"/>
+          <w:szCs w:val="38"/>
+        </w:rPr>
+      </w:pPr>
+      <w:r>
+        <w:rPr>
+          <w:rFonts w:ascii="微软雅黑" w:cs="微软雅黑" w:eastAsia="微软雅黑" w:hAnsi="微软雅黑" w:hint="default"/>
+          <w:b w:val="false"/>
+          <w:bCs w:val="false"/>
+          <w:i w:val="false"/>
+          <w:iCs w:val="false"/>
+          <w:snapToGrid w:val="false"/>
+          <w:color w:val="000000"/>
+          <w:spacing w:val="-3"/>
+          <w:kern w:val="0"/>
+          <w:sz w:val="24"/>
+          <w:szCs w:val="24"/>
+          <w:highlight w:val="none"/>
+          <w:vertAlign w:val="baseline"/>
+          <w:em w:val="none"/>
+          <w:lang w:val="en-US" w:bidi="ar-SA" w:eastAsia="en-US"/>
+        </w:rPr>
+        <w:t xml:space="preserve">    </w:t>
+      </w:r>
+      <w:r>
+        <w:rPr>
+          <w:rFonts w:ascii="微软雅黑" w:cs="微软雅黑" w:eastAsia="微软雅黑" w:hAnsi="微软雅黑"/>
+          <w:b w:val="false"/>
+          <w:bCs w:val="false"/>
+          <w:i w:val="false"/>
+          <w:iCs w:val="false"/>
+          <w:snapToGrid w:val="false"/>
+          <w:color w:val="000000"/>
+          <w:kern w:val="0"/>
+          <w:position w:val="4"/>
+          <w:sz w:val="24"/>
+          <w:szCs w:val="24"/>
+          <w:highlight w:val="none"/>
+          <w:vertAlign w:val="baseline"/>
+          <w:em w:val="none"/>
+          <w:lang w:val="en-US" w:bidi="ar-SA" w:eastAsia="en-US"/>
+        </w:rPr>
+        <w:drawing>
+          <wp:inline distL="0" distT="0" distB="0" distR="0">
+            <wp:extent cx="47625" cy="47625"/>
+            <wp:effectExtent l="0" t="0" r="0" b="0"/>
+            <wp:docPr id="1042" name="Image1"/>
+            <wp:cNvGraphicFramePr>
+              <a:graphicFrameLocks xmlns:a="http://schemas.openxmlformats.org/drawingml/2006/main" noChangeAspect="false" noSelect="false" noResize="false" noGrp="false"/>
+            </wp:cNvGraphicFramePr>
+            <a:graphic xmlns:a="http://schemas.openxmlformats.org/drawingml/2006/main">
+              <a:graphicData uri="http://schemas.openxmlformats.org/drawingml/2006/picture">
+                <pic:pic xmlns:pic="http://schemas.openxmlformats.org/drawingml/2006/picture">
+                  <pic:nvPicPr>
+                    <pic:cNvPr id="4" name="Image1"/>
+                    <pic:cNvPicPr/>
+                  </pic:nvPicPr>
+                  <pic:blipFill>
+                    <a:blip r:embed="rId7" cstate="print"/>
+                    <a:srcRect l="0" t="0" r="0" b="0"/>
+                    <a:stretch/>
+                  </pic:blipFill>
+                  <pic:spPr>
+                    <a:xfrm rot="0">
+                      <a:off x="0" y="0"/>
+                      <a:ext cx="47625" cy="47625"/>
+                    </a:xfrm>
+                    <a:prstGeom prst="rect"/>
+                  </pic:spPr>
+                </pic:pic>
+              </a:graphicData>
+            </a:graphic>
+          </wp:inline>
+        </w:drawing>
+      </w:r>
+      <w:r>
+        <w:rPr>
+          <w:rFonts w:ascii="微软雅黑" w:cs="微软雅黑" w:eastAsia="微软雅黑" w:hAnsi="微软雅黑" w:hint="default"/>
+          <w:b w:val="false"/>
+          <w:bCs w:val="false"/>
+          <w:i w:val="false"/>
+          <w:iCs w:val="false"/>
+          <w:snapToGrid w:val="false"/>
+          <w:color w:val="000000"/>
+          <w:kern w:val="0"/>
+          <w:position w:val="4"/>
+          <w:sz w:val="24"/>
+          <w:szCs w:val="24"/>
+          <w:highlight w:val="none"/>
+          <w:vertAlign w:val="baseline"/>
+          <w:em w:val="none"/>
+          <w:lang w:val="en-US" w:bidi="ar-SA" w:eastAsia="en-US"/>
+        </w:rPr>
+        <w:t xml:space="preserve">  </w:t>
+      </w:r>
+      <w:r>
+        <w:rPr>
+          <w:rFonts w:ascii="微软雅黑" w:cs="微软雅黑" w:eastAsia="微软雅黑" w:hAnsi="微软雅黑" w:hint="default"/>
+          <w:b w:val="false"/>
+          <w:bCs w:val="false"/>
+          <w:i w:val="false"/>
+          <w:iCs w:val="false"/>
+          <w:snapToGrid w:val="false"/>
+          <w:color w:val="000000"/>
+          <w:spacing w:val="-4"/>
+          <w:kern w:val="0"/>
+          <w:sz w:val="24"/>
+          <w:szCs w:val="24"/>
+          <w:highlight w:val="none"/>
+          <w:vertAlign w:val="baseline"/>
+          <w:em w:val="none"/>
+          <w:lang w:val="en-US" w:bidi="ar-SA" w:eastAsia="en-US"/>
+        </w:rPr>
+        <w:t>网盘：https://share.feijipan.com/s/bpHxxlYM</w:t>
+      </w:r>
+    </w:p>
+    <w:p>
+      <w:pPr>
+        <w:pStyle w:val="style0"/>
+        <w:kinsoku w:val="false"/>
+        <w:autoSpaceDE w:val="false"/>
+        <w:autoSpaceDN w:val="false"/>
+        <w:adjustRightInd w:val="false"/>
+        <w:snapToGrid w:val="false"/>
+        <w:spacing w:before="193" w:lineRule="auto" w:line="251"/>
+        <w:ind w:right="3457"/>
+        <w:jc w:val="left"/>
+        <w:textAlignment w:val="baseline"/>
+        <w:rPr>
+          <w:spacing w:val="-6"/>
+          <w:sz w:val="38"/>
+          <w:szCs w:val="38"/>
+        </w:rPr>
+      </w:pPr>
+      <w:r>
+        <w:rPr>
+          <w:rFonts w:ascii="微软雅黑" w:cs="微软雅黑" w:eastAsia="微软雅黑" w:hAnsi="微软雅黑" w:hint="default"/>
+          <w:b w:val="false"/>
+          <w:bCs w:val="false"/>
+          <w:i w:val="false"/>
+          <w:iCs w:val="false"/>
+          <w:snapToGrid w:val="false"/>
+          <w:color w:val="000000"/>
+          <w:spacing w:val="-3"/>
+          <w:kern w:val="0"/>
+          <w:sz w:val="24"/>
+          <w:szCs w:val="24"/>
+          <w:highlight w:val="none"/>
+          <w:vertAlign w:val="baseline"/>
+          <w:em w:val="none"/>
+          <w:lang w:val="en-US" w:bidi="ar-SA" w:eastAsia="en-US"/>
+        </w:rPr>
+        <w:t xml:space="preserve">    </w:t>
+      </w:r>
+      <w:r>
+        <w:rPr>
+          <w:rFonts w:ascii="微软雅黑" w:cs="微软雅黑" w:eastAsia="微软雅黑" w:hAnsi="微软雅黑"/>
+          <w:b w:val="false"/>
+          <w:bCs w:val="false"/>
+          <w:i w:val="false"/>
+          <w:iCs w:val="false"/>
+          <w:snapToGrid w:val="false"/>
+          <w:color w:val="000000"/>
+          <w:kern w:val="0"/>
+          <w:position w:val="4"/>
+          <w:sz w:val="24"/>
+          <w:szCs w:val="24"/>
+          <w:highlight w:val="none"/>
+          <w:vertAlign w:val="baseline"/>
+          <w:em w:val="none"/>
+          <w:lang w:val="en-US" w:bidi="ar-SA" w:eastAsia="en-US"/>
+        </w:rPr>
+        <w:drawing>
+          <wp:inline distL="0" distT="0" distB="0" distR="0">
+            <wp:extent cx="47625" cy="47625"/>
+            <wp:effectExtent l="0" t="0" r="0" b="0"/>
+            <wp:docPr id="1043" name="Image1"/>
+            <wp:cNvGraphicFramePr>
+              <a:graphicFrameLocks xmlns:a="http://schemas.openxmlformats.org/drawingml/2006/main" noChangeAspect="false" noSelect="false" noResize="false" noGrp="false"/>
+            </wp:cNvGraphicFramePr>
+            <a:graphic xmlns:a="http://schemas.openxmlformats.org/drawingml/2006/main">
+              <a:graphicData uri="http://schemas.openxmlformats.org/drawingml/2006/picture">
+                <pic:pic xmlns:pic="http://schemas.openxmlformats.org/drawingml/2006/picture">
+                  <pic:nvPicPr>
+                    <pic:cNvPr id="4" name="Image1"/>
+                    <pic:cNvPicPr/>
+                  </pic:nvPicPr>
+                  <pic:blipFill>
+                    <a:blip r:embed="rId7" cstate="print"/>
+                    <a:srcRect l="0" t="0" r="0" b="0"/>
+                    <a:stretch/>
+                  </pic:blipFill>
+                  <pic:spPr>
+                    <a:xfrm rot="0">
+                      <a:off x="0" y="0"/>
+                      <a:ext cx="47625" cy="47625"/>
+                    </a:xfrm>
+                    <a:prstGeom prst="rect"/>
+                  </pic:spPr>
+                </pic:pic>
+              </a:graphicData>
+            </a:graphic>
+          </wp:inline>
+        </w:drawing>
+      </w:r>
+      <w:r>
+        <w:rPr>
+          <w:rFonts w:ascii="微软雅黑" w:cs="微软雅黑" w:eastAsia="微软雅黑" w:hAnsi="微软雅黑" w:hint="default"/>
+          <w:b w:val="false"/>
+          <w:bCs w:val="false"/>
+          <w:i w:val="false"/>
+          <w:iCs w:val="false"/>
+          <w:snapToGrid w:val="false"/>
+          <w:color w:val="000000"/>
+          <w:kern w:val="0"/>
+          <w:position w:val="4"/>
+          <w:sz w:val="24"/>
+          <w:szCs w:val="24"/>
+          <w:highlight w:val="none"/>
+          <w:vertAlign w:val="baseline"/>
+          <w:em w:val="none"/>
+          <w:lang w:val="en-US" w:bidi="ar-SA" w:eastAsia="en-US"/>
+        </w:rPr>
+        <w:t xml:space="preserve">  </w:t>
+      </w:r>
+      <w:r>
+        <w:rPr>
+          <w:rFonts w:ascii="微软雅黑" w:cs="微软雅黑" w:eastAsia="微软雅黑" w:hAnsi="微软雅黑" w:hint="default"/>
+          <w:b w:val="false"/>
+          <w:bCs w:val="false"/>
+          <w:i w:val="false"/>
+          <w:iCs w:val="false"/>
+          <w:snapToGrid w:val="false"/>
+          <w:color w:val="000000"/>
+          <w:spacing w:val="-4"/>
+          <w:kern w:val="0"/>
+          <w:sz w:val="24"/>
+          <w:szCs w:val="24"/>
+          <w:highlight w:val="none"/>
+          <w:vertAlign w:val="baseline"/>
+          <w:em w:val="none"/>
+          <w:lang w:val="en-US" w:bidi="ar-SA" w:eastAsia="en-US"/>
+        </w:rPr>
+        <w:t>q群：809597773</w:t>
+      </w:r>
+    </w:p>
+    <w:p>
+      <w:pPr>
+        <w:pStyle w:val="style66"/>
+        <w:spacing w:before="210" w:lineRule="auto" w:line="187"/>
+        <w:ind w:left="11"/>
+        <w:outlineLvl w:val="1"/>
+        <w:rPr>
+          <w:spacing w:val="-6"/>
+          <w:sz w:val="38"/>
+          <w:szCs w:val="38"/>
+        </w:rPr>
+      </w:pPr>
+      <w:r>
+        <w:rPr>
+          <w:rFonts w:ascii="微软雅黑" w:cs="微软雅黑" w:eastAsia="微软雅黑" w:hAnsi="微软雅黑" w:hint="default"/>
+          <w:b w:val="false"/>
+          <w:bCs w:val="false"/>
+          <w:i w:val="false"/>
+          <w:iCs w:val="false"/>
+          <w:snapToGrid w:val="false"/>
+          <w:color w:val="000000"/>
+          <w:spacing w:val="-9"/>
+          <w:kern w:val="0"/>
+          <w:sz w:val="34"/>
+          <w:szCs w:val="34"/>
+          <w:highlight w:val="none"/>
+          <w:vertAlign w:val="baseline"/>
+          <w:em w:val="none"/>
+          <w:lang w:val="en-US" w:bidi="ar-SA" w:eastAsia="en-US"/>
+        </w:rPr>
+        <w:t>（二）其它版本</w:t>
+      </w:r>
+    </w:p>
+    <w:p>
+      <w:pPr>
+        <w:pStyle w:val="style66"/>
+        <w:spacing w:before="210" w:lineRule="auto" w:line="187"/>
+        <w:ind w:left="11"/>
+        <w:outlineLvl w:val="1"/>
+        <w:rPr>
+          <w:spacing w:val="-6"/>
+          <w:sz w:val="38"/>
+          <w:szCs w:val="38"/>
+        </w:rPr>
+      </w:pPr>
+      <w:r>
+        <w:rPr>
+          <w:rFonts w:ascii="Arial" w:cs="Arial" w:eastAsia="Arial" w:hAnsi="Arial" w:hint="default"/>
+          <w:b w:val="false"/>
+          <w:bCs w:val="false"/>
+          <w:i w:val="false"/>
+          <w:iCs w:val="false"/>
+          <w:snapToGrid w:val="false"/>
+          <w:color w:val="ababab"/>
+          <w:spacing w:val="-4"/>
+          <w:kern w:val="0"/>
+          <w:sz w:val="24"/>
+          <w:szCs w:val="24"/>
+          <w:highlight w:val="none"/>
+          <w:vertAlign w:val="baseline"/>
+          <w:em w:val="none"/>
+          <w:lang w:val="en-US" w:bidi="ar-SA" w:eastAsia="en-US"/>
+        </w:rPr>
+        <w:t xml:space="preserve">  </w:t>
+      </w:r>
+      <w:r>
+        <w:rPr>
+          <w:rFonts w:ascii="微软雅黑" w:cs="微软雅黑" w:eastAsia="微软雅黑" w:hAnsi="微软雅黑" w:hint="default"/>
+          <w:b w:val="false"/>
+          <w:bCs w:val="false"/>
+          <w:i w:val="false"/>
+          <w:iCs w:val="false"/>
+          <w:snapToGrid w:val="false"/>
+          <w:color w:val="000000"/>
+          <w:spacing w:val="-3"/>
+          <w:kern w:val="0"/>
+          <w:sz w:val="24"/>
+          <w:szCs w:val="24"/>
+          <w:highlight w:val="none"/>
+          <w:vertAlign w:val="baseline"/>
+          <w:em w:val="none"/>
+          <w:lang w:val="en-US" w:bidi="ar-SA" w:eastAsia="en-US"/>
+        </w:rPr>
+        <w:t xml:space="preserve">  </w:t>
+      </w:r>
+      <w:r>
+        <w:rPr>
+          <w:rFonts w:ascii="微软雅黑" w:cs="微软雅黑" w:eastAsia="微软雅黑" w:hAnsi="微软雅黑"/>
+          <w:b w:val="false"/>
+          <w:bCs w:val="false"/>
+          <w:i w:val="false"/>
+          <w:iCs w:val="false"/>
+          <w:snapToGrid w:val="false"/>
+          <w:color w:val="000000"/>
+          <w:kern w:val="0"/>
+          <w:position w:val="4"/>
+          <w:sz w:val="24"/>
+          <w:szCs w:val="24"/>
+          <w:highlight w:val="none"/>
+          <w:vertAlign w:val="baseline"/>
+          <w:em w:val="none"/>
+          <w:lang w:val="en-US" w:bidi="ar-SA" w:eastAsia="en-US"/>
+        </w:rPr>
+        <w:drawing>
+          <wp:inline distL="0" distT="0" distB="0" distR="0">
+            <wp:extent cx="47625" cy="47625"/>
+            <wp:effectExtent l="0" t="0" r="0" b="0"/>
+            <wp:docPr id="1044" name="Image1"/>
+            <wp:cNvGraphicFramePr>
+              <a:graphicFrameLocks xmlns:a="http://schemas.openxmlformats.org/drawingml/2006/main" noChangeAspect="false" noSelect="false" noResize="false" noGrp="false"/>
+            </wp:cNvGraphicFramePr>
+            <a:graphic xmlns:a="http://schemas.openxmlformats.org/drawingml/2006/main">
+              <a:graphicData uri="http://schemas.openxmlformats.org/drawingml/2006/picture">
+                <pic:pic xmlns:pic="http://schemas.openxmlformats.org/drawingml/2006/picture">
+                  <pic:nvPicPr>
+                    <pic:cNvPr id="4" name="Image1"/>
+                    <pic:cNvPicPr/>
+                  </pic:nvPicPr>
+                  <pic:blipFill>
+                    <a:blip r:embed="rId7" cstate="print"/>
+                    <a:srcRect l="0" t="0" r="0" b="0"/>
+                    <a:stretch/>
+                  </pic:blipFill>
+                  <pic:spPr>
+                    <a:xfrm rot="0">
+                      <a:off x="0" y="0"/>
+                      <a:ext cx="47625" cy="47625"/>
+                    </a:xfrm>
+                    <a:prstGeom prst="rect"/>
+                  </pic:spPr>
+                </pic:pic>
+              </a:graphicData>
+            </a:graphic>
+          </wp:inline>
+        </w:drawing>
+      </w:r>
+      <w:r>
+        <w:rPr>
+          <w:rFonts w:ascii="微软雅黑" w:cs="微软雅黑" w:eastAsia="微软雅黑" w:hAnsi="微软雅黑" w:hint="default"/>
+          <w:b w:val="false"/>
+          <w:bCs w:val="false"/>
+          <w:i w:val="false"/>
+          <w:iCs w:val="false"/>
+          <w:snapToGrid w:val="false"/>
+          <w:color w:val="000000"/>
+          <w:kern w:val="0"/>
+          <w:position w:val="4"/>
+          <w:sz w:val="24"/>
+          <w:szCs w:val="24"/>
+          <w:highlight w:val="none"/>
+          <w:vertAlign w:val="baseline"/>
+          <w:em w:val="none"/>
+          <w:lang w:val="en-US" w:bidi="ar-SA" w:eastAsia="en-US"/>
+        </w:rPr>
+        <w:t xml:space="preserve">  </w:t>
+      </w:r>
+      <w:r>
+        <w:rPr>
+          <w:rFonts w:ascii="微软雅黑" w:cs="微软雅黑" w:eastAsia="微软雅黑" w:hAnsi="微软雅黑" w:hint="default"/>
+          <w:b w:val="false"/>
+          <w:bCs w:val="false"/>
+          <w:i w:val="false"/>
+          <w:iCs w:val="false"/>
+          <w:snapToGrid w:val="false"/>
+          <w:color w:val="000000"/>
+          <w:spacing w:val="-3"/>
+          <w:kern w:val="0"/>
+          <w:sz w:val="24"/>
+          <w:szCs w:val="24"/>
+          <w:highlight w:val="none"/>
+          <w:vertAlign w:val="baseline"/>
+          <w:em w:val="none"/>
+          <w:lang w:val="en-US" w:bidi="ar-SA" w:eastAsia="en-US"/>
+        </w:rPr>
+        <w:t>网盘另有仓输入法版本与五笔版本</w:t>
+      </w:r>
+    </w:p>
+    <w:p>
+      <w:pPr>
+        <w:pStyle w:val="style66"/>
+        <w:spacing w:before="210" w:lineRule="auto" w:line="187"/>
+        <w:ind w:left="11"/>
+        <w:outlineLvl w:val="1"/>
+        <w:rPr>
+          <w:spacing w:val="-6"/>
+          <w:sz w:val="38"/>
+          <w:szCs w:val="38"/>
+          <w:lang w:val="en-US"/>
+        </w:rPr>
+      </w:pPr>
+      <w:r>
+        <w:rPr>
+          <w:rFonts w:ascii="Arial" w:cs="Arial" w:eastAsia="Arial" w:hAnsi="Arial" w:hint="default"/>
+          <w:b w:val="false"/>
+          <w:bCs w:val="false"/>
+          <w:i w:val="false"/>
+          <w:iCs w:val="false"/>
+          <w:snapToGrid w:val="false"/>
+          <w:color w:val="ababab"/>
+          <w:spacing w:val="-4"/>
+          <w:kern w:val="0"/>
+          <w:sz w:val="24"/>
+          <w:szCs w:val="24"/>
+          <w:highlight w:val="none"/>
+          <w:vertAlign w:val="baseline"/>
+          <w:em w:val="none"/>
+          <w:lang w:val="en-US" w:bidi="ar-SA" w:eastAsia="en-US"/>
+        </w:rPr>
+        <w:t xml:space="preserve">  </w:t>
+      </w:r>
+      <w:r>
+        <w:rPr>
+          <w:rFonts w:ascii="微软雅黑" w:cs="微软雅黑" w:eastAsia="微软雅黑" w:hAnsi="微软雅黑" w:hint="default"/>
+          <w:b w:val="false"/>
+          <w:bCs w:val="false"/>
+          <w:i w:val="false"/>
+          <w:iCs w:val="false"/>
+          <w:snapToGrid w:val="false"/>
+          <w:color w:val="000000"/>
+          <w:spacing w:val="-3"/>
+          <w:kern w:val="0"/>
+          <w:sz w:val="24"/>
+          <w:szCs w:val="24"/>
+          <w:highlight w:val="none"/>
+          <w:vertAlign w:val="baseline"/>
+          <w:em w:val="none"/>
+          <w:lang w:val="en-US" w:bidi="ar-SA" w:eastAsia="en-US"/>
+        </w:rPr>
+        <w:t xml:space="preserve">  </w:t>
+      </w:r>
+      <w:r>
+        <w:rPr>
+          <w:rFonts w:ascii="微软雅黑" w:cs="微软雅黑" w:eastAsia="微软雅黑" w:hAnsi="微软雅黑"/>
+          <w:b w:val="false"/>
+          <w:bCs w:val="false"/>
+          <w:i w:val="false"/>
+          <w:iCs w:val="false"/>
+          <w:snapToGrid w:val="false"/>
+          <w:color w:val="000000"/>
+          <w:kern w:val="0"/>
+          <w:position w:val="4"/>
+          <w:sz w:val="24"/>
+          <w:szCs w:val="24"/>
+          <w:highlight w:val="none"/>
+          <w:vertAlign w:val="baseline"/>
+          <w:em w:val="none"/>
+          <w:lang w:val="en-US" w:bidi="ar-SA" w:eastAsia="en-US"/>
+        </w:rPr>
+        <w:drawing>
+          <wp:inline distL="0" distT="0" distB="0" distR="0">
+            <wp:extent cx="47625" cy="47625"/>
+            <wp:effectExtent l="0" t="0" r="0" b="0"/>
+            <wp:docPr id="1045" name="Image1"/>
+            <wp:cNvGraphicFramePr>
+              <a:graphicFrameLocks xmlns:a="http://schemas.openxmlformats.org/drawingml/2006/main" noChangeAspect="false" noSelect="false" noResize="false" noGrp="false"/>
+            </wp:cNvGraphicFramePr>
+            <a:graphic xmlns:a="http://schemas.openxmlformats.org/drawingml/2006/main">
+              <a:graphicData uri="http://schemas.openxmlformats.org/drawingml/2006/picture">
+                <pic:pic xmlns:pic="http://schemas.openxmlformats.org/drawingml/2006/picture">
+                  <pic:nvPicPr>
+                    <pic:cNvPr id="4" name="Image1"/>
+                    <pic:cNvPicPr/>
+                  </pic:nvPicPr>
+                  <pic:blipFill>
+                    <a:blip r:embed="rId7" cstate="print"/>
+                    <a:srcRect l="0" t="0" r="0" b="0"/>
+                    <a:stretch/>
+                  </pic:blipFill>
+                  <pic:spPr>
+                    <a:xfrm rot="0">
+                      <a:off x="0" y="0"/>
+                      <a:ext cx="47625" cy="47625"/>
+                    </a:xfrm>
+                    <a:prstGeom prst="rect"/>
+                  </pic:spPr>
+                </pic:pic>
+              </a:graphicData>
+            </a:graphic>
+          </wp:inline>
+        </w:drawing>
+      </w:r>
+      <w:r>
+        <w:rPr>
+          <w:rFonts w:ascii="微软雅黑" w:cs="微软雅黑" w:eastAsia="微软雅黑" w:hAnsi="微软雅黑" w:hint="default"/>
+          <w:b w:val="false"/>
+          <w:bCs w:val="false"/>
+          <w:i w:val="false"/>
+          <w:iCs w:val="false"/>
+          <w:snapToGrid w:val="false"/>
+          <w:color w:val="000000"/>
+          <w:kern w:val="0"/>
+          <w:position w:val="4"/>
+          <w:sz w:val="24"/>
+          <w:szCs w:val="24"/>
+          <w:highlight w:val="none"/>
+          <w:vertAlign w:val="baseline"/>
+          <w:em w:val="none"/>
+          <w:lang w:val="en-US" w:bidi="ar-SA" w:eastAsia="en-US"/>
+        </w:rPr>
+        <w:t xml:space="preserve">  </w:t>
+      </w:r>
+      <w:r>
+        <w:rPr>
+          <w:rFonts w:ascii="微软雅黑" w:cs="微软雅黑" w:eastAsia="微软雅黑" w:hAnsi="微软雅黑" w:hint="default"/>
+          <w:b w:val="false"/>
+          <w:bCs w:val="false"/>
+          <w:i w:val="false"/>
+          <w:iCs w:val="false"/>
+          <w:snapToGrid w:val="false"/>
+          <w:color w:val="000000"/>
+          <w:spacing w:val="-3"/>
+          <w:kern w:val="0"/>
+          <w:sz w:val="24"/>
+          <w:szCs w:val="24"/>
+          <w:highlight w:val="none"/>
+          <w:vertAlign w:val="baseline"/>
+          <w:em w:val="none"/>
+          <w:lang w:val="en-US" w:bidi="ar-SA" w:eastAsia="en-US"/>
+        </w:rPr>
+        <w:t>仓输入法版本说明：</w:t>
+      </w:r>
+    </w:p>
+    <w:p>
+      <w:pPr>
+        <w:pStyle w:val="style0"/>
+        <w:kinsoku w:val="false"/>
+        <w:autoSpaceDE w:val="false"/>
+        <w:autoSpaceDN w:val="false"/>
+        <w:adjustRightInd w:val="false"/>
+        <w:snapToGrid w:val="false"/>
+        <w:spacing w:before="88" w:lineRule="auto" w:line="194"/>
+        <w:ind w:left="142" w:right="181"/>
+        <w:jc w:val="left"/>
+        <w:textAlignment w:val="baseline"/>
+        <w:rPr>
+          <w:spacing w:val="-6"/>
+          <w:sz w:val="38"/>
+          <w:szCs w:val="38"/>
+          <w:lang w:val="en-US"/>
+        </w:rPr>
+      </w:pPr>
+      <w:r>
+        <w:rPr>
+          <w:rFonts w:ascii="Arial" w:cs="Arial" w:eastAsia="Arial" w:hAnsi="Arial" w:hint="default"/>
+          <w:b w:val="false"/>
+          <w:bCs w:val="false"/>
+          <w:i w:val="false"/>
+          <w:iCs w:val="false"/>
+          <w:snapToGrid w:val="false"/>
+          <w:color w:val="ababab"/>
+          <w:spacing w:val="-1"/>
+          <w:kern w:val="0"/>
+          <w:sz w:val="24"/>
+          <w:szCs w:val="24"/>
+          <w:highlight w:val="none"/>
+          <w:vertAlign w:val="baseline"/>
+          <w:em w:val="none"/>
+          <w:lang w:val="en-US" w:bidi="ar-SA" w:eastAsia="en-US"/>
+        </w:rPr>
+        <w:t xml:space="preserve">    1.</w:t>
+      </w:r>
+      <w:r>
+        <w:rPr>
+          <w:rFonts w:ascii="Arial" w:cs="Arial" w:eastAsia="Arial" w:hAnsi="Arial" w:hint="default"/>
+          <w:b w:val="false"/>
+          <w:bCs w:val="false"/>
+          <w:i w:val="false"/>
+          <w:iCs w:val="false"/>
+          <w:snapToGrid w:val="false"/>
+          <w:color w:val="ababab"/>
+          <w:spacing w:val="-1"/>
+          <w:kern w:val="0"/>
+          <w:sz w:val="24"/>
+          <w:szCs w:val="24"/>
+          <w:highlight w:val="none"/>
+          <w:vertAlign w:val="baseline"/>
+          <w:em w:val="none"/>
+          <w:lang w:val="en-US" w:bidi="ar-SA" w:eastAsia="en-US"/>
+        </w:rPr>
+        <w:t xml:space="preserve"> </w:t>
+      </w:r>
+      <w:r>
+        <w:rPr>
+          <w:rFonts w:ascii="微软雅黑" w:cs="微软雅黑" w:eastAsia="微软雅黑" w:hAnsi="微软雅黑" w:hint="default"/>
+          <w:b w:val="false"/>
+          <w:bCs w:val="false"/>
+          <w:i w:val="false"/>
+          <w:iCs w:val="false"/>
+          <w:snapToGrid w:val="false"/>
+          <w:color w:val="000000"/>
+          <w:spacing w:val="-1"/>
+          <w:kern w:val="0"/>
+          <w:sz w:val="24"/>
+          <w:szCs w:val="24"/>
+          <w:highlight w:val="none"/>
+          <w:vertAlign w:val="baseline"/>
+          <w:em w:val="none"/>
+          <w:lang w:val="en-US" w:bidi="ar-SA" w:eastAsia="en-US"/>
+        </w:rPr>
+        <w:t>手动调序：可以在键盘布局</w:t>
+      </w:r>
+      <w:r>
+        <w:rPr>
+          <w:rFonts w:cs="微软雅黑" w:eastAsia="微软雅黑" w:hAnsi="微软雅黑" w:hint="default"/>
+          <w:b w:val="false"/>
+          <w:bCs w:val="false"/>
+          <w:i w:val="false"/>
+          <w:iCs w:val="false"/>
+          <w:snapToGrid w:val="false"/>
+          <w:color w:val="000000"/>
+          <w:spacing w:val="-1"/>
+          <w:kern w:val="0"/>
+          <w:sz w:val="24"/>
+          <w:szCs w:val="24"/>
+          <w:highlight w:val="none"/>
+          <w:vertAlign w:val="baseline"/>
+          <w:em w:val="none"/>
+          <w:lang w:val="en-US" w:bidi="ar-SA" w:eastAsia="en-US"/>
+        </w:rPr>
+        <w:t>→</w:t>
+      </w:r>
+      <w:r>
+        <w:rPr>
+          <w:rFonts w:ascii="微软雅黑" w:cs="微软雅黑" w:eastAsia="微软雅黑" w:hAnsi="微软雅黑" w:hint="default"/>
+          <w:b w:val="false"/>
+          <w:bCs w:val="false"/>
+          <w:i w:val="false"/>
+          <w:iCs w:val="false"/>
+          <w:snapToGrid w:val="false"/>
+          <w:color w:val="000000"/>
+          <w:spacing w:val="-1"/>
+          <w:kern w:val="0"/>
+          <w:sz w:val="24"/>
+          <w:szCs w:val="24"/>
+          <w:highlight w:val="none"/>
+          <w:vertAlign w:val="baseline"/>
+          <w:em w:val="none"/>
+          <w:lang w:val="en-US" w:bidi="ar-SA" w:eastAsia="en-US"/>
+        </w:rPr>
+        <w:t>中文26键</w:t>
+      </w:r>
+      <w:r>
+        <w:rPr>
+          <w:rFonts w:cs="微软雅黑" w:eastAsia="微软雅黑" w:hAnsi="微软雅黑" w:hint="default"/>
+          <w:b w:val="false"/>
+          <w:bCs w:val="false"/>
+          <w:i w:val="false"/>
+          <w:iCs w:val="false"/>
+          <w:snapToGrid w:val="false"/>
+          <w:color w:val="000000"/>
+          <w:spacing w:val="-1"/>
+          <w:kern w:val="0"/>
+          <w:sz w:val="24"/>
+          <w:szCs w:val="24"/>
+          <w:highlight w:val="none"/>
+          <w:vertAlign w:val="baseline"/>
+          <w:em w:val="none"/>
+          <w:lang w:val="en-US" w:bidi="ar-SA" w:eastAsia="en-US"/>
+        </w:rPr>
+        <w:t>→</w:t>
+      </w:r>
+      <w:r>
+        <w:rPr>
+          <w:rFonts w:ascii="微软雅黑" w:cs="微软雅黑" w:eastAsia="微软雅黑" w:hAnsi="微软雅黑" w:hint="default"/>
+          <w:b w:val="false"/>
+          <w:bCs w:val="false"/>
+          <w:i w:val="false"/>
+          <w:iCs w:val="false"/>
+          <w:snapToGrid w:val="false"/>
+          <w:color w:val="000000"/>
+          <w:spacing w:val="-1"/>
+          <w:kern w:val="0"/>
+          <w:sz w:val="24"/>
+          <w:szCs w:val="24"/>
+          <w:highlight w:val="none"/>
+          <w:vertAlign w:val="baseline"/>
+          <w:em w:val="none"/>
+          <w:lang w:val="en-US" w:bidi="ar-SA" w:eastAsia="en-US"/>
+        </w:rPr>
+        <w:t>滑动设置</w:t>
+      </w:r>
+      <w:r>
+        <w:rPr>
+          <w:rFonts w:cs="微软雅黑" w:eastAsia="微软雅黑" w:hAnsi="微软雅黑" w:hint="default"/>
+          <w:b w:val="false"/>
+          <w:bCs w:val="false"/>
+          <w:i w:val="false"/>
+          <w:iCs w:val="false"/>
+          <w:snapToGrid w:val="false"/>
+          <w:color w:val="000000"/>
+          <w:spacing w:val="-1"/>
+          <w:kern w:val="0"/>
+          <w:sz w:val="24"/>
+          <w:szCs w:val="24"/>
+          <w:highlight w:val="none"/>
+          <w:vertAlign w:val="baseline"/>
+          <w:em w:val="none"/>
+          <w:lang w:val="en-US" w:bidi="ar-SA" w:eastAsia="en-US"/>
+        </w:rPr>
+        <w:t>→</w:t>
+      </w:r>
+      <w:r>
+        <w:rPr>
+          <w:rFonts w:ascii="微软雅黑" w:cs="微软雅黑" w:eastAsia="微软雅黑" w:hAnsi="微软雅黑" w:hint="default"/>
+          <w:b w:val="false"/>
+          <w:bCs w:val="false"/>
+          <w:i w:val="false"/>
+          <w:iCs w:val="false"/>
+          <w:snapToGrid w:val="false"/>
+          <w:color w:val="000000"/>
+          <w:spacing w:val="-1"/>
+          <w:kern w:val="0"/>
+          <w:sz w:val="24"/>
+          <w:szCs w:val="24"/>
+          <w:highlight w:val="none"/>
+          <w:vertAlign w:val="baseline"/>
+          <w:em w:val="none"/>
+          <w:lang w:val="en-US" w:bidi="ar-SA" w:eastAsia="en-US"/>
+        </w:rPr>
+        <w:t>k：滑动方向下滑、滑动操作</w:t>
+      </w:r>
+      <w:r>
+        <w:rPr>
+          <w:rFonts w:cs="微软雅黑" w:eastAsia="微软雅黑" w:hAnsi="微软雅黑" w:hint="default"/>
+          <w:b w:val="false"/>
+          <w:bCs w:val="false"/>
+          <w:i w:val="false"/>
+          <w:iCs w:val="false"/>
+          <w:snapToGrid w:val="false"/>
+          <w:color w:val="000000"/>
+          <w:spacing w:val="-1"/>
+          <w:kern w:val="0"/>
+          <w:sz w:val="24"/>
+          <w:szCs w:val="24"/>
+          <w:highlight w:val="none"/>
+          <w:vertAlign w:val="baseline"/>
+          <w:em w:val="none"/>
+          <w:lang w:val="en-US" w:bidi="ar-SA" w:eastAsia="en-US"/>
+        </w:rPr>
+        <w:t>→</w:t>
+      </w:r>
+      <w:r>
+        <w:rPr>
+          <w:rFonts w:ascii="微软雅黑" w:cs="微软雅黑" w:eastAsia="微软雅黑" w:hAnsi="微软雅黑" w:hint="default"/>
+          <w:b w:val="false"/>
+          <w:bCs w:val="false"/>
+          <w:i w:val="false"/>
+          <w:iCs w:val="false"/>
+          <w:snapToGrid w:val="false"/>
+          <w:color w:val="000000"/>
+          <w:spacing w:val="-1"/>
+          <w:kern w:val="0"/>
+          <w:sz w:val="24"/>
+          <w:szCs w:val="24"/>
+          <w:highlight w:val="none"/>
+          <w:vertAlign w:val="baseline"/>
+          <w:em w:val="none"/>
+          <w:lang w:val="en-US" w:bidi="ar-SA" w:eastAsia="en-US"/>
+        </w:rPr>
+        <w:t>快捷指令</w:t>
+      </w:r>
+      <w:r>
+        <w:rPr>
+          <w:rFonts w:cs="微软雅黑" w:eastAsia="微软雅黑" w:hAnsi="微软雅黑" w:hint="default"/>
+          <w:b w:val="false"/>
+          <w:bCs w:val="false"/>
+          <w:i w:val="false"/>
+          <w:iCs w:val="false"/>
+          <w:snapToGrid w:val="false"/>
+          <w:color w:val="000000"/>
+          <w:spacing w:val="-1"/>
+          <w:kern w:val="0"/>
+          <w:sz w:val="24"/>
+          <w:szCs w:val="24"/>
+          <w:highlight w:val="none"/>
+          <w:vertAlign w:val="baseline"/>
+          <w:em w:val="none"/>
+          <w:lang w:val="en-US" w:bidi="ar-SA" w:eastAsia="en-US"/>
+        </w:rPr>
+        <w:t>→</w:t>
+      </w:r>
+      <w:r>
+        <w:rPr>
+          <w:rFonts w:ascii="微软雅黑" w:cs="微软雅黑" w:eastAsia="微软雅黑" w:hAnsi="微软雅黑" w:hint="default"/>
+          <w:b w:val="false"/>
+          <w:bCs w:val="false"/>
+          <w:i w:val="false"/>
+          <w:iCs w:val="false"/>
+          <w:snapToGrid w:val="false"/>
+          <w:color w:val="000000"/>
+          <w:spacing w:val="-1"/>
+          <w:kern w:val="0"/>
+          <w:sz w:val="24"/>
+          <w:szCs w:val="24"/>
+          <w:highlight w:val="none"/>
+          <w:vertAlign w:val="baseline"/>
+          <w:em w:val="none"/>
+          <w:lang w:val="en-US" w:bidi="ar-SA" w:eastAsia="en-US"/>
+        </w:rPr>
+        <w:t>sendkeys()</w:t>
+      </w:r>
+      <w:r>
+        <w:rPr>
+          <w:rFonts w:cs="微软雅黑" w:eastAsia="微软雅黑" w:hAnsi="微软雅黑" w:hint="default"/>
+          <w:b w:val="false"/>
+          <w:bCs w:val="false"/>
+          <w:i w:val="false"/>
+          <w:iCs w:val="false"/>
+          <w:snapToGrid w:val="false"/>
+          <w:color w:val="000000"/>
+          <w:spacing w:val="-1"/>
+          <w:kern w:val="0"/>
+          <w:sz w:val="24"/>
+          <w:szCs w:val="24"/>
+          <w:highlight w:val="none"/>
+          <w:vertAlign w:val="baseline"/>
+          <w:em w:val="none"/>
+          <w:lang w:val="en-US" w:bidi="ar-SA" w:eastAsia="en-US"/>
+        </w:rPr>
+        <w:t>→</w:t>
+      </w:r>
+      <w:r>
+        <w:rPr>
+          <w:rFonts w:ascii="微软雅黑" w:cs="微软雅黑" w:eastAsia="微软雅黑" w:hAnsi="微软雅黑" w:hint="default"/>
+          <w:b w:val="false"/>
+          <w:bCs w:val="false"/>
+          <w:i w:val="false"/>
+          <w:iCs w:val="false"/>
+          <w:snapToGrid w:val="false"/>
+          <w:color w:val="000000"/>
+          <w:spacing w:val="-1"/>
+          <w:kern w:val="0"/>
+          <w:sz w:val="24"/>
+          <w:szCs w:val="24"/>
+          <w:highlight w:val="none"/>
+          <w:vertAlign w:val="baseline"/>
+          <w:em w:val="none"/>
+          <w:lang w:val="en-US" w:bidi="ar-SA" w:eastAsia="en-US"/>
+        </w:rPr>
+        <w:t>自己手动输入一个 ctrl+k  这样可以下滑k实现首选项右移；同理可以输入ctrl+j 作为左移，但是需要先切换高亮候选才能进行左移，一个方法是在键盘布局</w:t>
+      </w:r>
+      <w:r>
+        <w:rPr>
+          <w:rFonts w:cs="微软雅黑" w:eastAsia="微软雅黑" w:hAnsi="微软雅黑" w:hint="default"/>
+          <w:b w:val="false"/>
+          <w:bCs w:val="false"/>
+          <w:i w:val="false"/>
+          <w:iCs w:val="false"/>
+          <w:snapToGrid w:val="false"/>
+          <w:color w:val="000000"/>
+          <w:spacing w:val="-1"/>
+          <w:kern w:val="0"/>
+          <w:sz w:val="24"/>
+          <w:szCs w:val="24"/>
+          <w:highlight w:val="none"/>
+          <w:vertAlign w:val="baseline"/>
+          <w:em w:val="none"/>
+          <w:lang w:val="en-US" w:bidi="ar-SA" w:eastAsia="en-US"/>
+        </w:rPr>
+        <w:t>→</w:t>
+      </w:r>
+      <w:r>
+        <w:rPr>
+          <w:rFonts w:ascii="微软雅黑" w:cs="微软雅黑" w:eastAsia="微软雅黑" w:hAnsi="微软雅黑" w:hint="default"/>
+          <w:b w:val="false"/>
+          <w:bCs w:val="false"/>
+          <w:i w:val="false"/>
+          <w:iCs w:val="false"/>
+          <w:snapToGrid w:val="false"/>
+          <w:color w:val="000000"/>
+          <w:spacing w:val="-1"/>
+          <w:kern w:val="0"/>
+          <w:sz w:val="24"/>
+          <w:szCs w:val="24"/>
+          <w:highlight w:val="none"/>
+          <w:vertAlign w:val="baseline"/>
+          <w:em w:val="none"/>
+          <w:lang w:val="en-US" w:bidi="ar-SA" w:eastAsia="en-US"/>
+        </w:rPr>
+        <w:t>中文26键</w:t>
+      </w:r>
+      <w:r>
+        <w:rPr>
+          <w:rFonts w:cs="微软雅黑" w:eastAsia="微软雅黑" w:hAnsi="微软雅黑" w:hint="default"/>
+          <w:b w:val="false"/>
+          <w:bCs w:val="false"/>
+          <w:i w:val="false"/>
+          <w:iCs w:val="false"/>
+          <w:snapToGrid w:val="false"/>
+          <w:color w:val="000000"/>
+          <w:spacing w:val="-1"/>
+          <w:kern w:val="0"/>
+          <w:sz w:val="24"/>
+          <w:szCs w:val="24"/>
+          <w:highlight w:val="none"/>
+          <w:vertAlign w:val="baseline"/>
+          <w:em w:val="none"/>
+          <w:lang w:val="en-US" w:bidi="ar-SA" w:eastAsia="en-US"/>
+        </w:rPr>
+        <w:t>→</w:t>
+      </w:r>
+      <w:r>
+        <w:rPr>
+          <w:rFonts w:ascii="微软雅黑" w:cs="微软雅黑" w:eastAsia="微软雅黑" w:hAnsi="微软雅黑" w:hint="default"/>
+          <w:b w:val="false"/>
+          <w:bCs w:val="false"/>
+          <w:i w:val="false"/>
+          <w:iCs w:val="false"/>
+          <w:snapToGrid w:val="false"/>
+          <w:color w:val="000000"/>
+          <w:spacing w:val="-1"/>
+          <w:kern w:val="0"/>
+          <w:sz w:val="24"/>
+          <w:szCs w:val="24"/>
+          <w:highlight w:val="none"/>
+          <w:vertAlign w:val="baseline"/>
+          <w:em w:val="none"/>
+          <w:lang w:val="en-US" w:bidi="ar-SA" w:eastAsia="en-US"/>
+        </w:rPr>
+        <w:t>滑动设置-space：滑动方向下滑、滑动操作</w:t>
+      </w:r>
+      <w:r>
+        <w:rPr>
+          <w:rFonts w:cs="微软雅黑" w:eastAsia="微软雅黑" w:hAnsi="微软雅黑" w:hint="default"/>
+          <w:b w:val="false"/>
+          <w:bCs w:val="false"/>
+          <w:i w:val="false"/>
+          <w:iCs w:val="false"/>
+          <w:snapToGrid w:val="false"/>
+          <w:color w:val="000000"/>
+          <w:spacing w:val="-1"/>
+          <w:kern w:val="0"/>
+          <w:sz w:val="24"/>
+          <w:szCs w:val="24"/>
+          <w:highlight w:val="none"/>
+          <w:vertAlign w:val="baseline"/>
+          <w:em w:val="none"/>
+          <w:lang w:val="en-US" w:bidi="ar-SA" w:eastAsia="en-US"/>
+        </w:rPr>
+        <w:t>→</w:t>
+      </w:r>
+      <w:r>
+        <w:rPr>
+          <w:rFonts w:ascii="微软雅黑" w:cs="微软雅黑" w:eastAsia="微软雅黑" w:hAnsi="微软雅黑" w:hint="default"/>
+          <w:b w:val="false"/>
+          <w:bCs w:val="false"/>
+          <w:i w:val="false"/>
+          <w:iCs w:val="false"/>
+          <w:snapToGrid w:val="false"/>
+          <w:color w:val="000000"/>
+          <w:spacing w:val="-1"/>
+          <w:kern w:val="0"/>
+          <w:sz w:val="24"/>
+          <w:szCs w:val="24"/>
+          <w:highlight w:val="none"/>
+          <w:vertAlign w:val="baseline"/>
+          <w:em w:val="none"/>
+          <w:lang w:val="en-US" w:bidi="ar-SA" w:eastAsia="en-US"/>
+        </w:rPr>
+        <w:t>快捷指令</w:t>
+      </w:r>
+      <w:r>
+        <w:rPr>
+          <w:rFonts w:cs="微软雅黑" w:eastAsia="微软雅黑" w:hAnsi="微软雅黑" w:hint="default"/>
+          <w:b w:val="false"/>
+          <w:bCs w:val="false"/>
+          <w:i w:val="false"/>
+          <w:iCs w:val="false"/>
+          <w:snapToGrid w:val="false"/>
+          <w:color w:val="000000"/>
+          <w:spacing w:val="-1"/>
+          <w:kern w:val="0"/>
+          <w:sz w:val="24"/>
+          <w:szCs w:val="24"/>
+          <w:highlight w:val="none"/>
+          <w:vertAlign w:val="baseline"/>
+          <w:em w:val="none"/>
+          <w:lang w:val="en-US" w:bidi="ar-SA" w:eastAsia="en-US"/>
+        </w:rPr>
+        <w:t>→</w:t>
+      </w:r>
+      <w:r>
+        <w:rPr>
+          <w:rFonts w:ascii="微软雅黑" w:cs="微软雅黑" w:eastAsia="微软雅黑" w:hAnsi="微软雅黑" w:hint="default"/>
+          <w:b w:val="false"/>
+          <w:bCs w:val="false"/>
+          <w:i w:val="false"/>
+          <w:iCs w:val="false"/>
+          <w:snapToGrid w:val="false"/>
+          <w:color w:val="000000"/>
+          <w:spacing w:val="-1"/>
+          <w:kern w:val="0"/>
+          <w:sz w:val="24"/>
+          <w:szCs w:val="24"/>
+          <w:highlight w:val="none"/>
+          <w:vertAlign w:val="baseline"/>
+          <w:em w:val="none"/>
+          <w:lang w:val="en-US" w:bidi="ar-SA" w:eastAsia="en-US"/>
+        </w:rPr>
+        <w:t>sendkeys()</w:t>
+      </w:r>
+      <w:r>
+        <w:rPr>
+          <w:rFonts w:cs="微软雅黑" w:eastAsia="微软雅黑" w:hAnsi="微软雅黑" w:hint="default"/>
+          <w:b w:val="false"/>
+          <w:bCs w:val="false"/>
+          <w:i w:val="false"/>
+          <w:iCs w:val="false"/>
+          <w:snapToGrid w:val="false"/>
+          <w:color w:val="000000"/>
+          <w:spacing w:val="-1"/>
+          <w:kern w:val="0"/>
+          <w:sz w:val="24"/>
+          <w:szCs w:val="24"/>
+          <w:highlight w:val="none"/>
+          <w:vertAlign w:val="baseline"/>
+          <w:em w:val="none"/>
+          <w:lang w:val="en-US" w:bidi="ar-SA" w:eastAsia="en-US"/>
+        </w:rPr>
+        <w:t>→</w:t>
+      </w:r>
+      <w:r>
+        <w:rPr>
+          <w:rFonts w:ascii="微软雅黑" w:cs="微软雅黑" w:eastAsia="微软雅黑" w:hAnsi="微软雅黑" w:hint="default"/>
+          <w:b w:val="false"/>
+          <w:bCs w:val="false"/>
+          <w:i w:val="false"/>
+          <w:iCs w:val="false"/>
+          <w:snapToGrid w:val="false"/>
+          <w:color w:val="000000"/>
+          <w:spacing w:val="-1"/>
+          <w:kern w:val="0"/>
+          <w:sz w:val="24"/>
+          <w:szCs w:val="24"/>
+          <w:highlight w:val="none"/>
+          <w:vertAlign w:val="baseline"/>
+          <w:em w:val="none"/>
+          <w:lang w:val="en-US" w:bidi="ar-SA" w:eastAsia="en-US"/>
+        </w:rPr>
+        <w:t>自己手动输入 down 然后继续设置space：滑动方向右滑、滑动操作→快捷指令→sendkeys()→输入 right 这样就可以使用右下滑实现切换高亮候选</w:t>
+      </w:r>
+    </w:p>
+    <w:p>
+      <w:pPr>
+        <w:pStyle w:val="style0"/>
+        <w:kinsoku w:val="false"/>
+        <w:autoSpaceDE w:val="false"/>
+        <w:autoSpaceDN w:val="false"/>
+        <w:adjustRightInd w:val="false"/>
+        <w:snapToGrid w:val="false"/>
+        <w:spacing w:before="88" w:lineRule="auto" w:line="194"/>
+        <w:ind w:left="402" w:right="181" w:hanging="260"/>
+        <w:jc w:val="left"/>
+        <w:textAlignment w:val="baseline"/>
+        <w:rPr>
+          <w:spacing w:val="-6"/>
+          <w:sz w:val="38"/>
+          <w:szCs w:val="38"/>
+          <w:lang w:val="en-US"/>
+        </w:rPr>
+      </w:pPr>
+      <w:r>
+        <w:rPr>
+          <w:rFonts w:ascii="Arial" w:cs="Arial" w:eastAsia="Arial" w:hAnsi="Arial" w:hint="default"/>
+          <w:b w:val="false"/>
+          <w:bCs w:val="false"/>
+          <w:i w:val="false"/>
+          <w:iCs w:val="false"/>
+          <w:snapToGrid w:val="false"/>
+          <w:color w:val="ababab"/>
+          <w:spacing w:val="-1"/>
+          <w:kern w:val="0"/>
+          <w:sz w:val="24"/>
+          <w:szCs w:val="24"/>
+          <w:highlight w:val="none"/>
+          <w:vertAlign w:val="baseline"/>
+          <w:em w:val="none"/>
+          <w:lang w:val="en-US" w:bidi="ar-SA" w:eastAsia="en-US"/>
+        </w:rPr>
+        <w:t xml:space="preserve">    2.</w:t>
+      </w:r>
+      <w:r>
+        <w:rPr>
+          <w:rFonts w:ascii="Arial" w:cs="Arial" w:eastAsia="Arial" w:hAnsi="Arial" w:hint="default"/>
+          <w:b w:val="false"/>
+          <w:bCs w:val="false"/>
+          <w:i w:val="false"/>
+          <w:iCs w:val="false"/>
+          <w:snapToGrid w:val="false"/>
+          <w:color w:val="ababab"/>
+          <w:spacing w:val="-1"/>
+          <w:kern w:val="0"/>
+          <w:sz w:val="24"/>
+          <w:szCs w:val="24"/>
+          <w:highlight w:val="none"/>
+          <w:vertAlign w:val="baseline"/>
+          <w:em w:val="none"/>
+          <w:lang w:val="en-US" w:bidi="ar-SA" w:eastAsia="en-US"/>
+        </w:rPr>
+        <w:t xml:space="preserve"> </w:t>
+      </w:r>
+      <w:r>
+        <w:rPr>
+          <w:rFonts w:ascii="微软雅黑" w:cs="微软雅黑" w:eastAsia="微软雅黑" w:hAnsi="微软雅黑" w:hint="default"/>
+          <w:b w:val="false"/>
+          <w:bCs w:val="false"/>
+          <w:i w:val="false"/>
+          <w:iCs w:val="false"/>
+          <w:snapToGrid w:val="false"/>
+          <w:color w:val="000000"/>
+          <w:spacing w:val="-1"/>
+          <w:kern w:val="0"/>
+          <w:sz w:val="24"/>
+          <w:szCs w:val="24"/>
+          <w:highlight w:val="none"/>
+          <w:vertAlign w:val="baseline"/>
+          <w:em w:val="none"/>
+          <w:lang w:val="en-US" w:bidi="ar-SA" w:eastAsia="en-US"/>
+        </w:rPr>
+        <w:t>使用键盘皮肤可解锁更多功能</w:t>
+      </w:r>
+    </w:p>
+    <w:p>
+      <w:pPr>
+        <w:pStyle w:val="style0"/>
+        <w:kinsoku w:val="false"/>
+        <w:autoSpaceDE w:val="false"/>
+        <w:autoSpaceDN w:val="false"/>
+        <w:adjustRightInd w:val="false"/>
+        <w:snapToGrid w:val="false"/>
+        <w:spacing w:before="88" w:lineRule="auto" w:line="194"/>
+        <w:ind w:left="402" w:right="181"/>
+        <w:jc w:val="left"/>
+        <w:textAlignment w:val="baseline"/>
+        <w:rPr>
+          <w:spacing w:val="-6"/>
+          <w:sz w:val="38"/>
+          <w:szCs w:val="38"/>
+          <w:lang w:val="en-US"/>
+        </w:rPr>
+      </w:pPr>
+      <w:r>
+        <w:rPr>
+          <w:rFonts w:ascii="Arial" w:cs="Arial" w:eastAsia="Arial" w:hAnsi="Arial" w:hint="default"/>
+          <w:b w:val="false"/>
+          <w:bCs w:val="false"/>
+          <w:i w:val="false"/>
+          <w:iCs w:val="false"/>
+          <w:snapToGrid w:val="false"/>
+          <w:color w:val="ababab"/>
+          <w:spacing w:val="-1"/>
+          <w:kern w:val="0"/>
+          <w:sz w:val="24"/>
+          <w:szCs w:val="24"/>
+          <w:highlight w:val="none"/>
+          <w:vertAlign w:val="baseline"/>
+          <w:em w:val="none"/>
+          <w:lang w:val="en-US" w:bidi="ar-SA" w:eastAsia="en-US"/>
+        </w:rPr>
+        <w:t>3.</w:t>
+      </w:r>
+      <w:r>
+        <w:rPr>
+          <w:rFonts w:ascii="Arial" w:cs="Arial" w:eastAsia="Arial" w:hAnsi="Arial" w:hint="default"/>
+          <w:b w:val="false"/>
+          <w:bCs w:val="false"/>
+          <w:i w:val="false"/>
+          <w:iCs w:val="false"/>
+          <w:snapToGrid w:val="false"/>
+          <w:color w:val="ababab"/>
+          <w:spacing w:val="-1"/>
+          <w:kern w:val="0"/>
+          <w:sz w:val="24"/>
+          <w:szCs w:val="24"/>
+          <w:highlight w:val="none"/>
+          <w:vertAlign w:val="baseline"/>
+          <w:em w:val="none"/>
+          <w:lang w:val="en-US" w:bidi="ar-SA" w:eastAsia="en-US"/>
+        </w:rPr>
+        <w:t xml:space="preserve"> </w:t>
+      </w:r>
+      <w:r>
+        <w:rPr>
+          <w:rFonts w:ascii="微软雅黑" w:cs="微软雅黑" w:eastAsia="微软雅黑" w:hAnsi="微软雅黑" w:hint="default"/>
+          <w:b w:val="false"/>
+          <w:bCs w:val="false"/>
+          <w:i w:val="false"/>
+          <w:iCs w:val="false"/>
+          <w:snapToGrid w:val="false"/>
+          <w:color w:val="000000"/>
+          <w:spacing w:val="-1"/>
+          <w:kern w:val="0"/>
+          <w:sz w:val="24"/>
+          <w:szCs w:val="24"/>
+          <w:highlight w:val="none"/>
+          <w:vertAlign w:val="baseline"/>
+          <w:em w:val="none"/>
+          <w:lang w:val="en-US" w:bidi="ar-SA" w:eastAsia="en-US"/>
+        </w:rPr>
+        <w:t>ios永久化适配：自造简词（/zwj将ios记录导入custom_phrase/user.txt文件，/jcql清空所有简词记录）</w:t>
+      </w:r>
+    </w:p>
+    <w:p>
+      <w:pPr>
+        <w:pStyle w:val="style66"/>
+        <w:spacing w:before="210" w:lineRule="auto" w:line="187"/>
+        <w:outlineLvl w:val="1"/>
+        <w:rPr>
+          <w:spacing w:val="-6"/>
+          <w:sz w:val="38"/>
+          <w:szCs w:val="38"/>
+          <w:lang w:val="en-US"/>
+        </w:rPr>
+      </w:pPr>
+    </w:p>
+    <w:p>
+      <w:pPr>
+        <w:pStyle w:val="style66"/>
+        <w:spacing w:before="210" w:lineRule="auto" w:line="187"/>
+        <w:ind w:left="11"/>
+        <w:outlineLvl w:val="1"/>
+        <w:rPr>
+          <w:sz w:val="38"/>
+          <w:szCs w:val="38"/>
+        </w:rPr>
+      </w:pPr>
+      <w:r>
+        <w:rPr>
+          <w:spacing w:val="-6"/>
+          <w:sz w:val="38"/>
+          <w:szCs w:val="38"/>
+          <w:lang w:val="en-US"/>
+        </w:rPr>
+        <w:t>六</w:t>
+      </w:r>
+      <w:r>
+        <w:rPr>
+          <w:spacing w:val="-6"/>
+          <w:sz w:val="38"/>
+          <w:szCs w:val="38"/>
+        </w:rPr>
+        <w:t>、</w:t>
+      </w:r>
+      <w:r>
+        <w:rPr>
+          <w:spacing w:val="-85"/>
+          <w:sz w:val="38"/>
+          <w:szCs w:val="38"/>
+        </w:rPr>
+        <w:t xml:space="preserve"> </w:t>
+      </w:r>
+      <w:r>
+        <w:rPr>
+          <w:spacing w:val="-6"/>
+          <w:sz w:val="38"/>
+          <w:szCs w:val="38"/>
+        </w:rPr>
+        <w:t>常见问题与解决</w:t>
+      </w:r>
+    </w:p>
+    <w:p>
+      <w:pPr>
+        <w:pStyle w:val="style0"/>
+        <w:kinsoku w:val="false"/>
+        <w:autoSpaceDE w:val="false"/>
+        <w:autoSpaceDN w:val="false"/>
+        <w:adjustRightInd w:val="false"/>
+        <w:snapToGrid w:val="false"/>
+        <w:spacing w:before="213" w:lineRule="auto" w:line="182"/>
+        <w:ind w:left="56"/>
+        <w:jc w:val="left"/>
+        <w:textAlignment w:val="baseline"/>
+        <w:outlineLvl w:val="0"/>
+        <w:rPr>
+          <w:spacing w:val="-10"/>
+          <w:sz w:val="34"/>
+          <w:szCs w:val="34"/>
+        </w:rPr>
+      </w:pPr>
+      <w:r>
+        <w:rPr>
+          <w:rFonts w:ascii="微软雅黑" w:cs="微软雅黑" w:eastAsia="微软雅黑" w:hAnsi="微软雅黑" w:hint="default"/>
+          <w:b w:val="false"/>
+          <w:bCs w:val="false"/>
+          <w:i w:val="false"/>
+          <w:iCs w:val="false"/>
+          <w:snapToGrid w:val="false"/>
+          <w:color w:val="000000"/>
+          <w:spacing w:val="-9"/>
+          <w:kern w:val="0"/>
+          <w:sz w:val="34"/>
+          <w:szCs w:val="34"/>
+          <w:highlight w:val="none"/>
+          <w:vertAlign w:val="baseline"/>
+          <w:em w:val="none"/>
+          <w:lang w:val="en-US" w:bidi="ar-SA" w:eastAsia="en-US"/>
+        </w:rPr>
+        <w:t>（⼀）</w:t>
+      </w:r>
+      <w:r>
+        <w:rPr>
+          <w:rFonts w:ascii="微软雅黑" w:cs="微软雅黑" w:eastAsia="微软雅黑" w:hAnsi="微软雅黑" w:hint="default"/>
+          <w:b w:val="false"/>
+          <w:bCs w:val="false"/>
+          <w:i w:val="false"/>
+          <w:iCs w:val="false"/>
+          <w:snapToGrid w:val="false"/>
+          <w:color w:val="000000"/>
+          <w:spacing w:val="-9"/>
+          <w:kern w:val="0"/>
+          <w:sz w:val="34"/>
+          <w:szCs w:val="34"/>
+          <w:highlight w:val="none"/>
+          <w:vertAlign w:val="baseline"/>
+          <w:em w:val="none"/>
+          <w:lang w:val="en-US" w:bidi="ar-SA" w:eastAsia="en-US"/>
+        </w:rPr>
+        <w:t>使用.custom.yaml补丁</w:t>
+      </w:r>
+    </w:p>
+    <w:p>
+      <w:pPr>
+        <w:pStyle w:val="style0"/>
+        <w:kinsoku w:val="false"/>
+        <w:autoSpaceDE w:val="false"/>
+        <w:autoSpaceDN w:val="false"/>
+        <w:adjustRightInd w:val="false"/>
+        <w:snapToGrid w:val="false"/>
+        <w:spacing w:before="104" w:lineRule="auto" w:line="187"/>
+        <w:ind w:left="4"/>
+        <w:jc w:val="left"/>
+        <w:textAlignment w:val="baseline"/>
+        <w:rPr>
+          <w:rFonts w:ascii="微软雅黑" w:cs="微软雅黑" w:eastAsia="微软雅黑" w:hAnsi="微软雅黑" w:hint="default"/>
+          <w:b w:val="false"/>
+          <w:bCs w:val="false"/>
+          <w:i w:val="false"/>
+          <w:iCs w:val="false"/>
+          <w:snapToGrid w:val="false"/>
+          <w:color w:val="000000"/>
+          <w:spacing w:val="-3"/>
+          <w:kern w:val="0"/>
+          <w:sz w:val="24"/>
+          <w:szCs w:val="24"/>
+          <w:highlight w:val="none"/>
+          <w:vertAlign w:val="baseline"/>
+          <w:em w:val="none"/>
+          <w:lang w:val="en-US" w:bidi="ar-SA" w:eastAsia="en-US"/>
+        </w:rPr>
+      </w:pPr>
+      <w:r>
+        <w:rPr>
+          <w:rFonts w:ascii="微软雅黑" w:cs="微软雅黑" w:eastAsia="微软雅黑" w:hAnsi="微软雅黑"/>
+          <w:b w:val="false"/>
+          <w:bCs w:val="false"/>
+          <w:i w:val="false"/>
+          <w:iCs w:val="false"/>
+          <w:snapToGrid w:val="false"/>
+          <w:color w:val="000000"/>
+          <w:kern w:val="0"/>
+          <w:position w:val="4"/>
+          <w:sz w:val="24"/>
+          <w:szCs w:val="24"/>
+          <w:highlight w:val="none"/>
+          <w:vertAlign w:val="baseline"/>
+          <w:em w:val="none"/>
+          <w:lang w:val="en-US" w:bidi="ar-SA" w:eastAsia="en-US"/>
+        </w:rPr>
+        <w:drawing>
+          <wp:inline distL="0" distT="0" distB="0" distR="0">
+            <wp:extent cx="47625" cy="47625"/>
+            <wp:effectExtent l="0" t="0" r="0" b="0"/>
+            <wp:docPr id="1046" name="Image1"/>
+            <wp:cNvGraphicFramePr>
+              <a:graphicFrameLocks xmlns:a="http://schemas.openxmlformats.org/drawingml/2006/main" noChangeAspect="false" noSelect="false" noResize="false" noGrp="false"/>
+            </wp:cNvGraphicFramePr>
+            <a:graphic xmlns:a="http://schemas.openxmlformats.org/drawingml/2006/main">
+              <a:graphicData uri="http://schemas.openxmlformats.org/drawingml/2006/picture">
+                <pic:pic xmlns:pic="http://schemas.openxmlformats.org/drawingml/2006/picture">
+                  <pic:nvPicPr>
+                    <pic:cNvPr id="3" name="Image1"/>
                     <pic:cNvPicPr/>
                   </pic:nvPicPr>
                   <pic:blipFill>
@@ -20549,16 +22354,16 @@
           <w:iCs w:val="false"/>
           <w:snapToGrid w:val="false"/>
           <w:color w:val="000000"/>
-          <w:spacing w:val="-1"/>
-          <w:kern w:val="0"/>
-          <w:sz w:val="24"/>
-          <w:szCs w:val="24"/>
-          <w:highlight w:val="none"/>
-          <w:vertAlign w:val="baseline"/>
-          <w:em w:val="none"/>
-          <w:lang w:val="en-US" w:bidi="ar-SA" w:eastAsia="en-US"/>
-        </w:rPr>
-        <w:t>github：https://github.com/zhhwux/wxzhh</w:t>
+          <w:spacing w:val="-3"/>
+          <w:kern w:val="0"/>
+          <w:sz w:val="24"/>
+          <w:szCs w:val="24"/>
+          <w:highlight w:val="none"/>
+          <w:vertAlign w:val="baseline"/>
+          <w:em w:val="none"/>
+          <w:lang w:val="en-US" w:bidi="ar-SA" w:eastAsia="en-US"/>
+        </w:rPr>
+        <w:t>可覆盖同名.schema.yaml、weasel.yaml 和 default.yaml对应设置</w:t>
       </w:r>
     </w:p>
     <w:p>
@@ -20569,36 +22374,27 @@
         <w:autoSpaceDN w:val="false"/>
         <w:adjustRightInd w:val="false"/>
         <w:snapToGrid w:val="false"/>
-        <w:spacing w:before="193" w:lineRule="auto" w:line="251"/>
-        <w:ind w:right="3457"/>
+        <w:spacing w:before="275" w:lineRule="auto" w:line="160"/>
         <w:jc w:val="left"/>
         <w:textAlignment w:val="baseline"/>
         <w:rPr>
-          <w:spacing w:val="-6"/>
-          <w:sz w:val="38"/>
-          <w:szCs w:val="38"/>
+          <w:rFonts w:ascii="微软雅黑" w:cs="微软雅黑" w:eastAsia="微软雅黑" w:hAnsi="微软雅黑" w:hint="default"/>
+          <w:b w:val="false"/>
+          <w:bCs w:val="false"/>
+          <w:i w:val="false"/>
+          <w:iCs w:val="false"/>
+          <w:snapToGrid w:val="false"/>
+          <w:color w:val="000000"/>
+          <w:spacing w:val="-3"/>
+          <w:kern w:val="0"/>
+          <w:sz w:val="24"/>
+          <w:szCs w:val="24"/>
+          <w:highlight w:val="none"/>
+          <w:vertAlign w:val="baseline"/>
+          <w:em w:val="none"/>
+          <w:lang w:val="en-US" w:bidi="ar-SA" w:eastAsia="en-US"/>
         </w:rPr>
       </w:pPr>
-      <w:r>
-        <w:rPr>
-          <w:rFonts w:ascii="微软雅黑" w:cs="微软雅黑" w:eastAsia="微软雅黑" w:hAnsi="微软雅黑" w:hint="default"/>
-          <w:b w:val="false"/>
-          <w:bCs w:val="false"/>
-          <w:i w:val="false"/>
-          <w:iCs w:val="false"/>
-          <w:snapToGrid w:val="false"/>
-          <w:color w:val="000000"/>
-          <w:spacing w:val="-3"/>
-          <w:kern w:val="0"/>
-          <w:sz w:val="24"/>
-          <w:szCs w:val="24"/>
-          <w:highlight w:val="none"/>
-          <w:vertAlign w:val="baseline"/>
-          <w:em w:val="none"/>
-          <w:lang w:val="en-US" w:bidi="ar-SA" w:eastAsia="en-US"/>
-        </w:rPr>
-        <w:t xml:space="preserve">    </w:t>
-      </w:r>
       <w:r>
         <w:rPr>
           <w:rFonts w:ascii="微软雅黑" w:cs="微软雅黑" w:eastAsia="微软雅黑" w:hAnsi="微软雅黑"/>
@@ -20621,7 +22417,7 @@
           <wp:inline distL="0" distT="0" distB="0" distR="0">
             <wp:extent cx="47625" cy="47625"/>
             <wp:effectExtent l="0" t="0" r="0" b="0"/>
-            <wp:docPr id="1042" name="Image1"/>
+            <wp:docPr id="1047" name="Image1"/>
             <wp:cNvGraphicFramePr>
               <a:graphicFrameLocks xmlns:a="http://schemas.openxmlformats.org/drawingml/2006/main" noChangeAspect="false" noSelect="false" noResize="false" noGrp="false"/>
             </wp:cNvGraphicFramePr>
@@ -20629,7 +22425,7 @@
               <a:graphicData uri="http://schemas.openxmlformats.org/drawingml/2006/picture">
                 <pic:pic xmlns:pic="http://schemas.openxmlformats.org/drawingml/2006/picture">
                   <pic:nvPicPr>
-                    <pic:cNvPr id="4" name="Image1"/>
+                    <pic:cNvPr id="3" name="Image1"/>
                     <pic:cNvPicPr/>
                   </pic:nvPicPr>
                   <pic:blipFill>
@@ -20679,1499 +22475,6 @@
           <w:iCs w:val="false"/>
           <w:snapToGrid w:val="false"/>
           <w:color w:val="000000"/>
-          <w:spacing w:val="-4"/>
-          <w:kern w:val="0"/>
-          <w:sz w:val="24"/>
-          <w:szCs w:val="24"/>
-          <w:highlight w:val="none"/>
-          <w:vertAlign w:val="baseline"/>
-          <w:em w:val="none"/>
-          <w:lang w:val="en-US" w:bidi="ar-SA" w:eastAsia="en-US"/>
-        </w:rPr>
-        <w:t>网盘：https://share.feijipan.com/s/bpHxxlYM</w:t>
-      </w:r>
-    </w:p>
-    <w:p>
-      <w:pPr>
-        <w:pStyle w:val="style0"/>
-        <w:kinsoku w:val="false"/>
-        <w:autoSpaceDE w:val="false"/>
-        <w:autoSpaceDN w:val="false"/>
-        <w:adjustRightInd w:val="false"/>
-        <w:snapToGrid w:val="false"/>
-        <w:spacing w:before="193" w:lineRule="auto" w:line="251"/>
-        <w:ind w:right="3457"/>
-        <w:jc w:val="left"/>
-        <w:textAlignment w:val="baseline"/>
-        <w:rPr>
-          <w:spacing w:val="-6"/>
-          <w:sz w:val="38"/>
-          <w:szCs w:val="38"/>
-        </w:rPr>
-      </w:pPr>
-      <w:r>
-        <w:rPr>
-          <w:rFonts w:ascii="微软雅黑" w:cs="微软雅黑" w:eastAsia="微软雅黑" w:hAnsi="微软雅黑" w:hint="default"/>
-          <w:b w:val="false"/>
-          <w:bCs w:val="false"/>
-          <w:i w:val="false"/>
-          <w:iCs w:val="false"/>
-          <w:snapToGrid w:val="false"/>
-          <w:color w:val="000000"/>
-          <w:spacing w:val="-3"/>
-          <w:kern w:val="0"/>
-          <w:sz w:val="24"/>
-          <w:szCs w:val="24"/>
-          <w:highlight w:val="none"/>
-          <w:vertAlign w:val="baseline"/>
-          <w:em w:val="none"/>
-          <w:lang w:val="en-US" w:bidi="ar-SA" w:eastAsia="en-US"/>
-        </w:rPr>
-        <w:t xml:space="preserve">    </w:t>
-      </w:r>
-      <w:r>
-        <w:rPr>
-          <w:rFonts w:ascii="微软雅黑" w:cs="微软雅黑" w:eastAsia="微软雅黑" w:hAnsi="微软雅黑"/>
-          <w:b w:val="false"/>
-          <w:bCs w:val="false"/>
-          <w:i w:val="false"/>
-          <w:iCs w:val="false"/>
-          <w:snapToGrid w:val="false"/>
-          <w:color w:val="000000"/>
-          <w:kern w:val="0"/>
-          <w:position w:val="4"/>
-          <w:sz w:val="24"/>
-          <w:szCs w:val="24"/>
-          <w:highlight w:val="none"/>
-          <w:vertAlign w:val="baseline"/>
-          <w:em w:val="none"/>
-          <w:lang w:val="en-US" w:bidi="ar-SA" w:eastAsia="en-US"/>
-        </w:rPr>
-        <w:drawing>
-          <wp:inline distL="0" distT="0" distB="0" distR="0">
-            <wp:extent cx="47625" cy="47625"/>
-            <wp:effectExtent l="0" t="0" r="0" b="0"/>
-            <wp:docPr id="1043" name="Image1"/>
-            <wp:cNvGraphicFramePr>
-              <a:graphicFrameLocks xmlns:a="http://schemas.openxmlformats.org/drawingml/2006/main" noChangeAspect="false" noSelect="false" noResize="false" noGrp="false"/>
-            </wp:cNvGraphicFramePr>
-            <a:graphic xmlns:a="http://schemas.openxmlformats.org/drawingml/2006/main">
-              <a:graphicData uri="http://schemas.openxmlformats.org/drawingml/2006/picture">
-                <pic:pic xmlns:pic="http://schemas.openxmlformats.org/drawingml/2006/picture">
-                  <pic:nvPicPr>
-                    <pic:cNvPr id="4" name="Image1"/>
-                    <pic:cNvPicPr/>
-                  </pic:nvPicPr>
-                  <pic:blipFill>
-                    <a:blip r:embed="rId6" cstate="print"/>
-                    <a:srcRect l="0" t="0" r="0" b="0"/>
-                    <a:stretch/>
-                  </pic:blipFill>
-                  <pic:spPr>
-                    <a:xfrm rot="0">
-                      <a:off x="0" y="0"/>
-                      <a:ext cx="47625" cy="47625"/>
-                    </a:xfrm>
-                    <a:prstGeom prst="rect"/>
-                  </pic:spPr>
-                </pic:pic>
-              </a:graphicData>
-            </a:graphic>
-          </wp:inline>
-        </w:drawing>
-      </w:r>
-      <w:r>
-        <w:rPr>
-          <w:rFonts w:ascii="微软雅黑" w:cs="微软雅黑" w:eastAsia="微软雅黑" w:hAnsi="微软雅黑" w:hint="default"/>
-          <w:b w:val="false"/>
-          <w:bCs w:val="false"/>
-          <w:i w:val="false"/>
-          <w:iCs w:val="false"/>
-          <w:snapToGrid w:val="false"/>
-          <w:color w:val="000000"/>
-          <w:kern w:val="0"/>
-          <w:position w:val="4"/>
-          <w:sz w:val="24"/>
-          <w:szCs w:val="24"/>
-          <w:highlight w:val="none"/>
-          <w:vertAlign w:val="baseline"/>
-          <w:em w:val="none"/>
-          <w:lang w:val="en-US" w:bidi="ar-SA" w:eastAsia="en-US"/>
-        </w:rPr>
-        <w:t xml:space="preserve">  </w:t>
-      </w:r>
-      <w:r>
-        <w:rPr>
-          <w:rFonts w:ascii="微软雅黑" w:cs="微软雅黑" w:eastAsia="微软雅黑" w:hAnsi="微软雅黑" w:hint="default"/>
-          <w:b w:val="false"/>
-          <w:bCs w:val="false"/>
-          <w:i w:val="false"/>
-          <w:iCs w:val="false"/>
-          <w:snapToGrid w:val="false"/>
-          <w:color w:val="000000"/>
-          <w:spacing w:val="-4"/>
-          <w:kern w:val="0"/>
-          <w:sz w:val="24"/>
-          <w:szCs w:val="24"/>
-          <w:highlight w:val="none"/>
-          <w:vertAlign w:val="baseline"/>
-          <w:em w:val="none"/>
-          <w:lang w:val="en-US" w:bidi="ar-SA" w:eastAsia="en-US"/>
-        </w:rPr>
-        <w:t>q群：809597773</w:t>
-      </w:r>
-    </w:p>
-    <w:p>
-      <w:pPr>
-        <w:pStyle w:val="style66"/>
-        <w:spacing w:before="210" w:lineRule="auto" w:line="187"/>
-        <w:ind w:left="11"/>
-        <w:outlineLvl w:val="1"/>
-        <w:rPr>
-          <w:spacing w:val="-6"/>
-          <w:sz w:val="38"/>
-          <w:szCs w:val="38"/>
-        </w:rPr>
-      </w:pPr>
-      <w:r>
-        <w:rPr>
-          <w:rFonts w:ascii="微软雅黑" w:cs="微软雅黑" w:eastAsia="微软雅黑" w:hAnsi="微软雅黑" w:hint="default"/>
-          <w:b w:val="false"/>
-          <w:bCs w:val="false"/>
-          <w:i w:val="false"/>
-          <w:iCs w:val="false"/>
-          <w:snapToGrid w:val="false"/>
-          <w:color w:val="000000"/>
-          <w:spacing w:val="-9"/>
-          <w:kern w:val="0"/>
-          <w:sz w:val="34"/>
-          <w:szCs w:val="34"/>
-          <w:highlight w:val="none"/>
-          <w:vertAlign w:val="baseline"/>
-          <w:em w:val="none"/>
-          <w:lang w:val="en-US" w:bidi="ar-SA" w:eastAsia="en-US"/>
-        </w:rPr>
-        <w:t>（二）其它版本</w:t>
-      </w:r>
-    </w:p>
-    <w:p>
-      <w:pPr>
-        <w:pStyle w:val="style66"/>
-        <w:spacing w:before="210" w:lineRule="auto" w:line="187"/>
-        <w:ind w:left="11"/>
-        <w:outlineLvl w:val="1"/>
-        <w:rPr>
-          <w:spacing w:val="-6"/>
-          <w:sz w:val="38"/>
-          <w:szCs w:val="38"/>
-        </w:rPr>
-      </w:pPr>
-      <w:r>
-        <w:rPr>
-          <w:rFonts w:ascii="Arial" w:cs="Arial" w:eastAsia="Arial" w:hAnsi="Arial" w:hint="default"/>
-          <w:b w:val="false"/>
-          <w:bCs w:val="false"/>
-          <w:i w:val="false"/>
-          <w:iCs w:val="false"/>
-          <w:snapToGrid w:val="false"/>
-          <w:color w:val="ababab"/>
-          <w:spacing w:val="-4"/>
-          <w:kern w:val="0"/>
-          <w:sz w:val="24"/>
-          <w:szCs w:val="24"/>
-          <w:highlight w:val="none"/>
-          <w:vertAlign w:val="baseline"/>
-          <w:em w:val="none"/>
-          <w:lang w:val="en-US" w:bidi="ar-SA" w:eastAsia="en-US"/>
-        </w:rPr>
-        <w:t xml:space="preserve">  </w:t>
-      </w:r>
-      <w:r>
-        <w:rPr>
-          <w:rFonts w:ascii="微软雅黑" w:cs="微软雅黑" w:eastAsia="微软雅黑" w:hAnsi="微软雅黑" w:hint="default"/>
-          <w:b w:val="false"/>
-          <w:bCs w:val="false"/>
-          <w:i w:val="false"/>
-          <w:iCs w:val="false"/>
-          <w:snapToGrid w:val="false"/>
-          <w:color w:val="000000"/>
-          <w:spacing w:val="-3"/>
-          <w:kern w:val="0"/>
-          <w:sz w:val="24"/>
-          <w:szCs w:val="24"/>
-          <w:highlight w:val="none"/>
-          <w:vertAlign w:val="baseline"/>
-          <w:em w:val="none"/>
-          <w:lang w:val="en-US" w:bidi="ar-SA" w:eastAsia="en-US"/>
-        </w:rPr>
-        <w:t xml:space="preserve">  </w:t>
-      </w:r>
-      <w:r>
-        <w:rPr>
-          <w:rFonts w:ascii="微软雅黑" w:cs="微软雅黑" w:eastAsia="微软雅黑" w:hAnsi="微软雅黑"/>
-          <w:b w:val="false"/>
-          <w:bCs w:val="false"/>
-          <w:i w:val="false"/>
-          <w:iCs w:val="false"/>
-          <w:snapToGrid w:val="false"/>
-          <w:color w:val="000000"/>
-          <w:kern w:val="0"/>
-          <w:position w:val="4"/>
-          <w:sz w:val="24"/>
-          <w:szCs w:val="24"/>
-          <w:highlight w:val="none"/>
-          <w:vertAlign w:val="baseline"/>
-          <w:em w:val="none"/>
-          <w:lang w:val="en-US" w:bidi="ar-SA" w:eastAsia="en-US"/>
-        </w:rPr>
-        <w:drawing>
-          <wp:inline distL="0" distT="0" distB="0" distR="0">
-            <wp:extent cx="47625" cy="47625"/>
-            <wp:effectExtent l="0" t="0" r="0" b="0"/>
-            <wp:docPr id="1044" name="Image1"/>
-            <wp:cNvGraphicFramePr>
-              <a:graphicFrameLocks xmlns:a="http://schemas.openxmlformats.org/drawingml/2006/main" noChangeAspect="false" noSelect="false" noResize="false" noGrp="false"/>
-            </wp:cNvGraphicFramePr>
-            <a:graphic xmlns:a="http://schemas.openxmlformats.org/drawingml/2006/main">
-              <a:graphicData uri="http://schemas.openxmlformats.org/drawingml/2006/picture">
-                <pic:pic xmlns:pic="http://schemas.openxmlformats.org/drawingml/2006/picture">
-                  <pic:nvPicPr>
-                    <pic:cNvPr id="4" name="Image1"/>
-                    <pic:cNvPicPr/>
-                  </pic:nvPicPr>
-                  <pic:blipFill>
-                    <a:blip r:embed="rId6" cstate="print"/>
-                    <a:srcRect l="0" t="0" r="0" b="0"/>
-                    <a:stretch/>
-                  </pic:blipFill>
-                  <pic:spPr>
-                    <a:xfrm rot="0">
-                      <a:off x="0" y="0"/>
-                      <a:ext cx="47625" cy="47625"/>
-                    </a:xfrm>
-                    <a:prstGeom prst="rect"/>
-                  </pic:spPr>
-                </pic:pic>
-              </a:graphicData>
-            </a:graphic>
-          </wp:inline>
-        </w:drawing>
-      </w:r>
-      <w:r>
-        <w:rPr>
-          <w:rFonts w:ascii="微软雅黑" w:cs="微软雅黑" w:eastAsia="微软雅黑" w:hAnsi="微软雅黑" w:hint="default"/>
-          <w:b w:val="false"/>
-          <w:bCs w:val="false"/>
-          <w:i w:val="false"/>
-          <w:iCs w:val="false"/>
-          <w:snapToGrid w:val="false"/>
-          <w:color w:val="000000"/>
-          <w:kern w:val="0"/>
-          <w:position w:val="4"/>
-          <w:sz w:val="24"/>
-          <w:szCs w:val="24"/>
-          <w:highlight w:val="none"/>
-          <w:vertAlign w:val="baseline"/>
-          <w:em w:val="none"/>
-          <w:lang w:val="en-US" w:bidi="ar-SA" w:eastAsia="en-US"/>
-        </w:rPr>
-        <w:t xml:space="preserve">  </w:t>
-      </w:r>
-      <w:r>
-        <w:rPr>
-          <w:rFonts w:ascii="微软雅黑" w:cs="微软雅黑" w:eastAsia="微软雅黑" w:hAnsi="微软雅黑" w:hint="default"/>
-          <w:b w:val="false"/>
-          <w:bCs w:val="false"/>
-          <w:i w:val="false"/>
-          <w:iCs w:val="false"/>
-          <w:snapToGrid w:val="false"/>
-          <w:color w:val="000000"/>
-          <w:spacing w:val="-3"/>
-          <w:kern w:val="0"/>
-          <w:sz w:val="24"/>
-          <w:szCs w:val="24"/>
-          <w:highlight w:val="none"/>
-          <w:vertAlign w:val="baseline"/>
-          <w:em w:val="none"/>
-          <w:lang w:val="en-US" w:bidi="ar-SA" w:eastAsia="en-US"/>
-        </w:rPr>
-        <w:t>网盘另有仓输入法版本与五笔版本</w:t>
-      </w:r>
-    </w:p>
-    <w:p>
-      <w:pPr>
-        <w:pStyle w:val="style66"/>
-        <w:spacing w:before="210" w:lineRule="auto" w:line="187"/>
-        <w:ind w:left="11"/>
-        <w:outlineLvl w:val="1"/>
-        <w:rPr>
-          <w:spacing w:val="-6"/>
-          <w:sz w:val="38"/>
-          <w:szCs w:val="38"/>
-          <w:lang w:val="en-US"/>
-        </w:rPr>
-      </w:pPr>
-      <w:r>
-        <w:rPr>
-          <w:rFonts w:ascii="Arial" w:cs="Arial" w:eastAsia="Arial" w:hAnsi="Arial" w:hint="default"/>
-          <w:b w:val="false"/>
-          <w:bCs w:val="false"/>
-          <w:i w:val="false"/>
-          <w:iCs w:val="false"/>
-          <w:snapToGrid w:val="false"/>
-          <w:color w:val="ababab"/>
-          <w:spacing w:val="-4"/>
-          <w:kern w:val="0"/>
-          <w:sz w:val="24"/>
-          <w:szCs w:val="24"/>
-          <w:highlight w:val="none"/>
-          <w:vertAlign w:val="baseline"/>
-          <w:em w:val="none"/>
-          <w:lang w:val="en-US" w:bidi="ar-SA" w:eastAsia="en-US"/>
-        </w:rPr>
-        <w:t xml:space="preserve">  </w:t>
-      </w:r>
-      <w:r>
-        <w:rPr>
-          <w:rFonts w:ascii="微软雅黑" w:cs="微软雅黑" w:eastAsia="微软雅黑" w:hAnsi="微软雅黑" w:hint="default"/>
-          <w:b w:val="false"/>
-          <w:bCs w:val="false"/>
-          <w:i w:val="false"/>
-          <w:iCs w:val="false"/>
-          <w:snapToGrid w:val="false"/>
-          <w:color w:val="000000"/>
-          <w:spacing w:val="-3"/>
-          <w:kern w:val="0"/>
-          <w:sz w:val="24"/>
-          <w:szCs w:val="24"/>
-          <w:highlight w:val="none"/>
-          <w:vertAlign w:val="baseline"/>
-          <w:em w:val="none"/>
-          <w:lang w:val="en-US" w:bidi="ar-SA" w:eastAsia="en-US"/>
-        </w:rPr>
-        <w:t xml:space="preserve">  </w:t>
-      </w:r>
-      <w:r>
-        <w:rPr>
-          <w:rFonts w:ascii="微软雅黑" w:cs="微软雅黑" w:eastAsia="微软雅黑" w:hAnsi="微软雅黑"/>
-          <w:b w:val="false"/>
-          <w:bCs w:val="false"/>
-          <w:i w:val="false"/>
-          <w:iCs w:val="false"/>
-          <w:snapToGrid w:val="false"/>
-          <w:color w:val="000000"/>
-          <w:kern w:val="0"/>
-          <w:position w:val="4"/>
-          <w:sz w:val="24"/>
-          <w:szCs w:val="24"/>
-          <w:highlight w:val="none"/>
-          <w:vertAlign w:val="baseline"/>
-          <w:em w:val="none"/>
-          <w:lang w:val="en-US" w:bidi="ar-SA" w:eastAsia="en-US"/>
-        </w:rPr>
-        <w:drawing>
-          <wp:inline distL="0" distT="0" distB="0" distR="0">
-            <wp:extent cx="47625" cy="47625"/>
-            <wp:effectExtent l="0" t="0" r="0" b="0"/>
-            <wp:docPr id="1045" name="Image1"/>
-            <wp:cNvGraphicFramePr>
-              <a:graphicFrameLocks xmlns:a="http://schemas.openxmlformats.org/drawingml/2006/main" noChangeAspect="false" noSelect="false" noResize="false" noGrp="false"/>
-            </wp:cNvGraphicFramePr>
-            <a:graphic xmlns:a="http://schemas.openxmlformats.org/drawingml/2006/main">
-              <a:graphicData uri="http://schemas.openxmlformats.org/drawingml/2006/picture">
-                <pic:pic xmlns:pic="http://schemas.openxmlformats.org/drawingml/2006/picture">
-                  <pic:nvPicPr>
-                    <pic:cNvPr id="4" name="Image1"/>
-                    <pic:cNvPicPr/>
-                  </pic:nvPicPr>
-                  <pic:blipFill>
-                    <a:blip r:embed="rId6" cstate="print"/>
-                    <a:srcRect l="0" t="0" r="0" b="0"/>
-                    <a:stretch/>
-                  </pic:blipFill>
-                  <pic:spPr>
-                    <a:xfrm rot="0">
-                      <a:off x="0" y="0"/>
-                      <a:ext cx="47625" cy="47625"/>
-                    </a:xfrm>
-                    <a:prstGeom prst="rect"/>
-                  </pic:spPr>
-                </pic:pic>
-              </a:graphicData>
-            </a:graphic>
-          </wp:inline>
-        </w:drawing>
-      </w:r>
-      <w:r>
-        <w:rPr>
-          <w:rFonts w:ascii="微软雅黑" w:cs="微软雅黑" w:eastAsia="微软雅黑" w:hAnsi="微软雅黑" w:hint="default"/>
-          <w:b w:val="false"/>
-          <w:bCs w:val="false"/>
-          <w:i w:val="false"/>
-          <w:iCs w:val="false"/>
-          <w:snapToGrid w:val="false"/>
-          <w:color w:val="000000"/>
-          <w:kern w:val="0"/>
-          <w:position w:val="4"/>
-          <w:sz w:val="24"/>
-          <w:szCs w:val="24"/>
-          <w:highlight w:val="none"/>
-          <w:vertAlign w:val="baseline"/>
-          <w:em w:val="none"/>
-          <w:lang w:val="en-US" w:bidi="ar-SA" w:eastAsia="en-US"/>
-        </w:rPr>
-        <w:t xml:space="preserve">  </w:t>
-      </w:r>
-      <w:r>
-        <w:rPr>
-          <w:rFonts w:ascii="微软雅黑" w:cs="微软雅黑" w:eastAsia="微软雅黑" w:hAnsi="微软雅黑" w:hint="default"/>
-          <w:b w:val="false"/>
-          <w:bCs w:val="false"/>
-          <w:i w:val="false"/>
-          <w:iCs w:val="false"/>
-          <w:snapToGrid w:val="false"/>
-          <w:color w:val="000000"/>
-          <w:spacing w:val="-3"/>
-          <w:kern w:val="0"/>
-          <w:sz w:val="24"/>
-          <w:szCs w:val="24"/>
-          <w:highlight w:val="none"/>
-          <w:vertAlign w:val="baseline"/>
-          <w:em w:val="none"/>
-          <w:lang w:val="en-US" w:bidi="ar-SA" w:eastAsia="en-US"/>
-        </w:rPr>
-        <w:t>仓输入法版本说明：</w:t>
-      </w:r>
-    </w:p>
-    <w:p>
-      <w:pPr>
-        <w:pStyle w:val="style0"/>
-        <w:kinsoku w:val="false"/>
-        <w:autoSpaceDE w:val="false"/>
-        <w:autoSpaceDN w:val="false"/>
-        <w:adjustRightInd w:val="false"/>
-        <w:snapToGrid w:val="false"/>
-        <w:spacing w:before="88" w:lineRule="auto" w:line="194"/>
-        <w:ind w:left="142" w:right="181"/>
-        <w:jc w:val="left"/>
-        <w:textAlignment w:val="baseline"/>
-        <w:rPr>
-          <w:spacing w:val="-6"/>
-          <w:sz w:val="38"/>
-          <w:szCs w:val="38"/>
-          <w:lang w:val="en-US"/>
-        </w:rPr>
-      </w:pPr>
-      <w:r>
-        <w:rPr>
-          <w:rFonts w:ascii="Arial" w:cs="Arial" w:eastAsia="Arial" w:hAnsi="Arial" w:hint="default"/>
-          <w:b w:val="false"/>
-          <w:bCs w:val="false"/>
-          <w:i w:val="false"/>
-          <w:iCs w:val="false"/>
-          <w:snapToGrid w:val="false"/>
-          <w:color w:val="ababab"/>
-          <w:spacing w:val="-1"/>
-          <w:kern w:val="0"/>
-          <w:sz w:val="24"/>
-          <w:szCs w:val="24"/>
-          <w:highlight w:val="none"/>
-          <w:vertAlign w:val="baseline"/>
-          <w:em w:val="none"/>
-          <w:lang w:val="en-US" w:bidi="ar-SA" w:eastAsia="en-US"/>
-        </w:rPr>
-        <w:t xml:space="preserve">    1.</w:t>
-      </w:r>
-      <w:r>
-        <w:rPr>
-          <w:rFonts w:ascii="Arial" w:cs="Arial" w:eastAsia="Arial" w:hAnsi="Arial" w:hint="default"/>
-          <w:b w:val="false"/>
-          <w:bCs w:val="false"/>
-          <w:i w:val="false"/>
-          <w:iCs w:val="false"/>
-          <w:snapToGrid w:val="false"/>
-          <w:color w:val="ababab"/>
-          <w:spacing w:val="-1"/>
-          <w:kern w:val="0"/>
-          <w:sz w:val="24"/>
-          <w:szCs w:val="24"/>
-          <w:highlight w:val="none"/>
-          <w:vertAlign w:val="baseline"/>
-          <w:em w:val="none"/>
-          <w:lang w:val="en-US" w:bidi="ar-SA" w:eastAsia="en-US"/>
-        </w:rPr>
-        <w:t xml:space="preserve"> </w:t>
-      </w:r>
-      <w:r>
-        <w:rPr>
-          <w:rFonts w:ascii="微软雅黑" w:cs="微软雅黑" w:eastAsia="微软雅黑" w:hAnsi="微软雅黑" w:hint="default"/>
-          <w:b w:val="false"/>
-          <w:bCs w:val="false"/>
-          <w:i w:val="false"/>
-          <w:iCs w:val="false"/>
-          <w:snapToGrid w:val="false"/>
-          <w:color w:val="000000"/>
-          <w:spacing w:val="-1"/>
-          <w:kern w:val="0"/>
-          <w:sz w:val="24"/>
-          <w:szCs w:val="24"/>
-          <w:highlight w:val="none"/>
-          <w:vertAlign w:val="baseline"/>
-          <w:em w:val="none"/>
-          <w:lang w:val="en-US" w:bidi="ar-SA" w:eastAsia="en-US"/>
-        </w:rPr>
-        <w:t>手动调序：可以在键盘布局</w:t>
-      </w:r>
-      <w:r>
-        <w:rPr>
-          <w:rFonts w:cs="微软雅黑" w:eastAsia="微软雅黑" w:hAnsi="微软雅黑" w:hint="default"/>
-          <w:b w:val="false"/>
-          <w:bCs w:val="false"/>
-          <w:i w:val="false"/>
-          <w:iCs w:val="false"/>
-          <w:snapToGrid w:val="false"/>
-          <w:color w:val="000000"/>
-          <w:spacing w:val="-1"/>
-          <w:kern w:val="0"/>
-          <w:sz w:val="24"/>
-          <w:szCs w:val="24"/>
-          <w:highlight w:val="none"/>
-          <w:vertAlign w:val="baseline"/>
-          <w:em w:val="none"/>
-          <w:lang w:val="en-US" w:bidi="ar-SA" w:eastAsia="en-US"/>
-        </w:rPr>
-        <w:t>→</w:t>
-      </w:r>
-      <w:r>
-        <w:rPr>
-          <w:rFonts w:ascii="微软雅黑" w:cs="微软雅黑" w:eastAsia="微软雅黑" w:hAnsi="微软雅黑" w:hint="default"/>
-          <w:b w:val="false"/>
-          <w:bCs w:val="false"/>
-          <w:i w:val="false"/>
-          <w:iCs w:val="false"/>
-          <w:snapToGrid w:val="false"/>
-          <w:color w:val="000000"/>
-          <w:spacing w:val="-1"/>
-          <w:kern w:val="0"/>
-          <w:sz w:val="24"/>
-          <w:szCs w:val="24"/>
-          <w:highlight w:val="none"/>
-          <w:vertAlign w:val="baseline"/>
-          <w:em w:val="none"/>
-          <w:lang w:val="en-US" w:bidi="ar-SA" w:eastAsia="en-US"/>
-        </w:rPr>
-        <w:t>中文26键</w:t>
-      </w:r>
-      <w:r>
-        <w:rPr>
-          <w:rFonts w:cs="微软雅黑" w:eastAsia="微软雅黑" w:hAnsi="微软雅黑" w:hint="default"/>
-          <w:b w:val="false"/>
-          <w:bCs w:val="false"/>
-          <w:i w:val="false"/>
-          <w:iCs w:val="false"/>
-          <w:snapToGrid w:val="false"/>
-          <w:color w:val="000000"/>
-          <w:spacing w:val="-1"/>
-          <w:kern w:val="0"/>
-          <w:sz w:val="24"/>
-          <w:szCs w:val="24"/>
-          <w:highlight w:val="none"/>
-          <w:vertAlign w:val="baseline"/>
-          <w:em w:val="none"/>
-          <w:lang w:val="en-US" w:bidi="ar-SA" w:eastAsia="en-US"/>
-        </w:rPr>
-        <w:t>→</w:t>
-      </w:r>
-      <w:r>
-        <w:rPr>
-          <w:rFonts w:ascii="微软雅黑" w:cs="微软雅黑" w:eastAsia="微软雅黑" w:hAnsi="微软雅黑" w:hint="default"/>
-          <w:b w:val="false"/>
-          <w:bCs w:val="false"/>
-          <w:i w:val="false"/>
-          <w:iCs w:val="false"/>
-          <w:snapToGrid w:val="false"/>
-          <w:color w:val="000000"/>
-          <w:spacing w:val="-1"/>
-          <w:kern w:val="0"/>
-          <w:sz w:val="24"/>
-          <w:szCs w:val="24"/>
-          <w:highlight w:val="none"/>
-          <w:vertAlign w:val="baseline"/>
-          <w:em w:val="none"/>
-          <w:lang w:val="en-US" w:bidi="ar-SA" w:eastAsia="en-US"/>
-        </w:rPr>
-        <w:t>滑动设置</w:t>
-      </w:r>
-      <w:r>
-        <w:rPr>
-          <w:rFonts w:cs="微软雅黑" w:eastAsia="微软雅黑" w:hAnsi="微软雅黑" w:hint="default"/>
-          <w:b w:val="false"/>
-          <w:bCs w:val="false"/>
-          <w:i w:val="false"/>
-          <w:iCs w:val="false"/>
-          <w:snapToGrid w:val="false"/>
-          <w:color w:val="000000"/>
-          <w:spacing w:val="-1"/>
-          <w:kern w:val="0"/>
-          <w:sz w:val="24"/>
-          <w:szCs w:val="24"/>
-          <w:highlight w:val="none"/>
-          <w:vertAlign w:val="baseline"/>
-          <w:em w:val="none"/>
-          <w:lang w:val="en-US" w:bidi="ar-SA" w:eastAsia="en-US"/>
-        </w:rPr>
-        <w:t>→</w:t>
-      </w:r>
-      <w:r>
-        <w:rPr>
-          <w:rFonts w:ascii="微软雅黑" w:cs="微软雅黑" w:eastAsia="微软雅黑" w:hAnsi="微软雅黑" w:hint="default"/>
-          <w:b w:val="false"/>
-          <w:bCs w:val="false"/>
-          <w:i w:val="false"/>
-          <w:iCs w:val="false"/>
-          <w:snapToGrid w:val="false"/>
-          <w:color w:val="000000"/>
-          <w:spacing w:val="-1"/>
-          <w:kern w:val="0"/>
-          <w:sz w:val="24"/>
-          <w:szCs w:val="24"/>
-          <w:highlight w:val="none"/>
-          <w:vertAlign w:val="baseline"/>
-          <w:em w:val="none"/>
-          <w:lang w:val="en-US" w:bidi="ar-SA" w:eastAsia="en-US"/>
-        </w:rPr>
-        <w:t>k：滑动方向下滑、滑动操作</w:t>
-      </w:r>
-      <w:r>
-        <w:rPr>
-          <w:rFonts w:cs="微软雅黑" w:eastAsia="微软雅黑" w:hAnsi="微软雅黑" w:hint="default"/>
-          <w:b w:val="false"/>
-          <w:bCs w:val="false"/>
-          <w:i w:val="false"/>
-          <w:iCs w:val="false"/>
-          <w:snapToGrid w:val="false"/>
-          <w:color w:val="000000"/>
-          <w:spacing w:val="-1"/>
-          <w:kern w:val="0"/>
-          <w:sz w:val="24"/>
-          <w:szCs w:val="24"/>
-          <w:highlight w:val="none"/>
-          <w:vertAlign w:val="baseline"/>
-          <w:em w:val="none"/>
-          <w:lang w:val="en-US" w:bidi="ar-SA" w:eastAsia="en-US"/>
-        </w:rPr>
-        <w:t>→</w:t>
-      </w:r>
-      <w:r>
-        <w:rPr>
-          <w:rFonts w:ascii="微软雅黑" w:cs="微软雅黑" w:eastAsia="微软雅黑" w:hAnsi="微软雅黑" w:hint="default"/>
-          <w:b w:val="false"/>
-          <w:bCs w:val="false"/>
-          <w:i w:val="false"/>
-          <w:iCs w:val="false"/>
-          <w:snapToGrid w:val="false"/>
-          <w:color w:val="000000"/>
-          <w:spacing w:val="-1"/>
-          <w:kern w:val="0"/>
-          <w:sz w:val="24"/>
-          <w:szCs w:val="24"/>
-          <w:highlight w:val="none"/>
-          <w:vertAlign w:val="baseline"/>
-          <w:em w:val="none"/>
-          <w:lang w:val="en-US" w:bidi="ar-SA" w:eastAsia="en-US"/>
-        </w:rPr>
-        <w:t>快捷指令</w:t>
-      </w:r>
-      <w:r>
-        <w:rPr>
-          <w:rFonts w:cs="微软雅黑" w:eastAsia="微软雅黑" w:hAnsi="微软雅黑" w:hint="default"/>
-          <w:b w:val="false"/>
-          <w:bCs w:val="false"/>
-          <w:i w:val="false"/>
-          <w:iCs w:val="false"/>
-          <w:snapToGrid w:val="false"/>
-          <w:color w:val="000000"/>
-          <w:spacing w:val="-1"/>
-          <w:kern w:val="0"/>
-          <w:sz w:val="24"/>
-          <w:szCs w:val="24"/>
-          <w:highlight w:val="none"/>
-          <w:vertAlign w:val="baseline"/>
-          <w:em w:val="none"/>
-          <w:lang w:val="en-US" w:bidi="ar-SA" w:eastAsia="en-US"/>
-        </w:rPr>
-        <w:t>→</w:t>
-      </w:r>
-      <w:r>
-        <w:rPr>
-          <w:rFonts w:ascii="微软雅黑" w:cs="微软雅黑" w:eastAsia="微软雅黑" w:hAnsi="微软雅黑" w:hint="default"/>
-          <w:b w:val="false"/>
-          <w:bCs w:val="false"/>
-          <w:i w:val="false"/>
-          <w:iCs w:val="false"/>
-          <w:snapToGrid w:val="false"/>
-          <w:color w:val="000000"/>
-          <w:spacing w:val="-1"/>
-          <w:kern w:val="0"/>
-          <w:sz w:val="24"/>
-          <w:szCs w:val="24"/>
-          <w:highlight w:val="none"/>
-          <w:vertAlign w:val="baseline"/>
-          <w:em w:val="none"/>
-          <w:lang w:val="en-US" w:bidi="ar-SA" w:eastAsia="en-US"/>
-        </w:rPr>
-        <w:t>sendkeys()</w:t>
-      </w:r>
-      <w:r>
-        <w:rPr>
-          <w:rFonts w:cs="微软雅黑" w:eastAsia="微软雅黑" w:hAnsi="微软雅黑" w:hint="default"/>
-          <w:b w:val="false"/>
-          <w:bCs w:val="false"/>
-          <w:i w:val="false"/>
-          <w:iCs w:val="false"/>
-          <w:snapToGrid w:val="false"/>
-          <w:color w:val="000000"/>
-          <w:spacing w:val="-1"/>
-          <w:kern w:val="0"/>
-          <w:sz w:val="24"/>
-          <w:szCs w:val="24"/>
-          <w:highlight w:val="none"/>
-          <w:vertAlign w:val="baseline"/>
-          <w:em w:val="none"/>
-          <w:lang w:val="en-US" w:bidi="ar-SA" w:eastAsia="en-US"/>
-        </w:rPr>
-        <w:t>→</w:t>
-      </w:r>
-      <w:r>
-        <w:rPr>
-          <w:rFonts w:ascii="微软雅黑" w:cs="微软雅黑" w:eastAsia="微软雅黑" w:hAnsi="微软雅黑" w:hint="default"/>
-          <w:b w:val="false"/>
-          <w:bCs w:val="false"/>
-          <w:i w:val="false"/>
-          <w:iCs w:val="false"/>
-          <w:snapToGrid w:val="false"/>
-          <w:color w:val="000000"/>
-          <w:spacing w:val="-1"/>
-          <w:kern w:val="0"/>
-          <w:sz w:val="24"/>
-          <w:szCs w:val="24"/>
-          <w:highlight w:val="none"/>
-          <w:vertAlign w:val="baseline"/>
-          <w:em w:val="none"/>
-          <w:lang w:val="en-US" w:bidi="ar-SA" w:eastAsia="en-US"/>
-        </w:rPr>
-        <w:t>自己手动输入一个 ctrl+k  这样可以下滑k实现首选项右移；同理可以输入ctrl+j 作为左移，但是需要先切换高亮候选才能进行左移，一个方法是在键盘布局</w:t>
-      </w:r>
-      <w:r>
-        <w:rPr>
-          <w:rFonts w:cs="微软雅黑" w:eastAsia="微软雅黑" w:hAnsi="微软雅黑" w:hint="default"/>
-          <w:b w:val="false"/>
-          <w:bCs w:val="false"/>
-          <w:i w:val="false"/>
-          <w:iCs w:val="false"/>
-          <w:snapToGrid w:val="false"/>
-          <w:color w:val="000000"/>
-          <w:spacing w:val="-1"/>
-          <w:kern w:val="0"/>
-          <w:sz w:val="24"/>
-          <w:szCs w:val="24"/>
-          <w:highlight w:val="none"/>
-          <w:vertAlign w:val="baseline"/>
-          <w:em w:val="none"/>
-          <w:lang w:val="en-US" w:bidi="ar-SA" w:eastAsia="en-US"/>
-        </w:rPr>
-        <w:t>→</w:t>
-      </w:r>
-      <w:r>
-        <w:rPr>
-          <w:rFonts w:ascii="微软雅黑" w:cs="微软雅黑" w:eastAsia="微软雅黑" w:hAnsi="微软雅黑" w:hint="default"/>
-          <w:b w:val="false"/>
-          <w:bCs w:val="false"/>
-          <w:i w:val="false"/>
-          <w:iCs w:val="false"/>
-          <w:snapToGrid w:val="false"/>
-          <w:color w:val="000000"/>
-          <w:spacing w:val="-1"/>
-          <w:kern w:val="0"/>
-          <w:sz w:val="24"/>
-          <w:szCs w:val="24"/>
-          <w:highlight w:val="none"/>
-          <w:vertAlign w:val="baseline"/>
-          <w:em w:val="none"/>
-          <w:lang w:val="en-US" w:bidi="ar-SA" w:eastAsia="en-US"/>
-        </w:rPr>
-        <w:t>中文26键</w:t>
-      </w:r>
-      <w:r>
-        <w:rPr>
-          <w:rFonts w:cs="微软雅黑" w:eastAsia="微软雅黑" w:hAnsi="微软雅黑" w:hint="default"/>
-          <w:b w:val="false"/>
-          <w:bCs w:val="false"/>
-          <w:i w:val="false"/>
-          <w:iCs w:val="false"/>
-          <w:snapToGrid w:val="false"/>
-          <w:color w:val="000000"/>
-          <w:spacing w:val="-1"/>
-          <w:kern w:val="0"/>
-          <w:sz w:val="24"/>
-          <w:szCs w:val="24"/>
-          <w:highlight w:val="none"/>
-          <w:vertAlign w:val="baseline"/>
-          <w:em w:val="none"/>
-          <w:lang w:val="en-US" w:bidi="ar-SA" w:eastAsia="en-US"/>
-        </w:rPr>
-        <w:t>→</w:t>
-      </w:r>
-      <w:r>
-        <w:rPr>
-          <w:rFonts w:ascii="微软雅黑" w:cs="微软雅黑" w:eastAsia="微软雅黑" w:hAnsi="微软雅黑" w:hint="default"/>
-          <w:b w:val="false"/>
-          <w:bCs w:val="false"/>
-          <w:i w:val="false"/>
-          <w:iCs w:val="false"/>
-          <w:snapToGrid w:val="false"/>
-          <w:color w:val="000000"/>
-          <w:spacing w:val="-1"/>
-          <w:kern w:val="0"/>
-          <w:sz w:val="24"/>
-          <w:szCs w:val="24"/>
-          <w:highlight w:val="none"/>
-          <w:vertAlign w:val="baseline"/>
-          <w:em w:val="none"/>
-          <w:lang w:val="en-US" w:bidi="ar-SA" w:eastAsia="en-US"/>
-        </w:rPr>
-        <w:t>滑动设置-space：滑动方向下滑、滑动操作</w:t>
-      </w:r>
-      <w:r>
-        <w:rPr>
-          <w:rFonts w:cs="微软雅黑" w:eastAsia="微软雅黑" w:hAnsi="微软雅黑" w:hint="default"/>
-          <w:b w:val="false"/>
-          <w:bCs w:val="false"/>
-          <w:i w:val="false"/>
-          <w:iCs w:val="false"/>
-          <w:snapToGrid w:val="false"/>
-          <w:color w:val="000000"/>
-          <w:spacing w:val="-1"/>
-          <w:kern w:val="0"/>
-          <w:sz w:val="24"/>
-          <w:szCs w:val="24"/>
-          <w:highlight w:val="none"/>
-          <w:vertAlign w:val="baseline"/>
-          <w:em w:val="none"/>
-          <w:lang w:val="en-US" w:bidi="ar-SA" w:eastAsia="en-US"/>
-        </w:rPr>
-        <w:t>→</w:t>
-      </w:r>
-      <w:r>
-        <w:rPr>
-          <w:rFonts w:ascii="微软雅黑" w:cs="微软雅黑" w:eastAsia="微软雅黑" w:hAnsi="微软雅黑" w:hint="default"/>
-          <w:b w:val="false"/>
-          <w:bCs w:val="false"/>
-          <w:i w:val="false"/>
-          <w:iCs w:val="false"/>
-          <w:snapToGrid w:val="false"/>
-          <w:color w:val="000000"/>
-          <w:spacing w:val="-1"/>
-          <w:kern w:val="0"/>
-          <w:sz w:val="24"/>
-          <w:szCs w:val="24"/>
-          <w:highlight w:val="none"/>
-          <w:vertAlign w:val="baseline"/>
-          <w:em w:val="none"/>
-          <w:lang w:val="en-US" w:bidi="ar-SA" w:eastAsia="en-US"/>
-        </w:rPr>
-        <w:t>快捷指令</w:t>
-      </w:r>
-      <w:r>
-        <w:rPr>
-          <w:rFonts w:cs="微软雅黑" w:eastAsia="微软雅黑" w:hAnsi="微软雅黑" w:hint="default"/>
-          <w:b w:val="false"/>
-          <w:bCs w:val="false"/>
-          <w:i w:val="false"/>
-          <w:iCs w:val="false"/>
-          <w:snapToGrid w:val="false"/>
-          <w:color w:val="000000"/>
-          <w:spacing w:val="-1"/>
-          <w:kern w:val="0"/>
-          <w:sz w:val="24"/>
-          <w:szCs w:val="24"/>
-          <w:highlight w:val="none"/>
-          <w:vertAlign w:val="baseline"/>
-          <w:em w:val="none"/>
-          <w:lang w:val="en-US" w:bidi="ar-SA" w:eastAsia="en-US"/>
-        </w:rPr>
-        <w:t>→</w:t>
-      </w:r>
-      <w:r>
-        <w:rPr>
-          <w:rFonts w:ascii="微软雅黑" w:cs="微软雅黑" w:eastAsia="微软雅黑" w:hAnsi="微软雅黑" w:hint="default"/>
-          <w:b w:val="false"/>
-          <w:bCs w:val="false"/>
-          <w:i w:val="false"/>
-          <w:iCs w:val="false"/>
-          <w:snapToGrid w:val="false"/>
-          <w:color w:val="000000"/>
-          <w:spacing w:val="-1"/>
-          <w:kern w:val="0"/>
-          <w:sz w:val="24"/>
-          <w:szCs w:val="24"/>
-          <w:highlight w:val="none"/>
-          <w:vertAlign w:val="baseline"/>
-          <w:em w:val="none"/>
-          <w:lang w:val="en-US" w:bidi="ar-SA" w:eastAsia="en-US"/>
-        </w:rPr>
-        <w:t>sendkeys()</w:t>
-      </w:r>
-      <w:r>
-        <w:rPr>
-          <w:rFonts w:cs="微软雅黑" w:eastAsia="微软雅黑" w:hAnsi="微软雅黑" w:hint="default"/>
-          <w:b w:val="false"/>
-          <w:bCs w:val="false"/>
-          <w:i w:val="false"/>
-          <w:iCs w:val="false"/>
-          <w:snapToGrid w:val="false"/>
-          <w:color w:val="000000"/>
-          <w:spacing w:val="-1"/>
-          <w:kern w:val="0"/>
-          <w:sz w:val="24"/>
-          <w:szCs w:val="24"/>
-          <w:highlight w:val="none"/>
-          <w:vertAlign w:val="baseline"/>
-          <w:em w:val="none"/>
-          <w:lang w:val="en-US" w:bidi="ar-SA" w:eastAsia="en-US"/>
-        </w:rPr>
-        <w:t>→</w:t>
-      </w:r>
-      <w:r>
-        <w:rPr>
-          <w:rFonts w:ascii="微软雅黑" w:cs="微软雅黑" w:eastAsia="微软雅黑" w:hAnsi="微软雅黑" w:hint="default"/>
-          <w:b w:val="false"/>
-          <w:bCs w:val="false"/>
-          <w:i w:val="false"/>
-          <w:iCs w:val="false"/>
-          <w:snapToGrid w:val="false"/>
-          <w:color w:val="000000"/>
-          <w:spacing w:val="-1"/>
-          <w:kern w:val="0"/>
-          <w:sz w:val="24"/>
-          <w:szCs w:val="24"/>
-          <w:highlight w:val="none"/>
-          <w:vertAlign w:val="baseline"/>
-          <w:em w:val="none"/>
-          <w:lang w:val="en-US" w:bidi="ar-SA" w:eastAsia="en-US"/>
-        </w:rPr>
-        <w:t>自己手动输入 down 然后继续设置space：滑动方向右滑、滑动操作→快捷指令→sendkeys()→输入 right 这样就可以使用右下滑实现切换高亮候选</w:t>
-      </w:r>
-    </w:p>
-    <w:p>
-      <w:pPr>
-        <w:pStyle w:val="style0"/>
-        <w:kinsoku w:val="false"/>
-        <w:autoSpaceDE w:val="false"/>
-        <w:autoSpaceDN w:val="false"/>
-        <w:adjustRightInd w:val="false"/>
-        <w:snapToGrid w:val="false"/>
-        <w:spacing w:before="88" w:lineRule="auto" w:line="194"/>
-        <w:ind w:left="402" w:right="181" w:hanging="260"/>
-        <w:jc w:val="left"/>
-        <w:textAlignment w:val="baseline"/>
-        <w:rPr>
-          <w:spacing w:val="-6"/>
-          <w:sz w:val="38"/>
-          <w:szCs w:val="38"/>
-          <w:lang w:val="en-US"/>
-        </w:rPr>
-      </w:pPr>
-      <w:r>
-        <w:rPr>
-          <w:rFonts w:ascii="Arial" w:cs="Arial" w:eastAsia="Arial" w:hAnsi="Arial" w:hint="default"/>
-          <w:b w:val="false"/>
-          <w:bCs w:val="false"/>
-          <w:i w:val="false"/>
-          <w:iCs w:val="false"/>
-          <w:snapToGrid w:val="false"/>
-          <w:color w:val="ababab"/>
-          <w:spacing w:val="-1"/>
-          <w:kern w:val="0"/>
-          <w:sz w:val="24"/>
-          <w:szCs w:val="24"/>
-          <w:highlight w:val="none"/>
-          <w:vertAlign w:val="baseline"/>
-          <w:em w:val="none"/>
-          <w:lang w:val="en-US" w:bidi="ar-SA" w:eastAsia="en-US"/>
-        </w:rPr>
-        <w:t xml:space="preserve">    2.</w:t>
-      </w:r>
-      <w:r>
-        <w:rPr>
-          <w:rFonts w:ascii="Arial" w:cs="Arial" w:eastAsia="Arial" w:hAnsi="Arial" w:hint="default"/>
-          <w:b w:val="false"/>
-          <w:bCs w:val="false"/>
-          <w:i w:val="false"/>
-          <w:iCs w:val="false"/>
-          <w:snapToGrid w:val="false"/>
-          <w:color w:val="ababab"/>
-          <w:spacing w:val="-1"/>
-          <w:kern w:val="0"/>
-          <w:sz w:val="24"/>
-          <w:szCs w:val="24"/>
-          <w:highlight w:val="none"/>
-          <w:vertAlign w:val="baseline"/>
-          <w:em w:val="none"/>
-          <w:lang w:val="en-US" w:bidi="ar-SA" w:eastAsia="en-US"/>
-        </w:rPr>
-        <w:t xml:space="preserve"> </w:t>
-      </w:r>
-      <w:r>
-        <w:rPr>
-          <w:rFonts w:ascii="微软雅黑" w:cs="微软雅黑" w:eastAsia="微软雅黑" w:hAnsi="微软雅黑" w:hint="default"/>
-          <w:b w:val="false"/>
-          <w:bCs w:val="false"/>
-          <w:i w:val="false"/>
-          <w:iCs w:val="false"/>
-          <w:snapToGrid w:val="false"/>
-          <w:color w:val="000000"/>
-          <w:spacing w:val="-1"/>
-          <w:kern w:val="0"/>
-          <w:sz w:val="24"/>
-          <w:szCs w:val="24"/>
-          <w:highlight w:val="none"/>
-          <w:vertAlign w:val="baseline"/>
-          <w:em w:val="none"/>
-          <w:lang w:val="en-US" w:bidi="ar-SA" w:eastAsia="en-US"/>
-        </w:rPr>
-        <w:t>使用键盘皮肤可解锁更多功能</w:t>
-      </w:r>
-    </w:p>
-    <w:p>
-      <w:pPr>
-        <w:pStyle w:val="style0"/>
-        <w:kinsoku w:val="false"/>
-        <w:autoSpaceDE w:val="false"/>
-        <w:autoSpaceDN w:val="false"/>
-        <w:adjustRightInd w:val="false"/>
-        <w:snapToGrid w:val="false"/>
-        <w:spacing w:before="88" w:lineRule="auto" w:line="194"/>
-        <w:ind w:left="402" w:right="181"/>
-        <w:jc w:val="left"/>
-        <w:textAlignment w:val="baseline"/>
-        <w:rPr>
-          <w:spacing w:val="-6"/>
-          <w:sz w:val="38"/>
-          <w:szCs w:val="38"/>
-          <w:lang w:val="en-US"/>
-        </w:rPr>
-      </w:pPr>
-      <w:r>
-        <w:rPr>
-          <w:rFonts w:ascii="Arial" w:cs="Arial" w:eastAsia="Arial" w:hAnsi="Arial" w:hint="default"/>
-          <w:b w:val="false"/>
-          <w:bCs w:val="false"/>
-          <w:i w:val="false"/>
-          <w:iCs w:val="false"/>
-          <w:snapToGrid w:val="false"/>
-          <w:color w:val="ababab"/>
-          <w:spacing w:val="-1"/>
-          <w:kern w:val="0"/>
-          <w:sz w:val="24"/>
-          <w:szCs w:val="24"/>
-          <w:highlight w:val="none"/>
-          <w:vertAlign w:val="baseline"/>
-          <w:em w:val="none"/>
-          <w:lang w:val="en-US" w:bidi="ar-SA" w:eastAsia="en-US"/>
-        </w:rPr>
-        <w:t>3.</w:t>
-      </w:r>
-      <w:r>
-        <w:rPr>
-          <w:rFonts w:ascii="Arial" w:cs="Arial" w:eastAsia="Arial" w:hAnsi="Arial" w:hint="default"/>
-          <w:b w:val="false"/>
-          <w:bCs w:val="false"/>
-          <w:i w:val="false"/>
-          <w:iCs w:val="false"/>
-          <w:snapToGrid w:val="false"/>
-          <w:color w:val="ababab"/>
-          <w:spacing w:val="-1"/>
-          <w:kern w:val="0"/>
-          <w:sz w:val="24"/>
-          <w:szCs w:val="24"/>
-          <w:highlight w:val="none"/>
-          <w:vertAlign w:val="baseline"/>
-          <w:em w:val="none"/>
-          <w:lang w:val="en-US" w:bidi="ar-SA" w:eastAsia="en-US"/>
-        </w:rPr>
-        <w:t xml:space="preserve"> </w:t>
-      </w:r>
-      <w:r>
-        <w:rPr>
-          <w:rFonts w:ascii="微软雅黑" w:cs="微软雅黑" w:eastAsia="微软雅黑" w:hAnsi="微软雅黑" w:hint="default"/>
-          <w:b w:val="false"/>
-          <w:bCs w:val="false"/>
-          <w:i w:val="false"/>
-          <w:iCs w:val="false"/>
-          <w:snapToGrid w:val="false"/>
-          <w:color w:val="000000"/>
-          <w:spacing w:val="-1"/>
-          <w:kern w:val="0"/>
-          <w:sz w:val="24"/>
-          <w:szCs w:val="24"/>
-          <w:highlight w:val="none"/>
-          <w:vertAlign w:val="baseline"/>
-          <w:em w:val="none"/>
-          <w:lang w:val="en-US" w:bidi="ar-SA" w:eastAsia="en-US"/>
-        </w:rPr>
-        <w:t>ios永久化适配：自造简词（/zwj将ios记录导入custom_phrase/user.txt文件，/jcql清空所有简词记录）</w:t>
-      </w:r>
-    </w:p>
-    <w:p>
-      <w:pPr>
-        <w:pStyle w:val="style66"/>
-        <w:spacing w:before="210" w:lineRule="auto" w:line="187"/>
-        <w:outlineLvl w:val="1"/>
-        <w:rPr>
-          <w:spacing w:val="-6"/>
-          <w:sz w:val="38"/>
-          <w:szCs w:val="38"/>
-          <w:lang w:val="en-US"/>
-        </w:rPr>
-      </w:pPr>
-    </w:p>
-    <w:p>
-      <w:pPr>
-        <w:pStyle w:val="style66"/>
-        <w:spacing w:before="210" w:lineRule="auto" w:line="187"/>
-        <w:ind w:left="11"/>
-        <w:outlineLvl w:val="1"/>
-        <w:rPr>
-          <w:sz w:val="38"/>
-          <w:szCs w:val="38"/>
-        </w:rPr>
-      </w:pPr>
-      <w:r>
-        <w:rPr>
-          <w:spacing w:val="-6"/>
-          <w:sz w:val="38"/>
-          <w:szCs w:val="38"/>
-          <w:lang w:val="en-US"/>
-        </w:rPr>
-        <w:t>六</w:t>
-      </w:r>
-      <w:r>
-        <w:rPr>
-          <w:spacing w:val="-6"/>
-          <w:sz w:val="38"/>
-          <w:szCs w:val="38"/>
-        </w:rPr>
-        <w:t>、</w:t>
-      </w:r>
-      <w:r>
-        <w:rPr>
-          <w:spacing w:val="-85"/>
-          <w:sz w:val="38"/>
-          <w:szCs w:val="38"/>
-        </w:rPr>
-        <w:t xml:space="preserve"> </w:t>
-      </w:r>
-      <w:r>
-        <w:rPr>
-          <w:spacing w:val="-6"/>
-          <w:sz w:val="38"/>
-          <w:szCs w:val="38"/>
-        </w:rPr>
-        <w:t>常见问题与解决</w:t>
-      </w:r>
-    </w:p>
-    <w:p>
-      <w:pPr>
-        <w:pStyle w:val="style0"/>
-        <w:kinsoku w:val="false"/>
-        <w:autoSpaceDE w:val="false"/>
-        <w:autoSpaceDN w:val="false"/>
-        <w:adjustRightInd w:val="false"/>
-        <w:snapToGrid w:val="false"/>
-        <w:spacing w:before="213" w:lineRule="auto" w:line="182"/>
-        <w:ind w:left="56"/>
-        <w:jc w:val="left"/>
-        <w:textAlignment w:val="baseline"/>
-        <w:outlineLvl w:val="0"/>
-        <w:rPr>
-          <w:spacing w:val="-10"/>
-          <w:sz w:val="34"/>
-          <w:szCs w:val="34"/>
-        </w:rPr>
-      </w:pPr>
-      <w:r>
-        <w:rPr>
-          <w:rFonts w:ascii="微软雅黑" w:cs="微软雅黑" w:eastAsia="微软雅黑" w:hAnsi="微软雅黑" w:hint="default"/>
-          <w:b w:val="false"/>
-          <w:bCs w:val="false"/>
-          <w:i w:val="false"/>
-          <w:iCs w:val="false"/>
-          <w:snapToGrid w:val="false"/>
-          <w:color w:val="000000"/>
-          <w:spacing w:val="-9"/>
-          <w:kern w:val="0"/>
-          <w:sz w:val="34"/>
-          <w:szCs w:val="34"/>
-          <w:highlight w:val="none"/>
-          <w:vertAlign w:val="baseline"/>
-          <w:em w:val="none"/>
-          <w:lang w:val="en-US" w:bidi="ar-SA" w:eastAsia="en-US"/>
-        </w:rPr>
-        <w:t>（⼀）</w:t>
-      </w:r>
-      <w:r>
-        <w:rPr>
-          <w:rFonts w:ascii="微软雅黑" w:cs="微软雅黑" w:eastAsia="微软雅黑" w:hAnsi="微软雅黑" w:hint="default"/>
-          <w:b w:val="false"/>
-          <w:bCs w:val="false"/>
-          <w:i w:val="false"/>
-          <w:iCs w:val="false"/>
-          <w:snapToGrid w:val="false"/>
-          <w:color w:val="000000"/>
-          <w:spacing w:val="-9"/>
-          <w:kern w:val="0"/>
-          <w:sz w:val="34"/>
-          <w:szCs w:val="34"/>
-          <w:highlight w:val="none"/>
-          <w:vertAlign w:val="baseline"/>
-          <w:em w:val="none"/>
-          <w:lang w:val="en-US" w:bidi="ar-SA" w:eastAsia="en-US"/>
-        </w:rPr>
-        <w:t>使用.custom.yaml补丁</w:t>
-      </w:r>
-    </w:p>
-    <w:p>
-      <w:pPr>
-        <w:pStyle w:val="style0"/>
-        <w:kinsoku w:val="false"/>
-        <w:autoSpaceDE w:val="false"/>
-        <w:autoSpaceDN w:val="false"/>
-        <w:adjustRightInd w:val="false"/>
-        <w:snapToGrid w:val="false"/>
-        <w:spacing w:before="104" w:lineRule="auto" w:line="187"/>
-        <w:ind w:left="4"/>
-        <w:jc w:val="left"/>
-        <w:textAlignment w:val="baseline"/>
-        <w:rPr>
-          <w:rFonts w:ascii="微软雅黑" w:cs="微软雅黑" w:eastAsia="微软雅黑" w:hAnsi="微软雅黑" w:hint="default"/>
-          <w:b w:val="false"/>
-          <w:bCs w:val="false"/>
-          <w:i w:val="false"/>
-          <w:iCs w:val="false"/>
-          <w:snapToGrid w:val="false"/>
-          <w:color w:val="000000"/>
-          <w:spacing w:val="-3"/>
-          <w:kern w:val="0"/>
-          <w:sz w:val="24"/>
-          <w:szCs w:val="24"/>
-          <w:highlight w:val="none"/>
-          <w:vertAlign w:val="baseline"/>
-          <w:em w:val="none"/>
-          <w:lang w:val="en-US" w:bidi="ar-SA" w:eastAsia="en-US"/>
-        </w:rPr>
-      </w:pPr>
-      <w:r>
-        <w:rPr>
-          <w:rFonts w:ascii="微软雅黑" w:cs="微软雅黑" w:eastAsia="微软雅黑" w:hAnsi="微软雅黑"/>
-          <w:b w:val="false"/>
-          <w:bCs w:val="false"/>
-          <w:i w:val="false"/>
-          <w:iCs w:val="false"/>
-          <w:snapToGrid w:val="false"/>
-          <w:color w:val="000000"/>
-          <w:kern w:val="0"/>
-          <w:position w:val="4"/>
-          <w:sz w:val="24"/>
-          <w:szCs w:val="24"/>
-          <w:highlight w:val="none"/>
-          <w:vertAlign w:val="baseline"/>
-          <w:em w:val="none"/>
-          <w:lang w:val="en-US" w:bidi="ar-SA" w:eastAsia="en-US"/>
-        </w:rPr>
-        <w:drawing>
-          <wp:inline distL="0" distT="0" distB="0" distR="0">
-            <wp:extent cx="47625" cy="47625"/>
-            <wp:effectExtent l="0" t="0" r="0" b="0"/>
-            <wp:docPr id="1046" name="Image1"/>
-            <wp:cNvGraphicFramePr>
-              <a:graphicFrameLocks xmlns:a="http://schemas.openxmlformats.org/drawingml/2006/main" noChangeAspect="false" noSelect="false" noResize="false" noGrp="false"/>
-            </wp:cNvGraphicFramePr>
-            <a:graphic xmlns:a="http://schemas.openxmlformats.org/drawingml/2006/main">
-              <a:graphicData uri="http://schemas.openxmlformats.org/drawingml/2006/picture">
-                <pic:pic xmlns:pic="http://schemas.openxmlformats.org/drawingml/2006/picture">
-                  <pic:nvPicPr>
-                    <pic:cNvPr id="3" name="Image1"/>
-                    <pic:cNvPicPr/>
-                  </pic:nvPicPr>
-                  <pic:blipFill>
-                    <a:blip r:embed="rId5" cstate="print"/>
-                    <a:srcRect l="0" t="0" r="0" b="0"/>
-                    <a:stretch/>
-                  </pic:blipFill>
-                  <pic:spPr>
-                    <a:xfrm rot="0">
-                      <a:off x="0" y="0"/>
-                      <a:ext cx="47625" cy="47625"/>
-                    </a:xfrm>
-                    <a:prstGeom prst="rect"/>
-                  </pic:spPr>
-                </pic:pic>
-              </a:graphicData>
-            </a:graphic>
-          </wp:inline>
-        </w:drawing>
-      </w:r>
-      <w:r>
-        <w:rPr>
-          <w:rFonts w:ascii="微软雅黑" w:cs="微软雅黑" w:eastAsia="微软雅黑" w:hAnsi="微软雅黑" w:hint="default"/>
-          <w:b w:val="false"/>
-          <w:bCs w:val="false"/>
-          <w:i w:val="false"/>
-          <w:iCs w:val="false"/>
-          <w:snapToGrid w:val="false"/>
-          <w:color w:val="000000"/>
-          <w:kern w:val="0"/>
-          <w:position w:val="4"/>
-          <w:sz w:val="24"/>
-          <w:szCs w:val="24"/>
-          <w:highlight w:val="none"/>
-          <w:vertAlign w:val="baseline"/>
-          <w:em w:val="none"/>
-          <w:lang w:val="en-US" w:bidi="ar-SA" w:eastAsia="en-US"/>
-        </w:rPr>
-        <w:t xml:space="preserve">  </w:t>
-      </w:r>
-      <w:r>
-        <w:rPr>
-          <w:rFonts w:ascii="微软雅黑" w:cs="微软雅黑" w:eastAsia="微软雅黑" w:hAnsi="微软雅黑" w:hint="default"/>
-          <w:b w:val="false"/>
-          <w:bCs w:val="false"/>
-          <w:i w:val="false"/>
-          <w:iCs w:val="false"/>
-          <w:snapToGrid w:val="false"/>
-          <w:color w:val="000000"/>
-          <w:spacing w:val="-3"/>
-          <w:kern w:val="0"/>
-          <w:sz w:val="24"/>
-          <w:szCs w:val="24"/>
-          <w:highlight w:val="none"/>
-          <w:vertAlign w:val="baseline"/>
-          <w:em w:val="none"/>
-          <w:lang w:val="en-US" w:bidi="ar-SA" w:eastAsia="en-US"/>
-        </w:rPr>
-        <w:t>可覆盖同名.schema.yaml、weasel.yaml 和 default.yaml对应设置</w:t>
-      </w:r>
-    </w:p>
-    <w:p>
-      <w:pPr>
-        <w:pStyle w:val="style0"/>
-        <w:kinsoku w:val="false"/>
-        <w:autoSpaceDE w:val="false"/>
-        <w:autoSpaceDN w:val="false"/>
-        <w:adjustRightInd w:val="false"/>
-        <w:snapToGrid w:val="false"/>
-        <w:spacing w:before="275" w:lineRule="auto" w:line="160"/>
-        <w:jc w:val="left"/>
-        <w:textAlignment w:val="baseline"/>
-        <w:rPr>
-          <w:rFonts w:ascii="微软雅黑" w:cs="微软雅黑" w:eastAsia="微软雅黑" w:hAnsi="微软雅黑" w:hint="default"/>
-          <w:b w:val="false"/>
-          <w:bCs w:val="false"/>
-          <w:i w:val="false"/>
-          <w:iCs w:val="false"/>
-          <w:snapToGrid w:val="false"/>
-          <w:color w:val="000000"/>
-          <w:spacing w:val="-3"/>
-          <w:kern w:val="0"/>
-          <w:sz w:val="24"/>
-          <w:szCs w:val="24"/>
-          <w:highlight w:val="none"/>
-          <w:vertAlign w:val="baseline"/>
-          <w:em w:val="none"/>
-          <w:lang w:val="en-US" w:bidi="ar-SA" w:eastAsia="en-US"/>
-        </w:rPr>
-      </w:pPr>
-      <w:r>
-        <w:rPr>
-          <w:rFonts w:ascii="微软雅黑" w:cs="微软雅黑" w:eastAsia="微软雅黑" w:hAnsi="微软雅黑"/>
-          <w:b w:val="false"/>
-          <w:bCs w:val="false"/>
-          <w:i w:val="false"/>
-          <w:iCs w:val="false"/>
-          <w:snapToGrid w:val="false"/>
-          <w:color w:val="000000"/>
-          <w:kern w:val="0"/>
-          <w:position w:val="4"/>
-          <w:sz w:val="24"/>
-          <w:szCs w:val="24"/>
-          <w:highlight w:val="none"/>
-          <w:vertAlign w:val="baseline"/>
-          <w:em w:val="none"/>
-          <w:lang w:val="en-US" w:bidi="ar-SA" w:eastAsia="en-US"/>
-        </w:rPr>
-        <w:drawing>
-          <wp:inline distL="0" distT="0" distB="0" distR="0">
-            <wp:extent cx="47625" cy="47625"/>
-            <wp:effectExtent l="0" t="0" r="0" b="0"/>
-            <wp:docPr id="1047" name="Image1"/>
-            <wp:cNvGraphicFramePr>
-              <a:graphicFrameLocks xmlns:a="http://schemas.openxmlformats.org/drawingml/2006/main" noChangeAspect="false" noSelect="false" noResize="false" noGrp="false"/>
-            </wp:cNvGraphicFramePr>
-            <a:graphic xmlns:a="http://schemas.openxmlformats.org/drawingml/2006/main">
-              <a:graphicData uri="http://schemas.openxmlformats.org/drawingml/2006/picture">
-                <pic:pic xmlns:pic="http://schemas.openxmlformats.org/drawingml/2006/picture">
-                  <pic:nvPicPr>
-                    <pic:cNvPr id="3" name="Image1"/>
-                    <pic:cNvPicPr/>
-                  </pic:nvPicPr>
-                  <pic:blipFill>
-                    <a:blip r:embed="rId5" cstate="print"/>
-                    <a:srcRect l="0" t="0" r="0" b="0"/>
-                    <a:stretch/>
-                  </pic:blipFill>
-                  <pic:spPr>
-                    <a:xfrm rot="0">
-                      <a:off x="0" y="0"/>
-                      <a:ext cx="47625" cy="47625"/>
-                    </a:xfrm>
-                    <a:prstGeom prst="rect"/>
-                  </pic:spPr>
-                </pic:pic>
-              </a:graphicData>
-            </a:graphic>
-          </wp:inline>
-        </w:drawing>
-      </w:r>
-      <w:r>
-        <w:rPr>
-          <w:rFonts w:ascii="微软雅黑" w:cs="微软雅黑" w:eastAsia="微软雅黑" w:hAnsi="微软雅黑" w:hint="default"/>
-          <w:b w:val="false"/>
-          <w:bCs w:val="false"/>
-          <w:i w:val="false"/>
-          <w:iCs w:val="false"/>
-          <w:snapToGrid w:val="false"/>
-          <w:color w:val="000000"/>
-          <w:kern w:val="0"/>
-          <w:position w:val="4"/>
-          <w:sz w:val="24"/>
-          <w:szCs w:val="24"/>
-          <w:highlight w:val="none"/>
-          <w:vertAlign w:val="baseline"/>
-          <w:em w:val="none"/>
-          <w:lang w:val="en-US" w:bidi="ar-SA" w:eastAsia="en-US"/>
-        </w:rPr>
-        <w:t xml:space="preserve">  </w:t>
-      </w:r>
-      <w:r>
-        <w:rPr>
-          <w:rFonts w:ascii="微软雅黑" w:cs="微软雅黑" w:eastAsia="微软雅黑" w:hAnsi="微软雅黑" w:hint="default"/>
-          <w:b w:val="false"/>
-          <w:bCs w:val="false"/>
-          <w:i w:val="false"/>
-          <w:iCs w:val="false"/>
-          <w:snapToGrid w:val="false"/>
-          <w:color w:val="000000"/>
           <w:spacing w:val="-2"/>
           <w:kern w:val="0"/>
           <w:sz w:val="24"/>
@@ -22247,7 +22550,7 @@
                     <pic:cNvPicPr/>
                   </pic:nvPicPr>
                   <pic:blipFill>
-                    <a:blip r:embed="rId6" cstate="print"/>
+                    <a:blip r:embed="rId7" cstate="print"/>
                     <a:srcRect l="0" t="0" r="0" b="0"/>
                     <a:stretch/>
                   </pic:blipFill>
@@ -22813,7 +23116,7 @@
                     <pic:cNvPicPr/>
                   </pic:nvPicPr>
                   <pic:blipFill>
-                    <a:blip r:embed="rId6" cstate="print"/>
+                    <a:blip r:embed="rId7" cstate="print"/>
                     <a:srcRect l="0" t="0" r="0" b="0"/>
                     <a:stretch/>
                   </pic:blipFill>
@@ -22955,7 +23258,7 @@
                     <pic:cNvPicPr/>
                   </pic:nvPicPr>
                   <pic:blipFill>
-                    <a:blip r:embed="rId6" cstate="print"/>
+                    <a:blip r:embed="rId7" cstate="print"/>
                     <a:srcRect l="0" t="0" r="0" b="0"/>
                     <a:stretch/>
                   </pic:blipFill>
@@ -23208,7 +23511,7 @@
                     <pic:cNvPicPr/>
                   </pic:nvPicPr>
                   <pic:blipFill>
-                    <a:blip r:embed="rId6" cstate="print"/>
+                    <a:blip r:embed="rId7" cstate="print"/>
                     <a:srcRect l="0" t="0" r="0" b="0"/>
                     <a:stretch/>
                   </pic:blipFill>
@@ -23350,7 +23653,7 @@
                     <pic:cNvPicPr/>
                   </pic:nvPicPr>
                   <pic:blipFill>
-                    <a:blip r:embed="rId6" cstate="print"/>
+                    <a:blip r:embed="rId7" cstate="print"/>
                     <a:srcRect l="0" t="0" r="0" b="0"/>
                     <a:stretch/>
                   </pic:blipFill>
@@ -23603,7 +23906,7 @@
                     <pic:cNvPicPr/>
                   </pic:nvPicPr>
                   <pic:blipFill>
-                    <a:blip r:embed="rId6" cstate="print"/>
+                    <a:blip r:embed="rId7" cstate="print"/>
                     <a:srcRect l="0" t="0" r="0" b="0"/>
                     <a:stretch/>
                   </pic:blipFill>
@@ -23836,7 +24139,7 @@
                     <pic:cNvPicPr/>
                   </pic:nvPicPr>
                   <pic:blipFill>
-                    <a:blip r:embed="rId6" cstate="print"/>
+                    <a:blip r:embed="rId7" cstate="print"/>
                     <a:srcRect l="0" t="0" r="0" b="0"/>
                     <a:stretch/>
                   </pic:blipFill>
@@ -23998,7 +24301,7 @@
                     <pic:cNvPicPr/>
                   </pic:nvPicPr>
                   <pic:blipFill>
-                    <a:blip r:embed="rId6" cstate="print"/>
+                    <a:blip r:embed="rId7" cstate="print"/>
                     <a:srcRect l="0" t="0" r="0" b="0"/>
                     <a:stretch/>
                   </pic:blipFill>
@@ -24124,7 +24427,7 @@
                     <pic:cNvPicPr/>
                   </pic:nvPicPr>
                   <pic:blipFill>
-                    <a:blip r:embed="rId6" cstate="print"/>
+                    <a:blip r:embed="rId7" cstate="print"/>
                     <a:srcRect l="0" t="0" r="0" b="0"/>
                     <a:stretch/>
                   </pic:blipFill>
@@ -24285,7 +24588,7 @@
                     <pic:cNvPicPr/>
                   </pic:nvPicPr>
                   <pic:blipFill>
-                    <a:blip r:embed="rId7" cstate="print"/>
+                    <a:blip r:embed="rId8" cstate="print"/>
                     <a:srcRect l="0" t="0" r="0" b="0"/>
                     <a:stretch/>
                   </pic:blipFill>
